--- a/12-通用拓扑结构/01-串联/串联谐振结构/串联谐振结构.docx
+++ b/12-通用拓扑结构/01-串联/串联谐振结构/串联谐振结构.docx
@@ -2446,6 +2446,20 @@
     </w:p>
     <w:bookmarkEnd w:id="26"/>
     <w:bookmarkEnd w:id="27"/>
+    <w:p>
+      <w:pPr>
+        <w:spacing w:before="360"/>
+        <w:jc w:val="center"/>
+      </w:pPr>
+      <w:r>
+        <w:rPr>
+          <w:rFonts w:ascii="Times New Roman" w:hAnsi="Times New Roman"/>
+          <w:color w:val="555555"/>
+          <w:sz w:val="21"/>
+        </w:rPr>
+        <w:t>材料收集者：杜文杰</w:t>
+      </w:r>
+    </w:p>
     <w:sectPr>
       <w:headerReference r:id="rId9" w:type="default"/>
       <w:footerReference r:id="rId10" w:type="default"/>

--- a/12-通用拓扑结构/01-串联/串联谐振结构/串联谐振结构.docx
+++ b/12-通用拓扑结构/01-串联/串联谐振结构/串联谐振结构.docx
@@ -1,6 +1,6 @@
 
 <file path=word/document.xml><?xml version="1.0" encoding="utf-8"?>
-<w:document xmlns:w="http://schemas.openxmlformats.org/wordprocessingml/2006/main" xmlns:m="http://schemas.openxmlformats.org/officeDocument/2006/math" xmlns:r="http://schemas.openxmlformats.org/officeDocument/2006/relationships" xmlns:o="urn:schemas-microsoft-com:office:office" xmlns:v="urn:schemas-microsoft-com:vml" xmlns:w10="urn:schemas-microsoft-com:office:word" xmlns:a="http://schemas.openxmlformats.org/drawingml/2006/main" xmlns:pic="http://schemas.openxmlformats.org/drawingml/2006/picture" xmlns:wp="http://schemas.openxmlformats.org/drawingml/2006/wordprocessingDrawing">
+<w:document xmlns:m="http://schemas.openxmlformats.org/officeDocument/2006/math" xmlns:r="http://schemas.openxmlformats.org/officeDocument/2006/relationships" xmlns:w="http://schemas.openxmlformats.org/wordprocessingml/2006/main" xmlns:o="urn:schemas-microsoft-com:office:office" xmlns:v="urn:schemas-microsoft-com:vml" xmlns:w10="urn:schemas-microsoft-com:office:word" xmlns:a="http://schemas.openxmlformats.org/drawingml/2006/main" xmlns:pic="http://schemas.openxmlformats.org/drawingml/2006/picture" xmlns:wp="http://schemas.openxmlformats.org/drawingml/2006/wordprocessingDrawing">
   <w:body>
     <w:bookmarkStart w:id="27" w:name="串联谐振结构"/>
     <w:p>
@@ -9,7 +9,7 @@
       </w:pPr>
       <w:r>
         <w:rPr>
-          <w:rFonts w:hint="eastAsia"/>
+          <w:rFonts w:hint="eastAsia" w:eastAsia="黑体"/>
         </w:rPr>
         <w:t xml:space="preserve">串联谐振结构</w:t>
       </w:r>
@@ -21,7 +21,7 @@
       </w:pPr>
       <w:r>
         <w:rPr>
-          <w:rFonts w:hint="eastAsia"/>
+          <w:rFonts w:hint="eastAsia" w:eastAsia="黑体"/>
         </w:rPr>
         <w:t xml:space="preserve">拓扑描述</w:t>
       </w:r>
@@ -32,16 +32,19 @@
       </w:pPr>
       <w:r>
         <w:rPr>
-          <w:rFonts w:hint="eastAsia"/>
+          <w:rFonts w:hint="eastAsia" w:eastAsia="黑体"/>
         </w:rPr>
         <w:t xml:space="preserve">由</w:t>
       </w:r>
       <w:r>
+        <w:rPr>
+          <w:rFonts w:eastAsia="黑体"/>
+        </w:rPr>
         <w:t xml:space="preserve"> </w:t>
       </w:r>
       <w:r>
         <w:rPr>
-          <w:rFonts w:hint="eastAsia"/>
+          <w:rFonts w:hint="eastAsia" w:eastAsia="黑体"/>
           <w:b/>
           <w:bCs/>
         </w:rPr>
@@ -49,6 +52,7 @@
       </w:r>
       <w:r>
         <w:rPr>
+          <w:rFonts w:eastAsia="黑体"/>
           <w:b/>
           <w:bCs/>
         </w:rPr>
@@ -60,11 +64,14 @@
         </m:r>
       </m:oMath>
       <w:r>
+        <w:rPr>
+          <w:rFonts w:eastAsia="黑体"/>
+        </w:rPr>
         <w:t xml:space="preserve">、</w:t>
       </w:r>
       <w:r>
         <w:rPr>
-          <w:rFonts w:hint="eastAsia"/>
+          <w:rFonts w:hint="eastAsia" w:eastAsia="黑体"/>
           <w:b/>
           <w:bCs/>
         </w:rPr>
@@ -72,6 +79,7 @@
       </w:r>
       <w:r>
         <w:rPr>
+          <w:rFonts w:eastAsia="黑体"/>
           <w:b/>
           <w:bCs/>
         </w:rPr>
@@ -83,11 +91,14 @@
         </m:r>
       </m:oMath>
       <w:r>
+        <w:rPr>
+          <w:rFonts w:eastAsia="黑体"/>
+        </w:rPr>
         <w:t xml:space="preserve">、</w:t>
       </w:r>
       <w:r>
         <w:rPr>
-          <w:rFonts w:hint="eastAsia"/>
+          <w:rFonts w:hint="eastAsia" w:eastAsia="黑体"/>
           <w:b/>
           <w:bCs/>
         </w:rPr>
@@ -95,6 +106,7 @@
       </w:r>
       <w:r>
         <w:rPr>
+          <w:rFonts w:eastAsia="黑体"/>
           <w:b/>
           <w:bCs/>
         </w:rPr>
@@ -107,42 +119,51 @@
       </m:oMath>
       <w:r>
         <w:rPr>
-          <w:rFonts w:hint="eastAsia"/>
+          <w:rFonts w:hint="eastAsia" w:eastAsia="黑体"/>
         </w:rPr>
         <w:t xml:space="preserve">（常代表线圈内阻与回路损耗）与</w:t>
       </w:r>
       <w:r>
+        <w:rPr>
+          <w:rFonts w:eastAsia="黑体"/>
+        </w:rPr>
         <w:t xml:space="preserve"> </w:t>
       </w:r>
       <w:r>
         <w:rPr>
-          <w:rFonts w:hint="eastAsia"/>
+          <w:rFonts w:hint="eastAsia" w:eastAsia="黑体"/>
           <w:b/>
           <w:bCs/>
         </w:rPr>
         <w:t xml:space="preserve">信号源</w:t>
       </w:r>
       <w:r>
+        <w:rPr>
+          <w:rFonts w:eastAsia="黑体"/>
+        </w:rPr>
         <w:t xml:space="preserve"> </w:t>
       </w:r>
       <w:r>
         <w:rPr>
-          <w:rFonts w:hint="eastAsia"/>
+          <w:rFonts w:hint="eastAsia" w:eastAsia="黑体"/>
         </w:rPr>
         <w:t xml:space="preserve">依次串联构成单回路网络。电路共有</w:t>
       </w:r>
       <w:r>
+        <w:rPr>
+          <w:rFonts w:eastAsia="黑体"/>
+        </w:rPr>
         <w:t xml:space="preserve"> 4 </w:t>
       </w:r>
       <w:r>
         <w:rPr>
-          <w:rFonts w:hint="eastAsia"/>
+          <w:rFonts w:hint="eastAsia" w:eastAsia="黑体"/>
         </w:rPr>
         <w:t xml:space="preserve">个关键节点：</w:t>
       </w:r>
       <w:r>
         <w:rPr>
-          <w:rFonts w:hint="eastAsia"/>
+          <w:rFonts w:hint="eastAsia" w:eastAsia="黑体"/>
           <w:b/>
           <w:bCs/>
         </w:rPr>
@@ -150,6 +171,7 @@
       </w:r>
       <w:r>
         <w:rPr>
+          <w:rFonts w:eastAsia="黑体"/>
           <w:b/>
           <w:bCs/>
         </w:rPr>
@@ -157,7 +179,7 @@
       </w:r>
       <w:r>
         <w:rPr>
-          <w:rFonts w:hint="eastAsia"/>
+          <w:rFonts w:hint="eastAsia" w:eastAsia="黑体"/>
           <w:b/>
           <w:bCs/>
         </w:rPr>
@@ -165,11 +187,14 @@
       </w:r>
       <w:r>
         <w:rPr>
-          <w:rFonts w:hint="eastAsia"/>
+          <w:rFonts w:hint="eastAsia" w:eastAsia="黑体"/>
         </w:rPr>
         <w:t xml:space="preserve">（信号源的正端与</w:t>
       </w:r>
       <w:r>
+        <w:rPr>
+          <w:rFonts w:eastAsia="黑体"/>
+        </w:rPr>
         <w:t xml:space="preserve"> </w:t>
       </w:r>
       <m:oMath>
@@ -178,17 +203,20 @@
         </m:r>
       </m:oMath>
       <w:r>
+        <w:rPr>
+          <w:rFonts w:eastAsia="黑体"/>
+        </w:rPr>
         <w:t xml:space="preserve"> </w:t>
       </w:r>
       <w:r>
         <w:rPr>
-          <w:rFonts w:hint="eastAsia"/>
+          <w:rFonts w:hint="eastAsia" w:eastAsia="黑体"/>
         </w:rPr>
         <w:t xml:space="preserve">的一端相连）；</w:t>
       </w:r>
       <w:r>
         <w:rPr>
-          <w:rFonts w:hint="eastAsia"/>
+          <w:rFonts w:hint="eastAsia" w:eastAsia="黑体"/>
           <w:b/>
           <w:bCs/>
         </w:rPr>
@@ -196,6 +224,7 @@
       </w:r>
       <w:r>
         <w:rPr>
+          <w:rFonts w:eastAsia="黑体"/>
           <w:b/>
           <w:bCs/>
         </w:rPr>
@@ -203,7 +232,7 @@
       </w:r>
       <w:r>
         <w:rPr>
-          <w:rFonts w:hint="eastAsia"/>
+          <w:rFonts w:hint="eastAsia" w:eastAsia="黑体"/>
           <w:b/>
           <w:bCs/>
         </w:rPr>
@@ -211,7 +240,7 @@
       </w:r>
       <w:r>
         <w:rPr>
-          <w:rFonts w:hint="eastAsia"/>
+          <w:rFonts w:hint="eastAsia" w:eastAsia="黑体"/>
         </w:rPr>
         <w:t xml:space="preserve">（</w:t>
       </w:r>
@@ -221,15 +250,21 @@
         </m:r>
       </m:oMath>
       <w:r>
+        <w:rPr>
+          <w:rFonts w:eastAsia="黑体"/>
+        </w:rPr>
         <w:t xml:space="preserve"> </w:t>
       </w:r>
       <w:r>
         <w:rPr>
-          <w:rFonts w:hint="eastAsia"/>
+          <w:rFonts w:hint="eastAsia" w:eastAsia="黑体"/>
         </w:rPr>
         <w:t xml:space="preserve">的另一端与</w:t>
       </w:r>
       <w:r>
+        <w:rPr>
+          <w:rFonts w:eastAsia="黑体"/>
+        </w:rPr>
         <w:t xml:space="preserve"> </w:t>
       </w:r>
       <m:oMath>
@@ -238,17 +273,20 @@
         </m:r>
       </m:oMath>
       <w:r>
+        <w:rPr>
+          <w:rFonts w:eastAsia="黑体"/>
+        </w:rPr>
         <w:t xml:space="preserve"> </w:t>
       </w:r>
       <w:r>
         <w:rPr>
-          <w:rFonts w:hint="eastAsia"/>
+          <w:rFonts w:hint="eastAsia" w:eastAsia="黑体"/>
         </w:rPr>
         <w:t xml:space="preserve">的一端相连）；</w:t>
       </w:r>
       <w:r>
         <w:rPr>
-          <w:rFonts w:hint="eastAsia"/>
+          <w:rFonts w:hint="eastAsia" w:eastAsia="黑体"/>
           <w:b/>
           <w:bCs/>
         </w:rPr>
@@ -256,6 +294,7 @@
       </w:r>
       <w:r>
         <w:rPr>
+          <w:rFonts w:eastAsia="黑体"/>
           <w:b/>
           <w:bCs/>
         </w:rPr>
@@ -263,7 +302,7 @@
       </w:r>
       <w:r>
         <w:rPr>
-          <w:rFonts w:hint="eastAsia"/>
+          <w:rFonts w:hint="eastAsia" w:eastAsia="黑体"/>
           <w:b/>
           <w:bCs/>
         </w:rPr>
@@ -271,7 +310,7 @@
       </w:r>
       <w:r>
         <w:rPr>
-          <w:rFonts w:hint="eastAsia"/>
+          <w:rFonts w:hint="eastAsia" w:eastAsia="黑体"/>
         </w:rPr>
         <w:t xml:space="preserve">（</w:t>
       </w:r>
@@ -281,15 +320,21 @@
         </m:r>
       </m:oMath>
       <w:r>
+        <w:rPr>
+          <w:rFonts w:eastAsia="黑体"/>
+        </w:rPr>
         <w:t xml:space="preserve"> </w:t>
       </w:r>
       <w:r>
         <w:rPr>
-          <w:rFonts w:hint="eastAsia"/>
+          <w:rFonts w:hint="eastAsia" w:eastAsia="黑体"/>
         </w:rPr>
         <w:t xml:space="preserve">的另一端与</w:t>
       </w:r>
       <w:r>
+        <w:rPr>
+          <w:rFonts w:eastAsia="黑体"/>
+        </w:rPr>
         <w:t xml:space="preserve"> </w:t>
       </w:r>
       <m:oMath>
@@ -298,17 +343,20 @@
         </m:r>
       </m:oMath>
       <w:r>
+        <w:rPr>
+          <w:rFonts w:eastAsia="黑体"/>
+        </w:rPr>
         <w:t xml:space="preserve"> </w:t>
       </w:r>
       <w:r>
         <w:rPr>
-          <w:rFonts w:hint="eastAsia"/>
+          <w:rFonts w:hint="eastAsia" w:eastAsia="黑体"/>
         </w:rPr>
         <w:t xml:space="preserve">的一端相连）；</w:t>
       </w:r>
       <w:r>
         <w:rPr>
-          <w:rFonts w:hint="eastAsia"/>
+          <w:rFonts w:hint="eastAsia" w:eastAsia="黑体"/>
           <w:b/>
           <w:bCs/>
         </w:rPr>
@@ -316,6 +364,7 @@
       </w:r>
       <w:r>
         <w:rPr>
+          <w:rFonts w:eastAsia="黑体"/>
           <w:b/>
           <w:bCs/>
         </w:rPr>
@@ -323,7 +372,7 @@
       </w:r>
       <w:r>
         <w:rPr>
-          <w:rFonts w:hint="eastAsia"/>
+          <w:rFonts w:hint="eastAsia" w:eastAsia="黑体"/>
           <w:b/>
           <w:bCs/>
         </w:rPr>
@@ -331,7 +380,7 @@
       </w:r>
       <w:r>
         <w:rPr>
-          <w:rFonts w:hint="eastAsia"/>
+          <w:rFonts w:hint="eastAsia" w:eastAsia="黑体"/>
         </w:rPr>
         <w:t xml:space="preserve">（</w:t>
       </w:r>
@@ -341,11 +390,14 @@
         </m:r>
       </m:oMath>
       <w:r>
+        <w:rPr>
+          <w:rFonts w:eastAsia="黑体"/>
+        </w:rPr>
         <w:t xml:space="preserve"> </w:t>
       </w:r>
       <w:r>
         <w:rPr>
-          <w:rFonts w:hint="eastAsia"/>
+          <w:rFonts w:hint="eastAsia" w:eastAsia="黑体"/>
         </w:rPr>
         <w:t xml:space="preserve">的另一端与信号源的负端/地相连）。</w:t>
       </w:r>
@@ -354,7 +406,7 @@
       <w:pPr/>
       <w:r>
         <w:rPr>
-          <w:rFonts w:hint="eastAsia"/>
+          <w:rFonts w:hint="eastAsia" w:eastAsia="黑体"/>
         </w:rPr>
         <w:t xml:space="preserve">各元件管脚连接：</w:t>
       </w:r>
@@ -364,20 +416,26 @@
         </m:r>
       </m:oMath>
       <w:r>
+        <w:rPr>
+          <w:rFonts w:eastAsia="黑体"/>
+        </w:rPr>
         <w:t xml:space="preserve"> </w:t>
       </w:r>
       <w:r>
         <w:rPr>
-          <w:rFonts w:hint="eastAsia"/>
+          <w:rFonts w:hint="eastAsia" w:eastAsia="黑体"/>
         </w:rPr>
         <w:t xml:space="preserve">一端接输入节点、另一端接</w:t>
       </w:r>
       <w:r>
+        <w:rPr>
+          <w:rFonts w:eastAsia="黑体"/>
+        </w:rPr>
         <w:t xml:space="preserve"> R-L </w:t>
       </w:r>
       <w:r>
         <w:rPr>
-          <w:rFonts w:hint="eastAsia"/>
+          <w:rFonts w:hint="eastAsia" w:eastAsia="黑体"/>
         </w:rPr>
         <w:t xml:space="preserve">节点；</w:t>
       </w:r>
@@ -387,29 +445,38 @@
         </m:r>
       </m:oMath>
       <w:r>
+        <w:rPr>
+          <w:rFonts w:eastAsia="黑体"/>
+        </w:rPr>
         <w:t xml:space="preserve"> </w:t>
       </w:r>
       <w:r>
         <w:rPr>
-          <w:rFonts w:hint="eastAsia"/>
+          <w:rFonts w:hint="eastAsia" w:eastAsia="黑体"/>
         </w:rPr>
         <w:t xml:space="preserve">一端接</w:t>
       </w:r>
       <w:r>
+        <w:rPr>
+          <w:rFonts w:eastAsia="黑体"/>
+        </w:rPr>
         <w:t xml:space="preserve"> R-L </w:t>
       </w:r>
       <w:r>
         <w:rPr>
-          <w:rFonts w:hint="eastAsia"/>
+          <w:rFonts w:hint="eastAsia" w:eastAsia="黑体"/>
         </w:rPr>
         <w:t xml:space="preserve">节点、另一端接</w:t>
       </w:r>
       <w:r>
+        <w:rPr>
+          <w:rFonts w:eastAsia="黑体"/>
+        </w:rPr>
         <w:t xml:space="preserve"> L-C </w:t>
       </w:r>
       <w:r>
         <w:rPr>
-          <w:rFonts w:hint="eastAsia"/>
+          <w:rFonts w:hint="eastAsia" w:eastAsia="黑体"/>
         </w:rPr>
         <w:t xml:space="preserve">节点；</w:t>
       </w:r>
@@ -419,37 +486,46 @@
         </m:r>
       </m:oMath>
       <w:r>
+        <w:rPr>
+          <w:rFonts w:eastAsia="黑体"/>
+        </w:rPr>
         <w:t xml:space="preserve"> </w:t>
       </w:r>
       <w:r>
         <w:rPr>
-          <w:rFonts w:hint="eastAsia"/>
+          <w:rFonts w:hint="eastAsia" w:eastAsia="黑体"/>
         </w:rPr>
         <w:t xml:space="preserve">一端接</w:t>
       </w:r>
       <w:r>
+        <w:rPr>
+          <w:rFonts w:eastAsia="黑体"/>
+        </w:rPr>
         <w:t xml:space="preserve"> L-C </w:t>
       </w:r>
       <w:r>
         <w:rPr>
-          <w:rFonts w:hint="eastAsia"/>
+          <w:rFonts w:hint="eastAsia" w:eastAsia="黑体"/>
         </w:rPr>
         <w:t xml:space="preserve">节点、另一端接回流节点；</w:t>
       </w:r>
       <w:r>
         <w:rPr>
-          <w:rFonts w:hint="eastAsia"/>
+          <w:rFonts w:hint="eastAsia" w:eastAsia="黑体"/>
           <w:b/>
           <w:bCs/>
         </w:rPr>
         <w:t xml:space="preserve">信号源</w:t>
       </w:r>
       <w:r>
+        <w:rPr>
+          <w:rFonts w:eastAsia="黑体"/>
+        </w:rPr>
         <w:t xml:space="preserve"> </w:t>
       </w:r>
       <w:r>
         <w:rPr>
-          <w:rFonts w:hint="eastAsia"/>
+          <w:rFonts w:hint="eastAsia" w:eastAsia="黑体"/>
         </w:rPr>
         <w:t xml:space="preserve">正端接输入节点、负端接回流节点（地）。整条支路在节点①与节点④之间构成唯一回路。</w:t>
       </w:r>
@@ -458,7 +534,7 @@
       <w:pPr/>
       <w:r>
         <w:rPr>
-          <w:rFonts w:hint="eastAsia"/>
+          <w:rFonts w:hint="eastAsia" w:eastAsia="黑体"/>
         </w:rPr>
         <w:t xml:space="preserve">由此构成”信号源、</w:t>
       </w:r>
@@ -468,6 +544,9 @@
         </m:r>
       </m:oMath>
       <w:r>
+        <w:rPr>
+          <w:rFonts w:eastAsia="黑体"/>
+        </w:rPr>
         <w:t xml:space="preserve">、</w:t>
       </w:r>
       <m:oMath>
@@ -476,6 +555,9 @@
         </m:r>
       </m:oMath>
       <w:r>
+        <w:rPr>
+          <w:rFonts w:eastAsia="黑体"/>
+        </w:rPr>
         <w:t xml:space="preserve">、</w:t>
       </w:r>
       <m:oMath>
@@ -484,20 +566,26 @@
         </m:r>
       </m:oMath>
       <w:r>
+        <w:rPr>
+          <w:rFonts w:eastAsia="黑体"/>
+        </w:rPr>
         <w:t xml:space="preserve"> </w:t>
       </w:r>
       <w:r>
         <w:rPr>
-          <w:rFonts w:hint="eastAsia"/>
+          <w:rFonts w:hint="eastAsia" w:eastAsia="黑体"/>
         </w:rPr>
         <w:t xml:space="preserve">首尾串接成一单回路”的</w:t>
       </w:r>
       <w:r>
+        <w:rPr>
+          <w:rFonts w:eastAsia="黑体"/>
+        </w:rPr>
         <w:t xml:space="preserve"> RLC </w:t>
       </w:r>
       <w:r>
         <w:rPr>
-          <w:rFonts w:hint="eastAsia"/>
+          <w:rFonts w:hint="eastAsia" w:eastAsia="黑体"/>
         </w:rPr>
         <w:t xml:space="preserve">串联谐振组态，在谐振频率处回路呈纯阻性且阻抗最小，是带通滤波、选频与无线电调谐的基础结构。</w:t>
       </w:r>
@@ -510,7 +598,7 @@
       </w:pPr>
       <w:r>
         <w:rPr>
-          <w:rFonts w:hint="eastAsia"/>
+          <w:rFonts w:hint="eastAsia" w:eastAsia="黑体"/>
         </w:rPr>
         <w:t xml:space="preserve">工作原理</w:t>
       </w:r>
@@ -521,11 +609,14 @@
       </w:pPr>
       <w:r>
         <w:rPr>
-          <w:rFonts w:hint="eastAsia"/>
+          <w:rFonts w:hint="eastAsia" w:eastAsia="黑体"/>
         </w:rPr>
         <w:t xml:space="preserve">电感感抗</w:t>
       </w:r>
       <w:r>
+        <w:rPr>
+          <w:rFonts w:eastAsia="黑体"/>
+        </w:rPr>
         <w:t xml:space="preserve"> </w:t>
       </w:r>
       <m:oMath>
@@ -555,15 +646,21 @@
         </m:r>
       </m:oMath>
       <w:r>
+        <w:rPr>
+          <w:rFonts w:eastAsia="黑体"/>
+        </w:rPr>
         <w:t xml:space="preserve"> </w:t>
       </w:r>
       <w:r>
         <w:rPr>
-          <w:rFonts w:hint="eastAsia"/>
+          <w:rFonts w:hint="eastAsia" w:eastAsia="黑体"/>
         </w:rPr>
         <w:t xml:space="preserve">与电容容抗</w:t>
       </w:r>
       <w:r>
+        <w:rPr>
+          <w:rFonts w:eastAsia="黑体"/>
+        </w:rPr>
         <w:t xml:space="preserve"> </w:t>
       </w:r>
       <m:oMath>
@@ -605,11 +702,14 @@
         </m:f>
       </m:oMath>
       <w:r>
+        <w:rPr>
+          <w:rFonts w:eastAsia="黑体"/>
+        </w:rPr>
         <w:t xml:space="preserve"> </w:t>
       </w:r>
       <w:r>
         <w:rPr>
-          <w:rFonts w:hint="eastAsia"/>
+          <w:rFonts w:hint="eastAsia" w:eastAsia="黑体"/>
         </w:rPr>
         <w:t xml:space="preserve">随频率反向变化，在某一频率处二者大小相等、相互抵消，回路呈纯阻性且阻抗最小，电流达到最大，即为谐振。</w:t>
       </w:r>
@@ -622,7 +722,7 @@
       </w:pPr>
       <w:r>
         <w:rPr>
-          <w:rFonts w:hint="eastAsia"/>
+          <w:rFonts w:hint="eastAsia" w:eastAsia="黑体"/>
         </w:rPr>
         <w:t xml:space="preserve">关键计算公式</w:t>
       </w:r>
@@ -636,7 +736,7 @@
       </w:pPr>
       <w:r>
         <w:rPr>
-          <w:rFonts w:hint="eastAsia"/>
+          <w:rFonts w:hint="eastAsia" w:eastAsia="黑体"/>
         </w:rPr>
         <w:t xml:space="preserve">谐振角频率：</w:t>
       </w:r>
@@ -707,7 +807,7 @@
       </w:pPr>
       <w:r>
         <w:rPr>
-          <w:rFonts w:hint="eastAsia"/>
+          <w:rFonts w:hint="eastAsia" w:eastAsia="黑体"/>
         </w:rPr>
         <w:t xml:space="preserve">谐振频率：</w:t>
       </w:r>
@@ -784,7 +884,7 @@
       </w:pPr>
       <w:r>
         <w:rPr>
-          <w:rFonts w:hint="eastAsia"/>
+          <w:rFonts w:hint="eastAsia" w:eastAsia="黑体"/>
         </w:rPr>
         <w:t xml:space="preserve">品质因数：</w:t>
       </w:r>
@@ -891,16 +991,19 @@
       </w:pPr>
       <w:r>
         <w:rPr>
-          <w:rFonts w:hint="eastAsia"/>
+          <w:rFonts w:hint="eastAsia" w:eastAsia="黑体"/>
         </w:rPr>
         <w:t xml:space="preserve">带宽（-3</w:t>
       </w:r>
       <w:r>
+        <w:rPr>
+          <w:rFonts w:eastAsia="黑体"/>
+        </w:rPr>
         <w:t xml:space="preserve"> </w:t>
       </w:r>
       <w:r>
         <w:rPr>
-          <w:rFonts w:hint="eastAsia"/>
+          <w:rFonts w:hint="eastAsia" w:eastAsia="黑体"/>
         </w:rPr>
         <w:t xml:space="preserve">dB）：</w:t>
       </w:r>
@@ -993,7 +1096,7 @@
       </w:pPr>
       <w:r>
         <w:rPr>
-          <w:rFonts w:hint="eastAsia"/>
+          <w:rFonts w:hint="eastAsia" w:eastAsia="黑体"/>
         </w:rPr>
         <w:t xml:space="preserve">串联谐振总阻抗：</w:t>
       </w:r>
@@ -1081,7 +1184,7 @@
       </w:pPr>
       <w:r>
         <w:rPr>
-          <w:rFonts w:hint="eastAsia"/>
+          <w:rFonts w:hint="eastAsia" w:eastAsia="黑体"/>
         </w:rPr>
         <w:t xml:space="preserve">谐振时阻抗（取最小值）：</w:t>
       </w:r>
@@ -1151,7 +1254,7 @@
             </w:pPr>
             <w:r>
               <w:rPr>
-                <w:rFonts w:hint="eastAsia"/>
+                <w:rFonts w:hint="eastAsia" w:eastAsia="黑体"/>
               </w:rPr>
               <w:t xml:space="preserve">符号</w:t>
             </w:r>
@@ -1165,7 +1268,7 @@
             </w:pPr>
             <w:r>
               <w:rPr>
-                <w:rFonts w:hint="eastAsia"/>
+                <w:rFonts w:hint="eastAsia" w:eastAsia="黑体"/>
               </w:rPr>
               <w:t xml:space="preserve">含义</w:t>
             </w:r>
@@ -1179,7 +1282,7 @@
             </w:pPr>
             <w:r>
               <w:rPr>
-                <w:rFonts w:hint="eastAsia"/>
+                <w:rFonts w:hint="eastAsia" w:eastAsia="黑体"/>
               </w:rPr>
               <w:t xml:space="preserve">单位</w:t>
             </w:r>
@@ -1199,6 +1302,9 @@
               </m:r>
             </m:oMath>
             <w:r>
+              <w:rPr>
+                <w:rFonts w:eastAsia="黑体"/>
+              </w:rPr>
               <w:t xml:space="preserve">​</w:t>
             </w:r>
           </w:p>
@@ -1211,7 +1317,7 @@
             </w:pPr>
             <w:r>
               <w:rPr>
-                <w:rFonts w:hint="eastAsia"/>
+                <w:rFonts w:hint="eastAsia" w:eastAsia="黑体"/>
               </w:rPr>
               <w:t xml:space="preserve">电感</w:t>
             </w:r>
@@ -1224,6 +1330,9 @@
               <w:pStyle w:val="Compact"/>
             </w:pPr>
             <w:r>
+              <w:rPr>
+                <w:rFonts w:eastAsia="黑体"/>
+              </w:rPr>
               <w:t xml:space="preserve">H</w:t>
             </w:r>
           </w:p>
@@ -1242,6 +1351,9 @@
               </m:r>
             </m:oMath>
             <w:r>
+              <w:rPr>
+                <w:rFonts w:eastAsia="黑体"/>
+              </w:rPr>
               <w:t xml:space="preserve">​</w:t>
             </w:r>
           </w:p>
@@ -1254,7 +1366,7 @@
             </w:pPr>
             <w:r>
               <w:rPr>
-                <w:rFonts w:hint="eastAsia"/>
+                <w:rFonts w:hint="eastAsia" w:eastAsia="黑体"/>
               </w:rPr>
               <w:t xml:space="preserve">电容</w:t>
             </w:r>
@@ -1267,6 +1379,9 @@
               <w:pStyle w:val="Compact"/>
             </w:pPr>
             <w:r>
+              <w:rPr>
+                <w:rFonts w:eastAsia="黑体"/>
+              </w:rPr>
               <w:t xml:space="preserve">F</w:t>
             </w:r>
           </w:p>
@@ -1285,6 +1400,9 @@
               </m:r>
             </m:oMath>
             <w:r>
+              <w:rPr>
+                <w:rFonts w:eastAsia="黑体"/>
+              </w:rPr>
               <w:t xml:space="preserve">​</w:t>
             </w:r>
           </w:p>
@@ -1297,7 +1415,7 @@
             </w:pPr>
             <w:r>
               <w:rPr>
-                <w:rFonts w:hint="eastAsia"/>
+                <w:rFonts w:hint="eastAsia" w:eastAsia="黑体"/>
               </w:rPr>
               <w:t xml:space="preserve">回路等效电阻（含损耗）</w:t>
             </w:r>
@@ -1310,6 +1428,9 @@
               <w:pStyle w:val="Compact"/>
             </w:pPr>
             <w:r>
+              <w:rPr>
+                <w:rFonts w:eastAsia="黑体"/>
+              </w:rPr>
               <w:t xml:space="preserve">Ω</w:t>
             </w:r>
           </w:p>
@@ -1337,6 +1458,9 @@
               </m:sSub>
             </m:oMath>
             <w:r>
+              <w:rPr>
+                <w:rFonts w:eastAsia="黑体"/>
+              </w:rPr>
               <w:t xml:space="preserve">​</w:t>
             </w:r>
           </w:p>
@@ -1349,7 +1473,7 @@
             </w:pPr>
             <w:r>
               <w:rPr>
-                <w:rFonts w:hint="eastAsia"/>
+                <w:rFonts w:hint="eastAsia" w:eastAsia="黑体"/>
               </w:rPr>
               <w:t xml:space="preserve">谐振频率</w:t>
             </w:r>
@@ -1362,6 +1486,9 @@
               <w:pStyle w:val="Compact"/>
             </w:pPr>
             <w:r>
+              <w:rPr>
+                <w:rFonts w:eastAsia="黑体"/>
+              </w:rPr>
               <w:t xml:space="preserve">Hz</w:t>
             </w:r>
           </w:p>
@@ -1380,6 +1507,9 @@
               </m:r>
             </m:oMath>
             <w:r>
+              <w:rPr>
+                <w:rFonts w:eastAsia="黑体"/>
+              </w:rPr>
               <w:t xml:space="preserve">​</w:t>
             </w:r>
           </w:p>
@@ -1392,7 +1522,7 @@
             </w:pPr>
             <w:r>
               <w:rPr>
-                <w:rFonts w:hint="eastAsia"/>
+                <w:rFonts w:hint="eastAsia" w:eastAsia="黑体"/>
               </w:rPr>
               <w:t xml:space="preserve">品质因数</w:t>
             </w:r>
@@ -1406,7 +1536,7 @@
             </w:pPr>
             <w:r>
               <w:rPr>
-                <w:rFonts w:hint="eastAsia"/>
+                <w:rFonts w:hint="eastAsia" w:eastAsia="黑体"/>
               </w:rPr>
               <w:t xml:space="preserve">—（无量纲）</w:t>
             </w:r>
@@ -1432,6 +1562,9 @@
               </m:r>
             </m:oMath>
             <w:r>
+              <w:rPr>
+                <w:rFonts w:eastAsia="黑体"/>
+              </w:rPr>
               <w:t xml:space="preserve">​</w:t>
             </w:r>
           </w:p>
@@ -1444,7 +1577,7 @@
             </w:pPr>
             <w:r>
               <w:rPr>
-                <w:rFonts w:hint="eastAsia"/>
+                <w:rFonts w:hint="eastAsia" w:eastAsia="黑体"/>
               </w:rPr>
               <w:t xml:space="preserve">通频带宽度</w:t>
             </w:r>
@@ -1457,6 +1590,9 @@
               <w:pStyle w:val="Compact"/>
             </w:pPr>
             <w:r>
+              <w:rPr>
+                <w:rFonts w:eastAsia="黑体"/>
+              </w:rPr>
               <w:t xml:space="preserve">Hz</w:t>
             </w:r>
           </w:p>
@@ -1471,7 +1607,7 @@
       </w:pPr>
       <w:r>
         <w:rPr>
-          <w:rFonts w:hint="eastAsia"/>
+          <w:rFonts w:hint="eastAsia" w:eastAsia="黑体"/>
         </w:rPr>
         <w:t xml:space="preserve">元件调整影响</w:t>
       </w:r>
@@ -1486,6 +1622,7 @@
       </w:pPr>
       <w:r>
         <w:rPr>
+          <w:rFonts w:eastAsia="黑体"/>
           <w:b/>
           <w:bCs/>
         </w:rPr>
@@ -1493,7 +1630,7 @@
       </w:r>
       <w:r>
         <w:rPr>
-          <w:rFonts w:hint="eastAsia"/>
+          <w:rFonts w:hint="eastAsia" w:eastAsia="黑体"/>
           <w:b/>
           <w:bCs/>
         </w:rPr>
@@ -1501,18 +1638,28 @@
       </w:r>
       <w:r>
         <w:rPr>
+          <w:rFonts w:eastAsia="黑体"/>
           <w:b/>
           <w:bCs/>
         </w:rPr>
         <w:t xml:space="preserve"> C↑</w:t>
       </w:r>
       <w:r>
+        <w:rPr>
+          <w:rFonts w:eastAsia="黑体"/>
+        </w:rPr>
         <w:t xml:space="preserve"> </w:t>
       </w:r>
       <w:r>
+        <w:rPr>
+          <w:rFonts w:eastAsia="黑体"/>
+        </w:rPr>
         <w:t xml:space="preserve">→</w:t>
       </w:r>
       <w:r>
+        <w:rPr>
+          <w:rFonts w:eastAsia="黑体"/>
+        </w:rPr>
         <w:t xml:space="preserve"> </w:t>
       </w:r>
       <m:oMath>
@@ -1530,11 +1677,14 @@
         </m:sSub>
       </m:oMath>
       <w:r>
+        <w:rPr>
+          <w:rFonts w:eastAsia="黑体"/>
+        </w:rPr>
         <w:t xml:space="preserve"> </w:t>
       </w:r>
       <w:r>
         <w:rPr>
-          <w:rFonts w:hint="eastAsia"/>
+          <w:rFonts w:hint="eastAsia" w:eastAsia="黑体"/>
         </w:rPr>
         <w:t xml:space="preserve">下降（谐振点向低频移动）。</w:t>
       </w:r>
@@ -1549,18 +1699,28 @@
       </w:pPr>
       <w:r>
         <w:rPr>
+          <w:rFonts w:eastAsia="黑体"/>
           <w:b/>
           <w:bCs/>
         </w:rPr>
         <w:t xml:space="preserve">R↑</w:t>
       </w:r>
       <w:r>
+        <w:rPr>
+          <w:rFonts w:eastAsia="黑体"/>
+        </w:rPr>
         <w:t xml:space="preserve"> </w:t>
       </w:r>
       <w:r>
+        <w:rPr>
+          <w:rFonts w:eastAsia="黑体"/>
+        </w:rPr>
         <w:t xml:space="preserve">→</w:t>
       </w:r>
       <w:r>
+        <w:rPr>
+          <w:rFonts w:eastAsia="黑体"/>
+        </w:rPr>
         <w:t xml:space="preserve"> </w:t>
       </w:r>
       <m:oMath>
@@ -1569,11 +1729,14 @@
         </m:r>
       </m:oMath>
       <w:r>
+        <w:rPr>
+          <w:rFonts w:eastAsia="黑体"/>
+        </w:rPr>
         <w:t xml:space="preserve"> </w:t>
       </w:r>
       <w:r>
         <w:rPr>
-          <w:rFonts w:hint="eastAsia"/>
+          <w:rFonts w:hint="eastAsia" w:eastAsia="黑体"/>
         </w:rPr>
         <w:t xml:space="preserve">下降，</w:t>
       </w:r>
@@ -1589,11 +1752,14 @@
         </m:r>
       </m:oMath>
       <w:r>
+        <w:rPr>
+          <w:rFonts w:eastAsia="黑体"/>
+        </w:rPr>
         <w:t xml:space="preserve"> </w:t>
       </w:r>
       <w:r>
         <w:rPr>
-          <w:rFonts w:hint="eastAsia"/>
+          <w:rFonts w:hint="eastAsia" w:eastAsia="黑体"/>
         </w:rPr>
         <w:t xml:space="preserve">变宽，选频能力变弱，谐振电流峰值减小。</w:t>
       </w:r>
@@ -1608,7 +1774,7 @@
       </w:pPr>
       <w:r>
         <w:rPr>
-          <w:rFonts w:hint="eastAsia"/>
+          <w:rFonts w:hint="eastAsia" w:eastAsia="黑体"/>
           <w:b/>
           <w:bCs/>
         </w:rPr>
@@ -1616,6 +1782,7 @@
       </w:r>
       <w:r>
         <w:rPr>
+          <w:rFonts w:eastAsia="黑体"/>
           <w:b/>
           <w:bCs/>
         </w:rPr>
@@ -1631,6 +1798,7 @@
       </m:oMath>
       <w:r>
         <w:rPr>
+          <w:rFonts w:eastAsia="黑体"/>
           <w:b/>
           <w:bCs/>
         </w:rPr>
@@ -1638,7 +1806,7 @@
       </w:r>
       <w:r>
         <w:rPr>
-          <w:rFonts w:hint="eastAsia"/>
+          <w:rFonts w:hint="eastAsia" w:eastAsia="黑体"/>
           <w:b/>
           <w:bCs/>
         </w:rPr>
@@ -1646,6 +1814,7 @@
       </w:r>
       <w:r>
         <w:rPr>
+          <w:rFonts w:eastAsia="黑体"/>
           <w:b/>
           <w:bCs/>
         </w:rPr>
@@ -1653,19 +1822,28 @@
       </w:r>
       <w:r>
         <w:rPr>
-          <w:rFonts w:hint="eastAsia"/>
+          <w:rFonts w:hint="eastAsia" w:eastAsia="黑体"/>
           <w:b/>
           <w:bCs/>
         </w:rPr>
         <w:t xml:space="preserve">C）</w:t>
       </w:r>
       <w:r>
+        <w:rPr>
+          <w:rFonts w:eastAsia="黑体"/>
+        </w:rPr>
         <w:t xml:space="preserve"> </w:t>
       </w:r>
       <w:r>
+        <w:rPr>
+          <w:rFonts w:eastAsia="黑体"/>
+        </w:rPr>
         <w:t xml:space="preserve">→</w:t>
       </w:r>
       <w:r>
+        <w:rPr>
+          <w:rFonts w:eastAsia="黑体"/>
+        </w:rPr>
         <w:t xml:space="preserve"> </w:t>
       </w:r>
       <m:oMath>
@@ -1674,11 +1852,14 @@
         </m:r>
       </m:oMath>
       <w:r>
+        <w:rPr>
+          <w:rFonts w:eastAsia="黑体"/>
+        </w:rPr>
         <w:t xml:space="preserve"> </w:t>
       </w:r>
       <w:r>
         <w:rPr>
-          <w:rFonts w:hint="eastAsia"/>
+          <w:rFonts w:hint="eastAsia" w:eastAsia="黑体"/>
         </w:rPr>
         <w:t xml:space="preserve">增大，带宽变窄。</w:t>
       </w:r>
@@ -1693,20 +1874,26 @@
       </w:pPr>
       <w:r>
         <w:rPr>
-          <w:rFonts w:hint="eastAsia"/>
+          <w:rFonts w:hint="eastAsia" w:eastAsia="黑体"/>
         </w:rPr>
         <w:t xml:space="preserve">谐振时回路失谐点感抗/容抗远大于</w:t>
       </w:r>
       <w:r>
+        <w:rPr>
+          <w:rFonts w:eastAsia="黑体"/>
+        </w:rPr>
         <w:t xml:space="preserve"> </w:t>
       </w:r>
       <w:r>
         <w:rPr>
-          <w:rFonts w:hint="eastAsia"/>
+          <w:rFonts w:hint="eastAsia" w:eastAsia="黑体"/>
         </w:rPr>
         <w:t xml:space="preserve">R，电感与电容两端电压约为输入电压的</w:t>
       </w:r>
       <w:r>
+        <w:rPr>
+          <w:rFonts w:eastAsia="黑体"/>
+        </w:rPr>
         <w:t xml:space="preserve"> </w:t>
       </w:r>
       <m:oMath>
@@ -1715,11 +1902,14 @@
         </m:r>
       </m:oMath>
       <w:r>
+        <w:rPr>
+          <w:rFonts w:eastAsia="黑体"/>
+        </w:rPr>
         <w:t xml:space="preserve"> </w:t>
       </w:r>
       <w:r>
         <w:rPr>
-          <w:rFonts w:hint="eastAsia"/>
+          <w:rFonts w:hint="eastAsia" w:eastAsia="黑体"/>
         </w:rPr>
         <w:t xml:space="preserve">倍，需注意耐压。</w:t>
       </w:r>
@@ -1732,7 +1922,7 @@
       </w:pPr>
       <w:r>
         <w:rPr>
-          <w:rFonts w:hint="eastAsia"/>
+          <w:rFonts w:hint="eastAsia" w:eastAsia="黑体"/>
         </w:rPr>
         <w:t xml:space="preserve">典型参数示例</w:t>
       </w:r>
@@ -1747,11 +1937,14 @@
       </w:pPr>
       <w:r>
         <w:rPr>
-          <w:rFonts w:hint="eastAsia"/>
+          <w:rFonts w:hint="eastAsia" w:eastAsia="黑体"/>
         </w:rPr>
         <w:t xml:space="preserve">取</w:t>
       </w:r>
       <w:r>
+        <w:rPr>
+          <w:rFonts w:eastAsia="黑体"/>
+        </w:rPr>
         <w:t xml:space="preserve"> </w:t>
       </w:r>
       <m:oMath>
@@ -1782,6 +1975,9 @@
         </m:r>
       </m:oMath>
       <w:r>
+        <w:rPr>
+          <w:rFonts w:eastAsia="黑体"/>
+        </w:rPr>
         <w:t xml:space="preserve">、</w:t>
       </w:r>
       <m:oMath>
@@ -1810,7 +2006,7 @@
       </m:oMath>
       <w:r>
         <w:rPr>
-          <w:rFonts w:hint="eastAsia"/>
+          <w:rFonts w:hint="eastAsia" w:eastAsia="黑体"/>
         </w:rPr>
         <w:t xml:space="preserve">：</w:t>
       </w:r>
@@ -1940,6 +2136,9 @@
         </m:r>
       </m:oMath>
       <w:r>
+        <w:rPr>
+          <w:rFonts w:eastAsia="黑体"/>
+        </w:rPr>
         <w:t xml:space="preserve">。</w:t>
       </w:r>
     </w:p>
@@ -1953,11 +2152,14 @@
       </w:pPr>
       <w:r>
         <w:rPr>
-          <w:rFonts w:hint="eastAsia"/>
+          <w:rFonts w:hint="eastAsia" w:eastAsia="黑体"/>
         </w:rPr>
         <w:t xml:space="preserve">若回路等效电阻</w:t>
       </w:r>
       <w:r>
+        <w:rPr>
+          <w:rFonts w:eastAsia="黑体"/>
+        </w:rPr>
         <w:t xml:space="preserve"> </w:t>
       </w:r>
       <m:oMath>
@@ -1985,7 +2187,7 @@
       </m:oMath>
       <w:r>
         <w:rPr>
-          <w:rFonts w:hint="eastAsia"/>
+          <w:rFonts w:hint="eastAsia" w:eastAsia="黑体"/>
         </w:rPr>
         <w:t xml:space="preserve">：</w:t>
       </w:r>
@@ -2089,7 +2291,7 @@
       </m:oMath>
       <w:r>
         <w:rPr>
-          <w:rFonts w:hint="eastAsia"/>
+          <w:rFonts w:hint="eastAsia" w:eastAsia="黑体"/>
         </w:rPr>
         <w:t xml:space="preserve">，</w:t>
       </w:r>
@@ -2163,6 +2365,9 @@
         </m:r>
       </m:oMath>
       <w:r>
+        <w:rPr>
+          <w:rFonts w:eastAsia="黑体"/>
+        </w:rPr>
         <w:t xml:space="preserve">。</w:t>
       </w:r>
     </w:p>
@@ -2174,7 +2379,7 @@
       </w:pPr>
       <w:r>
         <w:rPr>
-          <w:rFonts w:hint="eastAsia"/>
+          <w:rFonts w:hint="eastAsia" w:eastAsia="黑体"/>
         </w:rPr>
         <w:t xml:space="preserve">常见器件型号</w:t>
       </w:r>
@@ -2189,16 +2394,19 @@
       </w:pPr>
       <w:r>
         <w:rPr>
-          <w:rFonts w:hint="eastAsia"/>
+          <w:rFonts w:hint="eastAsia" w:eastAsia="黑体"/>
         </w:rPr>
         <w:t xml:space="preserve">电感：高频磁芯电感、绕线电感（如</w:t>
       </w:r>
       <w:r>
+        <w:rPr>
+          <w:rFonts w:eastAsia="黑体"/>
+        </w:rPr>
         <w:t xml:space="preserve"> Murata、TDK </w:t>
       </w:r>
       <w:r>
         <w:rPr>
-          <w:rFonts w:hint="eastAsia"/>
+          <w:rFonts w:hint="eastAsia" w:eastAsia="黑体"/>
         </w:rPr>
         <w:t xml:space="preserve">系列）。</w:t>
       </w:r>
@@ -2213,25 +2421,31 @@
       </w:pPr>
       <w:r>
         <w:rPr>
-          <w:rFonts w:hint="eastAsia"/>
+          <w:rFonts w:hint="eastAsia" w:eastAsia="黑体"/>
         </w:rPr>
         <w:t xml:space="preserve">电容：C0G/NP0</w:t>
       </w:r>
       <w:r>
+        <w:rPr>
+          <w:rFonts w:eastAsia="黑体"/>
+        </w:rPr>
         <w:t xml:space="preserve"> </w:t>
       </w:r>
       <w:r>
         <w:rPr>
-          <w:rFonts w:hint="eastAsia"/>
+          <w:rFonts w:hint="eastAsia" w:eastAsia="黑体"/>
         </w:rPr>
         <w:t xml:space="preserve">瓷片电容（高</w:t>
       </w:r>
       <w:r>
+        <w:rPr>
+          <w:rFonts w:eastAsia="黑体"/>
+        </w:rPr>
         <w:t xml:space="preserve"> </w:t>
       </w:r>
       <w:r>
         <w:rPr>
-          <w:rFonts w:hint="eastAsia"/>
+          <w:rFonts w:hint="eastAsia" w:eastAsia="黑体"/>
         </w:rPr>
         <w:t xml:space="preserve">Q、温漂小）、云母电容。</w:t>
       </w:r>
@@ -2246,7 +2460,7 @@
       </w:pPr>
       <w:r>
         <w:rPr>
-          <w:rFonts w:hint="eastAsia"/>
+          <w:rFonts w:hint="eastAsia" w:eastAsia="黑体"/>
         </w:rPr>
         <w:t xml:space="preserve">常用：按需选型。</w:t>
       </w:r>
@@ -2259,7 +2473,7 @@
       </w:pPr>
       <w:r>
         <w:rPr>
-          <w:rFonts w:hint="eastAsia"/>
+          <w:rFonts w:hint="eastAsia" w:eastAsia="黑体"/>
         </w:rPr>
         <w:t xml:space="preserve">注意事项</w:t>
       </w:r>
@@ -2274,11 +2488,14 @@
       </w:pPr>
       <w:r>
         <w:rPr>
-          <w:rFonts w:hint="eastAsia"/>
+          <w:rFonts w:hint="eastAsia" w:eastAsia="黑体"/>
         </w:rPr>
         <w:t xml:space="preserve">实际电感存在内阻，会显著降低</w:t>
       </w:r>
       <w:r>
+        <w:rPr>
+          <w:rFonts w:eastAsia="黑体"/>
+        </w:rPr>
         <w:t xml:space="preserve"> </w:t>
       </w:r>
       <m:oMath>
@@ -2288,11 +2505,14 @@
       </m:oMath>
       <w:r>
         <w:rPr>
-          <w:rFonts w:hint="eastAsia"/>
+          <w:rFonts w:hint="eastAsia" w:eastAsia="黑体"/>
         </w:rPr>
         <w:t xml:space="preserve">，工程上常以实测</w:t>
       </w:r>
       <w:r>
+        <w:rPr>
+          <w:rFonts w:eastAsia="黑体"/>
+        </w:rPr>
         <w:t xml:space="preserve"> </w:t>
       </w:r>
       <m:oMath>
@@ -2301,11 +2521,14 @@
         </m:r>
       </m:oMath>
       <w:r>
+        <w:rPr>
+          <w:rFonts w:eastAsia="黑体"/>
+        </w:rPr>
         <w:t xml:space="preserve"> </w:t>
       </w:r>
       <w:r>
         <w:rPr>
-          <w:rFonts w:hint="eastAsia"/>
+          <w:rFonts w:hint="eastAsia" w:eastAsia="黑体"/>
         </w:rPr>
         <w:t xml:space="preserve">值修正。</w:t>
       </w:r>
@@ -2320,11 +2543,14 @@
       </w:pPr>
       <w:r>
         <w:rPr>
-          <w:rFonts w:hint="eastAsia"/>
+          <w:rFonts w:hint="eastAsia" w:eastAsia="黑体"/>
         </w:rPr>
         <w:t xml:space="preserve">谐振时电抗元件两端电压为输入的</w:t>
       </w:r>
       <w:r>
+        <w:rPr>
+          <w:rFonts w:eastAsia="黑体"/>
+        </w:rPr>
         <w:t xml:space="preserve"> </w:t>
       </w:r>
       <m:oMath>
@@ -2333,11 +2559,14 @@
         </m:r>
       </m:oMath>
       <w:r>
+        <w:rPr>
+          <w:rFonts w:eastAsia="黑体"/>
+        </w:rPr>
         <w:t xml:space="preserve"> </w:t>
       </w:r>
       <w:r>
         <w:rPr>
-          <w:rFonts w:hint="eastAsia"/>
+          <w:rFonts w:hint="eastAsia" w:eastAsia="黑体"/>
         </w:rPr>
         <w:t xml:space="preserve">倍，选耐压时须留足裕量。</w:t>
       </w:r>
@@ -2352,11 +2581,14 @@
       </w:pPr>
       <w:r>
         <w:rPr>
-          <w:rFonts w:hint="eastAsia"/>
+          <w:rFonts w:hint="eastAsia" w:eastAsia="黑体"/>
         </w:rPr>
         <w:t xml:space="preserve">高</w:t>
       </w:r>
       <w:r>
+        <w:rPr>
+          <w:rFonts w:eastAsia="黑体"/>
+        </w:rPr>
         <w:t xml:space="preserve"> </w:t>
       </w:r>
       <m:oMath>
@@ -2365,11 +2597,14 @@
         </m:r>
       </m:oMath>
       <w:r>
+        <w:rPr>
+          <w:rFonts w:eastAsia="黑体"/>
+        </w:rPr>
         <w:t xml:space="preserve"> </w:t>
       </w:r>
       <w:r>
         <w:rPr>
-          <w:rFonts w:hint="eastAsia"/>
+          <w:rFonts w:hint="eastAsia" w:eastAsia="黑体"/>
         </w:rPr>
         <w:t xml:space="preserve">意味着窄带宽，需平衡选频能力与所需通带宽度。</w:t>
       </w:r>
@@ -2382,7 +2617,7 @@
       </w:pPr>
       <w:r>
         <w:rPr>
-          <w:rFonts w:hint="eastAsia"/>
+          <w:rFonts w:hint="eastAsia" w:eastAsia="黑体"/>
         </w:rPr>
         <w:t xml:space="preserve">参考资料</w:t>
       </w:r>
@@ -2397,7 +2632,7 @@
       </w:pPr>
       <w:r>
         <w:rPr>
-          <w:rFonts w:hint="eastAsia"/>
+          <w:rFonts w:hint="eastAsia" w:eastAsia="黑体"/>
         </w:rPr>
         <w:t xml:space="preserve">《电路分析基础》（或《电路》邱关源）。</w:t>
       </w:r>
@@ -2411,20 +2646,26 @@
         </w:numPr>
       </w:pPr>
       <w:r>
+        <w:rPr>
+          <w:rFonts w:eastAsia="黑体"/>
+        </w:rPr>
         <w:t xml:space="preserve">Wikipedia: RLC </w:t>
       </w:r>
       <w:r>
         <w:rPr>
-          <w:rFonts w:hint="eastAsia"/>
+          <w:rFonts w:hint="eastAsia" w:eastAsia="黑体"/>
         </w:rPr>
         <w:t xml:space="preserve">circuit（Series</w:t>
       </w:r>
       <w:r>
+        <w:rPr>
+          <w:rFonts w:eastAsia="黑体"/>
+        </w:rPr>
         <w:t xml:space="preserve"> </w:t>
       </w:r>
       <w:r>
         <w:rPr>
-          <w:rFonts w:hint="eastAsia"/>
+          <w:rFonts w:hint="eastAsia" w:eastAsia="黑体"/>
         </w:rPr>
         <w:t xml:space="preserve">resonance）。</w:t>
       </w:r>
@@ -2439,7 +2680,7 @@
       </w:pPr>
       <w:r>
         <w:rPr>
-          <w:rFonts w:hint="eastAsia"/>
+          <w:rFonts w:hint="eastAsia" w:eastAsia="黑体"/>
         </w:rPr>
         <w:t xml:space="preserve">《模拟电子技术基础》（童诗白、华成英）。</w:t>
       </w:r>
@@ -2453,11 +2694,11 @@
       </w:pPr>
       <w:r>
         <w:rPr>
-          <w:rFonts w:ascii="Times New Roman" w:hAnsi="Times New Roman"/>
+          <w:rFonts w:ascii="Times New Roman" w:hAnsi="Times New Roman" w:eastAsia="黑体"/>
           <w:color w:val="555555"/>
           <w:sz w:val="21"/>
         </w:rPr>
-        <w:t>材料收集者：杜文杰</w:t>
+        <w:t>材料收集者：杜文杰，WX手机：19519196569，QQ:3478827729</w:t>
       </w:r>
     </w:p>
     <w:sectPr>
@@ -2477,7 +2718,7 @@
 </file>
 
 <file path=word/footer1.xml><?xml version="1.0" encoding="utf-8"?>
-<w:ftr xmlns:m="http://schemas.openxmlformats.org/officeDocument/2006/math" xmlns:mc="http://schemas.openxmlformats.org/markup-compatibility/2006" xmlns:mo="http://schemas.microsoft.com/office/mac/office/2008/main" xmlns:mv="urn:schemas-microsoft-com:mac:vml" xmlns:o="urn:schemas-microsoft-com:office:office" xmlns:r="http://schemas.openxmlformats.org/officeDocument/2006/relationships" xmlns:v="urn:schemas-microsoft-com:vml" xmlns:w10="urn:schemas-microsoft-com:office:word" xmlns:w14="http://schemas.microsoft.com/office/word/2010/wordml" xmlns:w="http://schemas.openxmlformats.org/wordprocessingml/2006/main" xmlns:wne="http://schemas.microsoft.com/office/word/2006/wordml" xmlns:wp14="http://schemas.microsoft.com/office/word/2010/wordprocessingDrawing" xmlns:wp="http://schemas.openxmlformats.org/drawingml/2006/wordprocessingDrawing" xmlns:wpc="http://schemas.microsoft.com/office/word/2010/wordprocessingCanvas" xmlns:wpg="http://schemas.microsoft.com/office/word/2010/wordprocessingGroup" xmlns:wpi="http://schemas.microsoft.com/office/word/2010/wordprocessingInk" xmlns:wps="http://schemas.microsoft.com/office/word/2010/wordprocessingShape" mc:Ignorable="w14 wp14">
+<w:ftr xmlns:mc="http://schemas.openxmlformats.org/markup-compatibility/2006" xmlns:w="http://schemas.openxmlformats.org/wordprocessingml/2006/main" xmlns:m="http://schemas.openxmlformats.org/officeDocument/2006/math" xmlns:mo="http://schemas.microsoft.com/office/mac/office/2008/main" xmlns:mv="urn:schemas-microsoft-com:mac:vml" xmlns:o="urn:schemas-microsoft-com:office:office" xmlns:r="http://schemas.openxmlformats.org/officeDocument/2006/relationships" xmlns:v="urn:schemas-microsoft-com:vml" xmlns:w10="urn:schemas-microsoft-com:office:word" xmlns:w14="http://schemas.microsoft.com/office/word/2010/wordml" xmlns:wne="http://schemas.microsoft.com/office/word/2006/wordml" xmlns:wp14="http://schemas.microsoft.com/office/word/2010/wordprocessingDrawing" xmlns:wp="http://schemas.openxmlformats.org/drawingml/2006/wordprocessingDrawing" xmlns:wpc="http://schemas.microsoft.com/office/word/2010/wordprocessingCanvas" xmlns:wpg="http://schemas.microsoft.com/office/word/2010/wordprocessingGroup" xmlns:wpi="http://schemas.microsoft.com/office/word/2010/wordprocessingInk" xmlns:wps="http://schemas.microsoft.com/office/word/2010/wordprocessingShape" mc:Ignorable="w14 wp14">
   <w:p>
     <w:pPr>
       <w:pStyle w:val="Footer"/>
@@ -2485,12 +2726,14 @@
     </w:pPr>
     <w:r>
       <w:rPr>
+        <w:rFonts w:eastAsia="黑体"/>
         <w:sz w:val="18"/>
       </w:rPr>
       <w:t xml:space="preserve">第 </w:t>
     </w:r>
     <w:r>
       <w:rPr>
+        <w:rFonts w:eastAsia="黑体"/>
         <w:sz w:val="18"/>
       </w:rPr>
       <w:fldChar w:fldCharType="begin"/>
@@ -2499,6 +2742,7 @@
     </w:r>
     <w:r>
       <w:rPr>
+        <w:rFonts w:eastAsia="黑体"/>
         <w:sz w:val="18"/>
       </w:rPr>
       <w:t xml:space="preserve"> 页</w:t>
@@ -2512,6 +2756,9 @@
   <w:footnote w:type="continuationSeparator" w:id="0">
     <w:p>
       <w:r>
+        <w:rPr>
+          <w:rFonts w:eastAsia="黑体"/>
+        </w:rPr>
         <w:continuationSeparator/>
       </w:r>
     </w:p>
@@ -2519,6 +2766,9 @@
   <w:footnote w:type="separator" w:id="-1">
     <w:p>
       <w:r>
+        <w:rPr>
+          <w:rFonts w:eastAsia="黑体"/>
+        </w:rPr>
         <w:separator/>
       </w:r>
     </w:p>
@@ -2527,7 +2777,7 @@
 </file>
 
 <file path=word/header1.xml><?xml version="1.0" encoding="utf-8"?>
-<w:hdr xmlns:m="http://schemas.openxmlformats.org/officeDocument/2006/math" xmlns:mc="http://schemas.openxmlformats.org/markup-compatibility/2006" xmlns:mo="http://schemas.microsoft.com/office/mac/office/2008/main" xmlns:mv="urn:schemas-microsoft-com:mac:vml" xmlns:o="urn:schemas-microsoft-com:office:office" xmlns:r="http://schemas.openxmlformats.org/officeDocument/2006/relationships" xmlns:v="urn:schemas-microsoft-com:vml" xmlns:w10="urn:schemas-microsoft-com:office:word" xmlns:w14="http://schemas.microsoft.com/office/word/2010/wordml" xmlns:w="http://schemas.openxmlformats.org/wordprocessingml/2006/main" xmlns:wne="http://schemas.microsoft.com/office/word/2006/wordml" xmlns:wp14="http://schemas.microsoft.com/office/word/2010/wordprocessingDrawing" xmlns:wp="http://schemas.openxmlformats.org/drawingml/2006/wordprocessingDrawing" xmlns:wpc="http://schemas.microsoft.com/office/word/2010/wordprocessingCanvas" xmlns:wpg="http://schemas.microsoft.com/office/word/2010/wordprocessingGroup" xmlns:wpi="http://schemas.microsoft.com/office/word/2010/wordprocessingInk" xmlns:wps="http://schemas.microsoft.com/office/word/2010/wordprocessingShape" mc:Ignorable="w14 wp14">
+<w:hdr xmlns:mc="http://schemas.openxmlformats.org/markup-compatibility/2006" xmlns:w="http://schemas.openxmlformats.org/wordprocessingml/2006/main" xmlns:m="http://schemas.openxmlformats.org/officeDocument/2006/math" xmlns:mo="http://schemas.microsoft.com/office/mac/office/2008/main" xmlns:mv="urn:schemas-microsoft-com:mac:vml" xmlns:o="urn:schemas-microsoft-com:office:office" xmlns:r="http://schemas.openxmlformats.org/officeDocument/2006/relationships" xmlns:v="urn:schemas-microsoft-com:vml" xmlns:w10="urn:schemas-microsoft-com:office:word" xmlns:w14="http://schemas.microsoft.com/office/word/2010/wordml" xmlns:wne="http://schemas.microsoft.com/office/word/2006/wordml" xmlns:wp14="http://schemas.microsoft.com/office/word/2010/wordprocessingDrawing" xmlns:wp="http://schemas.openxmlformats.org/drawingml/2006/wordprocessingDrawing" xmlns:wpc="http://schemas.microsoft.com/office/word/2010/wordprocessingCanvas" xmlns:wpg="http://schemas.microsoft.com/office/word/2010/wordprocessingGroup" xmlns:wpi="http://schemas.microsoft.com/office/word/2010/wordprocessingInk" xmlns:wps="http://schemas.microsoft.com/office/word/2010/wordprocessingShape" mc:Ignorable="w14 wp14">
   <w:p>
     <w:pPr>
       <w:pStyle w:val="Header"/>
@@ -2535,7 +2785,7 @@
     </w:pPr>
     <w:r>
       <w:rPr>
-        <w:rFonts w:ascii="Times New Roman" w:hAnsi="Times New Roman"/>
+        <w:rFonts w:ascii="Times New Roman" w:hAnsi="Times New Roman" w:eastAsia="黑体"/>
         <w:sz w:val="18"/>
         <w:rFonts w:eastAsia="黑体"/>
         <w:rFonts w:eastAsia="黑体"/>
@@ -2547,7 +2797,7 @@
 </file>
 
 <file path=word/numbering.xml><?xml version="1.0" encoding="utf-8"?>
-<w:numbering xmlns:m="http://schemas.openxmlformats.org/officeDocument/2006/math" xmlns:mc="http://schemas.openxmlformats.org/markup-compatibility/2006" xmlns:mo="http://schemas.microsoft.com/office/mac/office/2008/main" xmlns:mv="urn:schemas-microsoft-com:mac:vml" xmlns:o="urn:schemas-microsoft-com:office:office" xmlns:r="http://schemas.openxmlformats.org/officeDocument/2006/relationships" xmlns:v="urn:schemas-microsoft-com:vml" xmlns:w="http://schemas.openxmlformats.org/wordprocessingml/2006/main" xmlns:w10="urn:schemas-microsoft-com:office:word" xmlns:w14="http://schemas.microsoft.com/office/word/2010/wordml" xmlns:wne="http://schemas.microsoft.com/office/word/2006/wordml" xmlns:wp="http://schemas.openxmlformats.org/drawingml/2006/wordprocessingDrawing" xmlns:wp14="http://schemas.microsoft.com/office/word/2010/wordprocessingDrawing" xmlns:wpc="http://schemas.microsoft.com/office/word/2010/wordprocessingCanvas" xmlns:wpg="http://schemas.microsoft.com/office/word/2010/wordprocessingGroup" xmlns:wpi="http://schemas.microsoft.com/office/word/2010/wordprocessingInk" xmlns:wps="http://schemas.microsoft.com/office/word/2010/wordprocessingShape" mc:Ignorable="w14 wp14">
+<w:numbering xmlns:mc="http://schemas.openxmlformats.org/markup-compatibility/2006" xmlns:w="http://schemas.openxmlformats.org/wordprocessingml/2006/main" xmlns:m="http://schemas.openxmlformats.org/officeDocument/2006/math" xmlns:mo="http://schemas.microsoft.com/office/mac/office/2008/main" xmlns:mv="urn:schemas-microsoft-com:mac:vml" xmlns:o="urn:schemas-microsoft-com:office:office" xmlns:r="http://schemas.openxmlformats.org/officeDocument/2006/relationships" xmlns:v="urn:schemas-microsoft-com:vml" xmlns:w10="urn:schemas-microsoft-com:office:word" xmlns:w14="http://schemas.microsoft.com/office/word/2010/wordml" xmlns:wne="http://schemas.microsoft.com/office/word/2006/wordml" xmlns:wp="http://schemas.openxmlformats.org/drawingml/2006/wordprocessingDrawing" xmlns:wp14="http://schemas.microsoft.com/office/word/2010/wordprocessingDrawing" xmlns:wpc="http://schemas.microsoft.com/office/word/2010/wordprocessingCanvas" xmlns:wpg="http://schemas.microsoft.com/office/word/2010/wordprocessingGroup" xmlns:wpi="http://schemas.microsoft.com/office/word/2010/wordprocessingInk" xmlns:wps="http://schemas.microsoft.com/office/word/2010/wordprocessingShape" mc:Ignorable="w14 wp14">
   <w:abstractNum w:abstractNumId="0">
     <w:nsid w:val="FFFFFF7C"/>
     <w:multiLevelType w:val="singleLevel"/>
@@ -2634,7 +2884,7 @@
         <w:ind w:hanging="360" w:left="1440"/>
       </w:pPr>
       <w:rPr>
-        <w:rFonts w:ascii="Symbol" w:hAnsi="Symbol" w:hint="default"/>
+        <w:rFonts w:ascii="Symbol" w:hAnsi="Symbol" w:hint="default" w:eastAsia="黑体"/>
       </w:rPr>
     </w:lvl>
   </w:abstractNum>
@@ -2655,7 +2905,7 @@
         <w:ind w:hanging="360" w:left="1080"/>
       </w:pPr>
       <w:rPr>
-        <w:rFonts w:ascii="Symbol" w:hAnsi="Symbol" w:hint="default"/>
+        <w:rFonts w:ascii="Symbol" w:hAnsi="Symbol" w:hint="default" w:eastAsia="黑体"/>
       </w:rPr>
     </w:lvl>
   </w:abstractNum>
@@ -2676,7 +2926,7 @@
         <w:ind w:hanging="360" w:left="720"/>
       </w:pPr>
       <w:rPr>
-        <w:rFonts w:ascii="Symbol" w:hAnsi="Symbol" w:hint="default"/>
+        <w:rFonts w:ascii="Symbol" w:hAnsi="Symbol" w:hint="default" w:eastAsia="黑体"/>
       </w:rPr>
     </w:lvl>
   </w:abstractNum>
@@ -2715,7 +2965,7 @@
         <w:ind w:hanging="360" w:left="360"/>
       </w:pPr>
       <w:rPr>
-        <w:rFonts w:ascii="Symbol" w:hAnsi="Symbol" w:hint="default"/>
+        <w:rFonts w:ascii="Symbol" w:hAnsi="Symbol" w:hint="default" w:eastAsia="黑体"/>
       </w:rPr>
     </w:lvl>
   </w:abstractNum>
@@ -2806,7 +3056,7 @@
         <w:ind w:left="720" w:hanging="360"/>
       </w:pPr>
       <w:rPr>
-        <w:rFonts w:ascii="Symbol" w:hAnsi="Symbol" w:cs="Symbol" w:hint="default"/>
+        <w:rFonts w:ascii="Symbol" w:hAnsi="Symbol" w:cs="Symbol" w:hint="default" w:eastAsia="黑体"/>
       </w:rPr>
     </w:lvl>
     <w:lvl w:ilvl="1">
@@ -2817,7 +3067,7 @@
         <w:ind w:left="1440" w:hanging="360"/>
       </w:pPr>
       <w:rPr>
-        <w:rFonts w:ascii="Courier New" w:hAnsi="Courier New" w:cs="Courier New" w:hint="default"/>
+        <w:rFonts w:ascii="Courier New" w:hAnsi="Courier New" w:cs="Courier New" w:hint="default" w:eastAsia="黑体"/>
       </w:rPr>
     </w:lvl>
     <w:lvl w:ilvl="2">
@@ -2828,7 +3078,7 @@
         <w:ind w:left="2160" w:hanging="360"/>
       </w:pPr>
       <w:rPr>
-        <w:rFonts w:ascii="Wingdings" w:hAnsi="Wingdings" w:cs="Wingdings" w:hint="default"/>
+        <w:rFonts w:ascii="Wingdings" w:hAnsi="Wingdings" w:cs="Wingdings" w:hint="default" w:eastAsia="黑体"/>
       </w:rPr>
     </w:lvl>
     <w:lvl w:ilvl="3">
@@ -2839,7 +3089,7 @@
         <w:ind w:left="2880" w:hanging="360"/>
       </w:pPr>
       <w:rPr>
-        <w:rFonts w:ascii="Symbol" w:hAnsi="Symbol" w:cs="Symbol" w:hint="default"/>
+        <w:rFonts w:ascii="Symbol" w:hAnsi="Symbol" w:cs="Symbol" w:hint="default" w:eastAsia="黑体"/>
       </w:rPr>
     </w:lvl>
     <w:lvl w:ilvl="4">
@@ -2850,7 +3100,7 @@
         <w:ind w:left="3600" w:hanging="360"/>
       </w:pPr>
       <w:rPr>
-        <w:rFonts w:ascii="Courier New" w:hAnsi="Courier New" w:cs="Courier New" w:hint="default"/>
+        <w:rFonts w:ascii="Courier New" w:hAnsi="Courier New" w:cs="Courier New" w:hint="default" w:eastAsia="黑体"/>
       </w:rPr>
     </w:lvl>
     <w:lvl w:ilvl="5">
@@ -2861,7 +3111,7 @@
         <w:ind w:left="4320" w:hanging="360"/>
       </w:pPr>
       <w:rPr>
-        <w:rFonts w:ascii="Wingdings" w:hAnsi="Wingdings" w:cs="Wingdings" w:hint="default"/>
+        <w:rFonts w:ascii="Wingdings" w:hAnsi="Wingdings" w:cs="Wingdings" w:hint="default" w:eastAsia="黑体"/>
       </w:rPr>
     </w:lvl>
     <w:lvl w:ilvl="6">
@@ -2872,7 +3122,7 @@
         <w:ind w:left="5040" w:hanging="360"/>
       </w:pPr>
       <w:rPr>
-        <w:rFonts w:ascii="Symbol" w:hAnsi="Symbol" w:cs="Symbol" w:hint="default"/>
+        <w:rFonts w:ascii="Symbol" w:hAnsi="Symbol" w:cs="Symbol" w:hint="default" w:eastAsia="黑体"/>
       </w:rPr>
     </w:lvl>
     <w:lvl w:ilvl="7">
@@ -2883,7 +3133,7 @@
         <w:ind w:left="5760" w:hanging="360"/>
       </w:pPr>
       <w:rPr>
-        <w:rFonts w:ascii="Courier New" w:hAnsi="Courier New" w:cs="Courier New" w:hint="default"/>
+        <w:rFonts w:ascii="Courier New" w:hAnsi="Courier New" w:cs="Courier New" w:hint="default" w:eastAsia="黑体"/>
       </w:rPr>
     </w:lvl>
     <w:lvl w:ilvl="8">
@@ -2894,7 +3144,7 @@
         <w:ind w:left="6480" w:hanging="360"/>
       </w:pPr>
       <w:rPr>
-        <w:rFonts w:ascii="Wingdings" w:hAnsi="Wingdings" w:cs="Wingdings" w:hint="default"/>
+        <w:rFonts w:ascii="Wingdings" w:hAnsi="Wingdings" w:cs="Wingdings" w:hint="default" w:eastAsia="黑体"/>
       </w:rPr>
     </w:lvl>
   </w:abstractNum>
@@ -2950,11 +3200,11 @@
 </file>
 
 <file path=word/styles.xml><?xml version="1.0" encoding="utf-8"?>
-<w:styles xmlns:mc="http://schemas.openxmlformats.org/markup-compatibility/2006" xmlns:r="http://schemas.openxmlformats.org/officeDocument/2006/relationships" xmlns:w="http://schemas.openxmlformats.org/wordprocessingml/2006/main" xmlns:w14="http://schemas.microsoft.com/office/word/2010/wordml" mc:Ignorable="w14">
+<w:styles xmlns:mc="http://schemas.openxmlformats.org/markup-compatibility/2006" xmlns:w="http://schemas.openxmlformats.org/wordprocessingml/2006/main" xmlns:r="http://schemas.openxmlformats.org/officeDocument/2006/relationships" xmlns:w14="http://schemas.microsoft.com/office/word/2010/wordml" mc:Ignorable="w14">
   <w:docDefaults>
     <w:rPrDefault>
       <w:rPr>
-        <w:rFonts w:asciiTheme="minorHAnsi" w:cstheme="minorBidi" w:eastAsiaTheme="minorEastAsia" w:hAnsiTheme="minorHAnsi"/>
+        <w:rFonts w:asciiTheme="minorHAnsi" w:cstheme="minorBidi" w:hAnsiTheme="minorHAnsi" w:eastAsia="黑体"/>
         <w:sz w:val="22"/>
         <w:szCs w:val="22"/>
         <w:lang w:bidi="ar-SA" w:eastAsia="en-US" w:val="en-US"/>
@@ -3176,7 +3426,7 @@
       <w:outlineLvl w:val="0"/>
     </w:pPr>
     <w:rPr>
-      <w:rFonts w:ascii="Times New Roman" w:asciiTheme="majorHAnsi" w:cstheme="majorBidi" w:eastAsia="黑体" w:eastAsiaTheme="majorEastAsia" w:hAnsi="Times New Roman" w:hAnsiTheme="majorHAnsi"/>
+      <w:rFonts w:ascii="Times New Roman" w:asciiTheme="majorHAnsi" w:cstheme="majorBidi" w:eastAsia="黑体" w:hAnsi="Times New Roman" w:hAnsiTheme="majorHAnsi"/>
       <w:b/>
       <w:bCs/>
       <w:color w:val="1F3864"/>
@@ -3200,7 +3450,7 @@
       <w:outlineLvl w:val="1"/>
     </w:pPr>
     <w:rPr>
-      <w:rFonts w:ascii="Times New Roman" w:asciiTheme="majorHAnsi" w:cstheme="majorBidi" w:eastAsia="黑体" w:eastAsiaTheme="majorEastAsia" w:hAnsi="Times New Roman" w:hAnsiTheme="majorHAnsi"/>
+      <w:rFonts w:ascii="Times New Roman" w:asciiTheme="majorHAnsi" w:cstheme="majorBidi" w:eastAsia="黑体" w:hAnsi="Times New Roman" w:hAnsiTheme="majorHAnsi"/>
       <w:b/>
       <w:bCs/>
       <w:color w:val="2E4E7E"/>
@@ -3224,7 +3474,7 @@
       <w:outlineLvl w:val="2"/>
     </w:pPr>
     <w:rPr>
-      <w:rFonts w:ascii="Times New Roman" w:asciiTheme="majorHAnsi" w:cstheme="majorBidi" w:eastAsia="黑体" w:eastAsiaTheme="majorEastAsia" w:hAnsi="Times New Roman" w:hAnsiTheme="majorHAnsi"/>
+      <w:rFonts w:ascii="Times New Roman" w:asciiTheme="majorHAnsi" w:cstheme="majorBidi" w:eastAsia="黑体" w:hAnsi="Times New Roman" w:hAnsiTheme="majorHAnsi"/>
       <w:b/>
       <w:bCs/>
       <w:color w:val="2E4E7E"/>
@@ -3248,7 +3498,7 @@
       <w:outlineLvl w:val="3"/>
     </w:pPr>
     <w:rPr>
-      <w:rFonts w:ascii="Times New Roman" w:asciiTheme="majorHAnsi" w:cstheme="majorBidi" w:eastAsia="黑体" w:eastAsiaTheme="majorEastAsia" w:hAnsi="Times New Roman" w:hAnsiTheme="majorHAnsi"/>
+      <w:rFonts w:ascii="Times New Roman" w:asciiTheme="majorHAnsi" w:cstheme="majorBidi" w:eastAsia="黑体" w:hAnsi="Times New Roman" w:hAnsiTheme="majorHAnsi"/>
       <w:b/>
       <w:bCs/>
       <w:i/>
@@ -3274,7 +3524,7 @@
       <w:outlineLvl w:val="4"/>
     </w:pPr>
     <w:rPr>
-      <w:rFonts w:ascii="Times New Roman" w:asciiTheme="majorHAnsi" w:cstheme="majorBidi" w:eastAsia="黑体" w:eastAsiaTheme="majorEastAsia" w:hAnsi="Times New Roman" w:hAnsiTheme="majorHAnsi"/>
+      <w:rFonts w:ascii="Times New Roman" w:asciiTheme="majorHAnsi" w:cstheme="majorBidi" w:eastAsia="黑体" w:hAnsi="Times New Roman" w:hAnsiTheme="majorHAnsi"/>
       <w:b/>
       <w:color w:val="333333"/>
       <w:sz w:val="22"/>
@@ -3297,7 +3547,7 @@
       <w:outlineLvl w:val="5"/>
     </w:pPr>
     <w:rPr>
-      <w:rFonts w:asciiTheme="majorHAnsi" w:cstheme="majorBidi" w:eastAsiaTheme="majorEastAsia" w:hAnsiTheme="majorHAnsi"/>
+      <w:rFonts w:asciiTheme="majorHAnsi" w:cstheme="majorBidi" w:hAnsiTheme="majorHAnsi" w:eastAsia="黑体"/>
       <w:i/>
       <w:iCs/>
       <w:color w:themeColor="accent1" w:themeShade="7F" w:val="243F60"/>
@@ -3320,7 +3570,7 @@
       <w:outlineLvl w:val="6"/>
     </w:pPr>
     <w:rPr>
-      <w:rFonts w:asciiTheme="majorHAnsi" w:cstheme="majorBidi" w:eastAsiaTheme="majorEastAsia" w:hAnsiTheme="majorHAnsi"/>
+      <w:rFonts w:asciiTheme="majorHAnsi" w:cstheme="majorBidi" w:hAnsiTheme="majorHAnsi" w:eastAsia="黑体"/>
       <w:i/>
       <w:iCs/>
       <w:color w:themeColor="text1" w:themeTint="BF" w:val="404040"/>
@@ -3343,7 +3593,7 @@
       <w:outlineLvl w:val="7"/>
     </w:pPr>
     <w:rPr>
-      <w:rFonts w:asciiTheme="majorHAnsi" w:cstheme="majorBidi" w:eastAsiaTheme="majorEastAsia" w:hAnsiTheme="majorHAnsi"/>
+      <w:rFonts w:asciiTheme="majorHAnsi" w:cstheme="majorBidi" w:hAnsiTheme="majorHAnsi" w:eastAsia="黑体"/>
       <w:color w:themeColor="accent1" w:val="4F81BD"/>
       <w:sz w:val="20"/>
       <w:szCs w:val="20"/>
@@ -3366,7 +3616,7 @@
       <w:outlineLvl w:val="8"/>
     </w:pPr>
     <w:rPr>
-      <w:rFonts w:asciiTheme="majorHAnsi" w:cstheme="majorBidi" w:eastAsiaTheme="majorEastAsia" w:hAnsiTheme="majorHAnsi"/>
+      <w:rFonts w:asciiTheme="majorHAnsi" w:cstheme="majorBidi" w:hAnsiTheme="majorHAnsi" w:eastAsia="黑体"/>
       <w:i/>
       <w:iCs/>
       <w:color w:themeColor="text1" w:themeTint="BF" w:val="404040"/>
@@ -3417,7 +3667,7 @@
     <w:uiPriority w:val="9"/>
     <w:rsid w:val="00FC693F"/>
     <w:rPr>
-      <w:rFonts w:asciiTheme="majorHAnsi" w:cstheme="majorBidi" w:eastAsiaTheme="majorEastAsia" w:hAnsiTheme="majorHAnsi"/>
+      <w:rFonts w:asciiTheme="majorHAnsi" w:cstheme="majorBidi" w:hAnsiTheme="majorHAnsi" w:eastAsia="黑体"/>
       <w:b/>
       <w:bCs/>
       <w:color w:themeColor="accent1" w:themeShade="BF" w:val="365F91"/>
@@ -3432,7 +3682,7 @@
     <w:uiPriority w:val="9"/>
     <w:rsid w:val="00FC693F"/>
     <w:rPr>
-      <w:rFonts w:asciiTheme="majorHAnsi" w:cstheme="majorBidi" w:eastAsiaTheme="majorEastAsia" w:hAnsiTheme="majorHAnsi"/>
+      <w:rFonts w:asciiTheme="majorHAnsi" w:cstheme="majorBidi" w:hAnsiTheme="majorHAnsi" w:eastAsia="黑体"/>
       <w:b/>
       <w:bCs/>
       <w:color w:themeColor="accent1" w:val="4F81BD"/>
@@ -3447,7 +3697,7 @@
     <w:uiPriority w:val="9"/>
     <w:rsid w:val="00FC693F"/>
     <w:rPr>
-      <w:rFonts w:asciiTheme="majorHAnsi" w:cstheme="majorBidi" w:eastAsiaTheme="majorEastAsia" w:hAnsiTheme="majorHAnsi"/>
+      <w:rFonts w:asciiTheme="majorHAnsi" w:cstheme="majorBidi" w:hAnsiTheme="majorHAnsi" w:eastAsia="黑体"/>
       <w:b/>
       <w:bCs/>
       <w:color w:themeColor="accent1" w:val="4F81BD"/>
@@ -3470,7 +3720,7 @@
       <w:contextualSpacing/>
     </w:pPr>
     <w:rPr>
-      <w:rFonts w:ascii="Times New Roman" w:asciiTheme="majorHAnsi" w:cstheme="majorBidi" w:eastAsia="黑体" w:eastAsiaTheme="majorEastAsia" w:hAnsi="Times New Roman" w:hAnsiTheme="majorHAnsi"/>
+      <w:rFonts w:ascii="Times New Roman" w:asciiTheme="majorHAnsi" w:cstheme="majorBidi" w:eastAsia="黑体" w:hAnsi="Times New Roman" w:hAnsiTheme="majorHAnsi"/>
       <w:b/>
       <w:color w:val="1F3864"/>
       <w:spacing w:val="5"/>
@@ -3486,7 +3736,7 @@
     <w:uiPriority w:val="10"/>
     <w:rsid w:val="00FC693F"/>
     <w:rPr>
-      <w:rFonts w:asciiTheme="majorHAnsi" w:cstheme="majorBidi" w:eastAsiaTheme="majorEastAsia" w:hAnsiTheme="majorHAnsi"/>
+      <w:rFonts w:asciiTheme="majorHAnsi" w:cstheme="majorBidi" w:hAnsiTheme="majorHAnsi" w:eastAsia="黑体"/>
       <w:color w:themeColor="text2" w:themeShade="BF" w:val="17365D"/>
       <w:spacing w:val="5"/>
       <w:kern w:val="28"/>
@@ -3508,7 +3758,7 @@
       </w:numPr>
     </w:pPr>
     <w:rPr>
-      <w:rFonts w:asciiTheme="majorHAnsi" w:cstheme="majorBidi" w:eastAsiaTheme="majorEastAsia" w:hAnsiTheme="majorHAnsi"/>
+      <w:rFonts w:asciiTheme="majorHAnsi" w:cstheme="majorBidi" w:hAnsiTheme="majorHAnsi" w:eastAsia="黑体"/>
       <w:i/>
       <w:iCs/>
       <w:color w:themeColor="accent1" w:val="4F81BD"/>
@@ -3524,7 +3774,7 @@
     <w:uiPriority w:val="11"/>
     <w:rsid w:val="00FC693F"/>
     <w:rPr>
-      <w:rFonts w:asciiTheme="majorHAnsi" w:cstheme="majorBidi" w:eastAsiaTheme="majorEastAsia" w:hAnsiTheme="majorHAnsi"/>
+      <w:rFonts w:asciiTheme="majorHAnsi" w:cstheme="majorBidi" w:hAnsiTheme="majorHAnsi" w:eastAsia="黑体"/>
       <w:i/>
       <w:iCs/>
       <w:color w:themeColor="accent1" w:val="4F81BD"/>
@@ -3591,6 +3841,7 @@
       <w:spacing w:after="120"/>
     </w:pPr>
     <w:rPr>
+      <w:rFonts w:eastAsia="黑体"/>
       <w:sz w:val="16"/>
       <w:szCs w:val="16"/>
     </w:rPr>
@@ -3602,6 +3853,7 @@
     <w:uiPriority w:val="99"/>
     <w:rsid w:val="00AA1D8D"/>
     <w:rPr>
+      <w:rFonts w:eastAsia="黑体"/>
       <w:sz w:val="16"/>
       <w:szCs w:val="16"/>
     </w:rPr>
@@ -3771,7 +4023,7 @@
       </w:tabs>
     </w:pPr>
     <w:rPr>
-      <w:rFonts w:ascii="Courier" w:hAnsi="Courier"/>
+      <w:rFonts w:ascii="Courier" w:hAnsi="Courier" w:eastAsia="黑体"/>
       <w:sz w:val="20"/>
       <w:szCs w:val="20"/>
     </w:rPr>
@@ -3783,7 +4035,7 @@
     <w:uiPriority w:val="99"/>
     <w:rsid w:val="0029639D"/>
     <w:rPr>
-      <w:rFonts w:ascii="Courier" w:hAnsi="Courier"/>
+      <w:rFonts w:ascii="Courier" w:hAnsi="Courier" w:eastAsia="黑体"/>
       <w:sz w:val="20"/>
       <w:szCs w:val="20"/>
     </w:rPr>
@@ -3819,6 +4071,7 @@
     <w:uiPriority w:val="29"/>
     <w:rsid w:val="00FC693F"/>
     <w:rPr>
+      <w:rFonts w:eastAsia="黑体"/>
       <w:i/>
       <w:iCs/>
       <w:color w:themeColor="text1" w:val="000000"/>
@@ -3832,7 +4085,7 @@
     <w:semiHidden/>
     <w:rsid w:val="00FC693F"/>
     <w:rPr>
-      <w:rFonts w:asciiTheme="majorHAnsi" w:cstheme="majorBidi" w:eastAsiaTheme="majorEastAsia" w:hAnsiTheme="majorHAnsi"/>
+      <w:rFonts w:asciiTheme="majorHAnsi" w:cstheme="majorBidi" w:hAnsiTheme="majorHAnsi" w:eastAsia="黑体"/>
       <w:b/>
       <w:bCs/>
       <w:i/>
@@ -3848,7 +4101,7 @@
     <w:semiHidden/>
     <w:rsid w:val="00FC693F"/>
     <w:rPr>
-      <w:rFonts w:asciiTheme="majorHAnsi" w:cstheme="majorBidi" w:eastAsiaTheme="majorEastAsia" w:hAnsiTheme="majorHAnsi"/>
+      <w:rFonts w:asciiTheme="majorHAnsi" w:cstheme="majorBidi" w:hAnsiTheme="majorHAnsi" w:eastAsia="黑体"/>
       <w:color w:themeColor="accent1" w:themeShade="7F" w:val="243F60"/>
     </w:rPr>
   </w:style>
@@ -3860,7 +4113,7 @@
     <w:semiHidden/>
     <w:rsid w:val="00FC693F"/>
     <w:rPr>
-      <w:rFonts w:asciiTheme="majorHAnsi" w:cstheme="majorBidi" w:eastAsiaTheme="majorEastAsia" w:hAnsiTheme="majorHAnsi"/>
+      <w:rFonts w:asciiTheme="majorHAnsi" w:cstheme="majorBidi" w:hAnsiTheme="majorHAnsi" w:eastAsia="黑体"/>
       <w:i/>
       <w:iCs/>
       <w:color w:themeColor="accent1" w:themeShade="7F" w:val="243F60"/>
@@ -3874,7 +4127,7 @@
     <w:semiHidden/>
     <w:rsid w:val="00FC693F"/>
     <w:rPr>
-      <w:rFonts w:asciiTheme="majorHAnsi" w:cstheme="majorBidi" w:eastAsiaTheme="majorEastAsia" w:hAnsiTheme="majorHAnsi"/>
+      <w:rFonts w:asciiTheme="majorHAnsi" w:cstheme="majorBidi" w:hAnsiTheme="majorHAnsi" w:eastAsia="黑体"/>
       <w:i/>
       <w:iCs/>
       <w:color w:themeColor="text1" w:themeTint="BF" w:val="404040"/>
@@ -3888,7 +4141,7 @@
     <w:semiHidden/>
     <w:rsid w:val="00FC693F"/>
     <w:rPr>
-      <w:rFonts w:asciiTheme="majorHAnsi" w:cstheme="majorBidi" w:eastAsiaTheme="majorEastAsia" w:hAnsiTheme="majorHAnsi"/>
+      <w:rFonts w:asciiTheme="majorHAnsi" w:cstheme="majorBidi" w:hAnsiTheme="majorHAnsi" w:eastAsia="黑体"/>
       <w:color w:themeColor="accent1" w:val="4F81BD"/>
       <w:sz w:val="20"/>
       <w:szCs w:val="20"/>
@@ -3902,7 +4155,7 @@
     <w:semiHidden/>
     <w:rsid w:val="00FC693F"/>
     <w:rPr>
-      <w:rFonts w:asciiTheme="majorHAnsi" w:cstheme="majorBidi" w:eastAsiaTheme="majorEastAsia" w:hAnsiTheme="majorHAnsi"/>
+      <w:rFonts w:asciiTheme="majorHAnsi" w:cstheme="majorBidi" w:hAnsiTheme="majorHAnsi" w:eastAsia="黑体"/>
       <w:i/>
       <w:iCs/>
       <w:color w:themeColor="text1" w:themeTint="BF" w:val="404040"/>
@@ -3923,6 +4176,7 @@
       <w:spacing w:line="240" w:lineRule="auto"/>
     </w:pPr>
     <w:rPr>
+      <w:rFonts w:eastAsia="黑体"/>
       <w:b/>
       <w:bCs/>
       <w:color w:themeColor="accent1" w:val="4F81BD"/>
@@ -3937,6 +4191,7 @@
     <w:qFormat/>
     <w:rsid w:val="00FC693F"/>
     <w:rPr>
+      <w:rFonts w:eastAsia="黑体"/>
       <w:b/>
       <w:bCs/>
     </w:rPr>
@@ -3948,6 +4203,7 @@
     <w:qFormat/>
     <w:rsid w:val="00FC693F"/>
     <w:rPr>
+      <w:rFonts w:eastAsia="黑体"/>
       <w:i/>
       <w:iCs/>
     </w:rPr>
@@ -3968,6 +4224,7 @@
       <w:ind w:left="936" w:right="936"/>
     </w:pPr>
     <w:rPr>
+      <w:rFonts w:eastAsia="黑体"/>
       <w:b/>
       <w:bCs/>
       <w:i/>
@@ -3982,6 +4239,7 @@
     <w:uiPriority w:val="30"/>
     <w:rsid w:val="00FC693F"/>
     <w:rPr>
+      <w:rFonts w:eastAsia="黑体"/>
       <w:b/>
       <w:bCs/>
       <w:i/>
@@ -3996,6 +4254,7 @@
     <w:qFormat/>
     <w:rsid w:val="00FC693F"/>
     <w:rPr>
+      <w:rFonts w:eastAsia="黑体"/>
       <w:i/>
       <w:iCs/>
       <w:color w:themeColor="text1" w:themeTint="7F" w:val="808080"/>
@@ -4008,6 +4267,7 @@
     <w:qFormat/>
     <w:rsid w:val="00FC693F"/>
     <w:rPr>
+      <w:rFonts w:eastAsia="黑体"/>
       <w:b/>
       <w:bCs/>
       <w:i/>
@@ -4022,6 +4282,7 @@
     <w:qFormat/>
     <w:rsid w:val="00FC693F"/>
     <w:rPr>
+      <w:rFonts w:eastAsia="黑体"/>
       <w:smallCaps/>
       <w:color w:themeColor="accent2" w:val="C0504D"/>
       <w:u w:val="single"/>
@@ -4034,6 +4295,7 @@
     <w:qFormat/>
     <w:rsid w:val="00FC693F"/>
     <w:rPr>
+      <w:rFonts w:eastAsia="黑体"/>
       <w:b/>
       <w:bCs/>
       <w:smallCaps/>
@@ -4049,6 +4311,7 @@
     <w:qFormat/>
     <w:rsid w:val="00FC693F"/>
     <w:rPr>
+      <w:rFonts w:eastAsia="黑体"/>
       <w:b/>
       <w:bCs/>
       <w:smallCaps/>
@@ -4103,6 +4366,7 @@
       <w:spacing w:after="0" w:line="240" w:lineRule="auto"/>
     </w:pPr>
     <w:rPr>
+      <w:rFonts w:eastAsia="黑体"/>
       <w:color w:themeColor="text1" w:themeShade="BF" w:val="000000"/>
     </w:rPr>
     <w:tblPr>
@@ -4125,6 +4389,7 @@
         <w:spacing w:after="0" w:before="0" w:line="240" w:lineRule="auto"/>
       </w:pPr>
       <w:rPr>
+        <w:rFonts w:eastAsia="黑体"/>
         <w:b/>
         <w:bCs/>
       </w:rPr>
@@ -4145,6 +4410,7 @@
         <w:spacing w:after="0" w:before="0" w:line="240" w:lineRule="auto"/>
       </w:pPr>
       <w:rPr>
+        <w:rFonts w:eastAsia="黑体"/>
         <w:b/>
         <w:bCs/>
       </w:rPr>
@@ -4162,12 +4428,14 @@
     </w:tblStylePr>
     <w:tblStylePr w:type="firstCol">
       <w:rPr>
+        <w:rFonts w:eastAsia="黑体"/>
         <w:b/>
         <w:bCs/>
       </w:rPr>
     </w:tblStylePr>
     <w:tblStylePr w:type="lastCol">
       <w:rPr>
+        <w:rFonts w:eastAsia="黑体"/>
         <w:b/>
         <w:bCs/>
       </w:rPr>
@@ -4206,6 +4474,7 @@
       <w:spacing w:after="0" w:line="240" w:lineRule="auto"/>
     </w:pPr>
     <w:rPr>
+      <w:rFonts w:eastAsia="黑体"/>
       <w:color w:themeColor="accent1" w:themeShade="BF" w:val="365F91"/>
     </w:rPr>
     <w:tblPr>
@@ -4228,6 +4497,7 @@
         <w:spacing w:after="0" w:before="0" w:line="240" w:lineRule="auto"/>
       </w:pPr>
       <w:rPr>
+        <w:rFonts w:eastAsia="黑体"/>
         <w:b/>
         <w:bCs/>
       </w:rPr>
@@ -4248,6 +4518,7 @@
         <w:spacing w:after="0" w:before="0" w:line="240" w:lineRule="auto"/>
       </w:pPr>
       <w:rPr>
+        <w:rFonts w:eastAsia="黑体"/>
         <w:b/>
         <w:bCs/>
       </w:rPr>
@@ -4265,12 +4536,14 @@
     </w:tblStylePr>
     <w:tblStylePr w:type="firstCol">
       <w:rPr>
+        <w:rFonts w:eastAsia="黑体"/>
         <w:b/>
         <w:bCs/>
       </w:rPr>
     </w:tblStylePr>
     <w:tblStylePr w:type="lastCol">
       <w:rPr>
+        <w:rFonts w:eastAsia="黑体"/>
         <w:b/>
         <w:bCs/>
       </w:rPr>
@@ -4309,6 +4582,7 @@
       <w:spacing w:after="0" w:line="240" w:lineRule="auto"/>
     </w:pPr>
     <w:rPr>
+      <w:rFonts w:eastAsia="黑体"/>
       <w:color w:themeColor="accent2" w:themeShade="BF" w:val="943634"/>
     </w:rPr>
     <w:tblPr>
@@ -4331,6 +4605,7 @@
         <w:spacing w:after="0" w:before="0" w:line="240" w:lineRule="auto"/>
       </w:pPr>
       <w:rPr>
+        <w:rFonts w:eastAsia="黑体"/>
         <w:b/>
         <w:bCs/>
       </w:rPr>
@@ -4351,6 +4626,7 @@
         <w:spacing w:after="0" w:before="0" w:line="240" w:lineRule="auto"/>
       </w:pPr>
       <w:rPr>
+        <w:rFonts w:eastAsia="黑体"/>
         <w:b/>
         <w:bCs/>
       </w:rPr>
@@ -4368,12 +4644,14 @@
     </w:tblStylePr>
     <w:tblStylePr w:type="firstCol">
       <w:rPr>
+        <w:rFonts w:eastAsia="黑体"/>
         <w:b/>
         <w:bCs/>
       </w:rPr>
     </w:tblStylePr>
     <w:tblStylePr w:type="lastCol">
       <w:rPr>
+        <w:rFonts w:eastAsia="黑体"/>
         <w:b/>
         <w:bCs/>
       </w:rPr>
@@ -4412,6 +4690,7 @@
       <w:spacing w:after="0" w:line="240" w:lineRule="auto"/>
     </w:pPr>
     <w:rPr>
+      <w:rFonts w:eastAsia="黑体"/>
       <w:color w:themeColor="accent3" w:themeShade="BF" w:val="76923C"/>
     </w:rPr>
     <w:tblPr>
@@ -4434,6 +4713,7 @@
         <w:spacing w:after="0" w:before="0" w:line="240" w:lineRule="auto"/>
       </w:pPr>
       <w:rPr>
+        <w:rFonts w:eastAsia="黑体"/>
         <w:b/>
         <w:bCs/>
       </w:rPr>
@@ -4454,6 +4734,7 @@
         <w:spacing w:after="0" w:before="0" w:line="240" w:lineRule="auto"/>
       </w:pPr>
       <w:rPr>
+        <w:rFonts w:eastAsia="黑体"/>
         <w:b/>
         <w:bCs/>
       </w:rPr>
@@ -4471,12 +4752,14 @@
     </w:tblStylePr>
     <w:tblStylePr w:type="firstCol">
       <w:rPr>
+        <w:rFonts w:eastAsia="黑体"/>
         <w:b/>
         <w:bCs/>
       </w:rPr>
     </w:tblStylePr>
     <w:tblStylePr w:type="lastCol">
       <w:rPr>
+        <w:rFonts w:eastAsia="黑体"/>
         <w:b/>
         <w:bCs/>
       </w:rPr>
@@ -4515,6 +4798,7 @@
       <w:spacing w:after="0" w:line="240" w:lineRule="auto"/>
     </w:pPr>
     <w:rPr>
+      <w:rFonts w:eastAsia="黑体"/>
       <w:color w:themeColor="accent4" w:themeShade="BF" w:val="5F497A"/>
     </w:rPr>
     <w:tblPr>
@@ -4537,6 +4821,7 @@
         <w:spacing w:after="0" w:before="0" w:line="240" w:lineRule="auto"/>
       </w:pPr>
       <w:rPr>
+        <w:rFonts w:eastAsia="黑体"/>
         <w:b/>
         <w:bCs/>
       </w:rPr>
@@ -4557,6 +4842,7 @@
         <w:spacing w:after="0" w:before="0" w:line="240" w:lineRule="auto"/>
       </w:pPr>
       <w:rPr>
+        <w:rFonts w:eastAsia="黑体"/>
         <w:b/>
         <w:bCs/>
       </w:rPr>
@@ -4574,12 +4860,14 @@
     </w:tblStylePr>
     <w:tblStylePr w:type="firstCol">
       <w:rPr>
+        <w:rFonts w:eastAsia="黑体"/>
         <w:b/>
         <w:bCs/>
       </w:rPr>
     </w:tblStylePr>
     <w:tblStylePr w:type="lastCol">
       <w:rPr>
+        <w:rFonts w:eastAsia="黑体"/>
         <w:b/>
         <w:bCs/>
       </w:rPr>
@@ -4618,6 +4906,7 @@
       <w:spacing w:after="0" w:line="240" w:lineRule="auto"/>
     </w:pPr>
     <w:rPr>
+      <w:rFonts w:eastAsia="黑体"/>
       <w:color w:themeColor="accent5" w:themeShade="BF" w:val="31849B"/>
     </w:rPr>
     <w:tblPr>
@@ -4640,6 +4929,7 @@
         <w:spacing w:after="0" w:before="0" w:line="240" w:lineRule="auto"/>
       </w:pPr>
       <w:rPr>
+        <w:rFonts w:eastAsia="黑体"/>
         <w:b/>
         <w:bCs/>
       </w:rPr>
@@ -4660,6 +4950,7 @@
         <w:spacing w:after="0" w:before="0" w:line="240" w:lineRule="auto"/>
       </w:pPr>
       <w:rPr>
+        <w:rFonts w:eastAsia="黑体"/>
         <w:b/>
         <w:bCs/>
       </w:rPr>
@@ -4677,12 +4968,14 @@
     </w:tblStylePr>
     <w:tblStylePr w:type="firstCol">
       <w:rPr>
+        <w:rFonts w:eastAsia="黑体"/>
         <w:b/>
         <w:bCs/>
       </w:rPr>
     </w:tblStylePr>
     <w:tblStylePr w:type="lastCol">
       <w:rPr>
+        <w:rFonts w:eastAsia="黑体"/>
         <w:b/>
         <w:bCs/>
       </w:rPr>
@@ -4721,6 +5014,7 @@
       <w:spacing w:after="0" w:line="240" w:lineRule="auto"/>
     </w:pPr>
     <w:rPr>
+      <w:rFonts w:eastAsia="黑体"/>
       <w:color w:themeColor="accent6" w:themeShade="BF" w:val="E36C0A"/>
     </w:rPr>
     <w:tblPr>
@@ -4743,6 +5037,7 @@
         <w:spacing w:after="0" w:before="0" w:line="240" w:lineRule="auto"/>
       </w:pPr>
       <w:rPr>
+        <w:rFonts w:eastAsia="黑体"/>
         <w:b/>
         <w:bCs/>
       </w:rPr>
@@ -4763,6 +5058,7 @@
         <w:spacing w:after="0" w:before="0" w:line="240" w:lineRule="auto"/>
       </w:pPr>
       <w:rPr>
+        <w:rFonts w:eastAsia="黑体"/>
         <w:b/>
         <w:bCs/>
       </w:rPr>
@@ -4780,12 +5076,14 @@
     </w:tblStylePr>
     <w:tblStylePr w:type="firstCol">
       <w:rPr>
+        <w:rFonts w:eastAsia="黑体"/>
         <w:b/>
         <w:bCs/>
       </w:rPr>
     </w:tblStylePr>
     <w:tblStylePr w:type="lastCol">
       <w:rPr>
+        <w:rFonts w:eastAsia="黑体"/>
         <w:b/>
         <w:bCs/>
       </w:rPr>
@@ -4845,6 +5143,7 @@
         <w:spacing w:after="0" w:before="0" w:line="240" w:lineRule="auto"/>
       </w:pPr>
       <w:rPr>
+        <w:rFonts w:eastAsia="黑体"/>
         <w:b/>
         <w:bCs/>
         <w:color w:themeColor="background1" w:val="FFFFFF"/>
@@ -4859,6 +5158,7 @@
         <w:spacing w:after="0" w:before="0" w:line="240" w:lineRule="auto"/>
       </w:pPr>
       <w:rPr>
+        <w:rFonts w:eastAsia="黑体"/>
         <w:b/>
         <w:bCs/>
       </w:rPr>
@@ -4874,12 +5174,14 @@
     </w:tblStylePr>
     <w:tblStylePr w:type="firstCol">
       <w:rPr>
+        <w:rFonts w:eastAsia="黑体"/>
         <w:b/>
         <w:bCs/>
       </w:rPr>
     </w:tblStylePr>
     <w:tblStylePr w:type="lastCol">
       <w:rPr>
+        <w:rFonts w:eastAsia="黑体"/>
         <w:b/>
         <w:bCs/>
       </w:rPr>
@@ -4937,6 +5239,7 @@
         <w:spacing w:after="0" w:before="0" w:line="240" w:lineRule="auto"/>
       </w:pPr>
       <w:rPr>
+        <w:rFonts w:eastAsia="黑体"/>
         <w:b/>
         <w:bCs/>
         <w:color w:themeColor="background1" w:val="FFFFFF"/>
@@ -4951,6 +5254,7 @@
         <w:spacing w:after="0" w:before="0" w:line="240" w:lineRule="auto"/>
       </w:pPr>
       <w:rPr>
+        <w:rFonts w:eastAsia="黑体"/>
         <w:b/>
         <w:bCs/>
       </w:rPr>
@@ -4966,12 +5270,14 @@
     </w:tblStylePr>
     <w:tblStylePr w:type="firstCol">
       <w:rPr>
+        <w:rFonts w:eastAsia="黑体"/>
         <w:b/>
         <w:bCs/>
       </w:rPr>
     </w:tblStylePr>
     <w:tblStylePr w:type="lastCol">
       <w:rPr>
+        <w:rFonts w:eastAsia="黑体"/>
         <w:b/>
         <w:bCs/>
       </w:rPr>
@@ -5029,6 +5335,7 @@
         <w:spacing w:after="0" w:before="0" w:line="240" w:lineRule="auto"/>
       </w:pPr>
       <w:rPr>
+        <w:rFonts w:eastAsia="黑体"/>
         <w:b/>
         <w:bCs/>
         <w:color w:themeColor="background1" w:val="FFFFFF"/>
@@ -5043,6 +5350,7 @@
         <w:spacing w:after="0" w:before="0" w:line="240" w:lineRule="auto"/>
       </w:pPr>
       <w:rPr>
+        <w:rFonts w:eastAsia="黑体"/>
         <w:b/>
         <w:bCs/>
       </w:rPr>
@@ -5058,12 +5366,14 @@
     </w:tblStylePr>
     <w:tblStylePr w:type="firstCol">
       <w:rPr>
+        <w:rFonts w:eastAsia="黑体"/>
         <w:b/>
         <w:bCs/>
       </w:rPr>
     </w:tblStylePr>
     <w:tblStylePr w:type="lastCol">
       <w:rPr>
+        <w:rFonts w:eastAsia="黑体"/>
         <w:b/>
         <w:bCs/>
       </w:rPr>
@@ -5121,6 +5431,7 @@
         <w:spacing w:after="0" w:before="0" w:line="240" w:lineRule="auto"/>
       </w:pPr>
       <w:rPr>
+        <w:rFonts w:eastAsia="黑体"/>
         <w:b/>
         <w:bCs/>
         <w:color w:themeColor="background1" w:val="FFFFFF"/>
@@ -5135,6 +5446,7 @@
         <w:spacing w:after="0" w:before="0" w:line="240" w:lineRule="auto"/>
       </w:pPr>
       <w:rPr>
+        <w:rFonts w:eastAsia="黑体"/>
         <w:b/>
         <w:bCs/>
       </w:rPr>
@@ -5150,12 +5462,14 @@
     </w:tblStylePr>
     <w:tblStylePr w:type="firstCol">
       <w:rPr>
+        <w:rFonts w:eastAsia="黑体"/>
         <w:b/>
         <w:bCs/>
       </w:rPr>
     </w:tblStylePr>
     <w:tblStylePr w:type="lastCol">
       <w:rPr>
+        <w:rFonts w:eastAsia="黑体"/>
         <w:b/>
         <w:bCs/>
       </w:rPr>
@@ -5213,6 +5527,7 @@
         <w:spacing w:after="0" w:before="0" w:line="240" w:lineRule="auto"/>
       </w:pPr>
       <w:rPr>
+        <w:rFonts w:eastAsia="黑体"/>
         <w:b/>
         <w:bCs/>
         <w:color w:themeColor="background1" w:val="FFFFFF"/>
@@ -5227,6 +5542,7 @@
         <w:spacing w:after="0" w:before="0" w:line="240" w:lineRule="auto"/>
       </w:pPr>
       <w:rPr>
+        <w:rFonts w:eastAsia="黑体"/>
         <w:b/>
         <w:bCs/>
       </w:rPr>
@@ -5242,12 +5558,14 @@
     </w:tblStylePr>
     <w:tblStylePr w:type="firstCol">
       <w:rPr>
+        <w:rFonts w:eastAsia="黑体"/>
         <w:b/>
         <w:bCs/>
       </w:rPr>
     </w:tblStylePr>
     <w:tblStylePr w:type="lastCol">
       <w:rPr>
+        <w:rFonts w:eastAsia="黑体"/>
         <w:b/>
         <w:bCs/>
       </w:rPr>
@@ -5305,6 +5623,7 @@
         <w:spacing w:after="0" w:before="0" w:line="240" w:lineRule="auto"/>
       </w:pPr>
       <w:rPr>
+        <w:rFonts w:eastAsia="黑体"/>
         <w:b/>
         <w:bCs/>
         <w:color w:themeColor="background1" w:val="FFFFFF"/>
@@ -5319,6 +5638,7 @@
         <w:spacing w:after="0" w:before="0" w:line="240" w:lineRule="auto"/>
       </w:pPr>
       <w:rPr>
+        <w:rFonts w:eastAsia="黑体"/>
         <w:b/>
         <w:bCs/>
       </w:rPr>
@@ -5334,12 +5654,14 @@
     </w:tblStylePr>
     <w:tblStylePr w:type="firstCol">
       <w:rPr>
+        <w:rFonts w:eastAsia="黑体"/>
         <w:b/>
         <w:bCs/>
       </w:rPr>
     </w:tblStylePr>
     <w:tblStylePr w:type="lastCol">
       <w:rPr>
+        <w:rFonts w:eastAsia="黑体"/>
         <w:b/>
         <w:bCs/>
       </w:rPr>
@@ -5397,6 +5719,7 @@
         <w:spacing w:after="0" w:before="0" w:line="240" w:lineRule="auto"/>
       </w:pPr>
       <w:rPr>
+        <w:rFonts w:eastAsia="黑体"/>
         <w:b/>
         <w:bCs/>
         <w:color w:themeColor="background1" w:val="FFFFFF"/>
@@ -5411,6 +5734,7 @@
         <w:spacing w:after="0" w:before="0" w:line="240" w:lineRule="auto"/>
       </w:pPr>
       <w:rPr>
+        <w:rFonts w:eastAsia="黑体"/>
         <w:b/>
         <w:bCs/>
       </w:rPr>
@@ -5426,12 +5750,14 @@
     </w:tblStylePr>
     <w:tblStylePr w:type="firstCol">
       <w:rPr>
+        <w:rFonts w:eastAsia="黑体"/>
         <w:b/>
         <w:bCs/>
       </w:rPr>
     </w:tblStylePr>
     <w:tblStylePr w:type="lastCol">
       <w:rPr>
+        <w:rFonts w:eastAsia="黑体"/>
         <w:b/>
         <w:bCs/>
       </w:rPr>
@@ -5491,7 +5817,7 @@
         <w:spacing w:after="0" w:before="0" w:line="240" w:lineRule="auto"/>
       </w:pPr>
       <w:rPr>
-        <w:rFonts w:asciiTheme="majorHAnsi" w:cstheme="majorBidi" w:eastAsiaTheme="majorEastAsia" w:hAnsiTheme="majorHAnsi"/>
+        <w:rFonts w:asciiTheme="majorHAnsi" w:cstheme="majorBidi" w:hAnsiTheme="majorHAnsi" w:eastAsia="黑体"/>
         <w:b/>
         <w:bCs/>
       </w:rPr>
@@ -5512,7 +5838,7 @@
         <w:spacing w:after="0" w:before="0" w:line="240" w:lineRule="auto"/>
       </w:pPr>
       <w:rPr>
-        <w:rFonts w:asciiTheme="majorHAnsi" w:cstheme="majorBidi" w:eastAsiaTheme="majorEastAsia" w:hAnsiTheme="majorHAnsi"/>
+        <w:rFonts w:asciiTheme="majorHAnsi" w:cstheme="majorBidi" w:hAnsiTheme="majorHAnsi" w:eastAsia="黑体"/>
         <w:b/>
         <w:bCs/>
       </w:rPr>
@@ -5530,14 +5856,14 @@
     </w:tblStylePr>
     <w:tblStylePr w:type="firstCol">
       <w:rPr>
-        <w:rFonts w:asciiTheme="majorHAnsi" w:cstheme="majorBidi" w:eastAsiaTheme="majorEastAsia" w:hAnsiTheme="majorHAnsi"/>
+        <w:rFonts w:asciiTheme="majorHAnsi" w:cstheme="majorBidi" w:hAnsiTheme="majorHAnsi" w:eastAsia="黑体"/>
         <w:b/>
         <w:bCs/>
       </w:rPr>
     </w:tblStylePr>
     <w:tblStylePr w:type="lastCol">
       <w:rPr>
-        <w:rFonts w:asciiTheme="majorHAnsi" w:cstheme="majorBidi" w:eastAsiaTheme="majorEastAsia" w:hAnsiTheme="majorHAnsi"/>
+        <w:rFonts w:asciiTheme="majorHAnsi" w:cstheme="majorBidi" w:hAnsiTheme="majorHAnsi" w:eastAsia="黑体"/>
         <w:b/>
         <w:bCs/>
       </w:rPr>
@@ -5621,7 +5947,7 @@
         <w:spacing w:after="0" w:before="0" w:line="240" w:lineRule="auto"/>
       </w:pPr>
       <w:rPr>
-        <w:rFonts w:asciiTheme="majorHAnsi" w:cstheme="majorBidi" w:eastAsiaTheme="majorEastAsia" w:hAnsiTheme="majorHAnsi"/>
+        <w:rFonts w:asciiTheme="majorHAnsi" w:cstheme="majorBidi" w:hAnsiTheme="majorHAnsi" w:eastAsia="黑体"/>
         <w:b/>
         <w:bCs/>
       </w:rPr>
@@ -5642,7 +5968,7 @@
         <w:spacing w:after="0" w:before="0" w:line="240" w:lineRule="auto"/>
       </w:pPr>
       <w:rPr>
-        <w:rFonts w:asciiTheme="majorHAnsi" w:cstheme="majorBidi" w:eastAsiaTheme="majorEastAsia" w:hAnsiTheme="majorHAnsi"/>
+        <w:rFonts w:asciiTheme="majorHAnsi" w:cstheme="majorBidi" w:hAnsiTheme="majorHAnsi" w:eastAsia="黑体"/>
         <w:b/>
         <w:bCs/>
       </w:rPr>
@@ -5660,14 +5986,14 @@
     </w:tblStylePr>
     <w:tblStylePr w:type="firstCol">
       <w:rPr>
-        <w:rFonts w:asciiTheme="majorHAnsi" w:cstheme="majorBidi" w:eastAsiaTheme="majorEastAsia" w:hAnsiTheme="majorHAnsi"/>
+        <w:rFonts w:asciiTheme="majorHAnsi" w:cstheme="majorBidi" w:hAnsiTheme="majorHAnsi" w:eastAsia="黑体"/>
         <w:b/>
         <w:bCs/>
       </w:rPr>
     </w:tblStylePr>
     <w:tblStylePr w:type="lastCol">
       <w:rPr>
-        <w:rFonts w:asciiTheme="majorHAnsi" w:cstheme="majorBidi" w:eastAsiaTheme="majorEastAsia" w:hAnsiTheme="majorHAnsi"/>
+        <w:rFonts w:asciiTheme="majorHAnsi" w:cstheme="majorBidi" w:hAnsiTheme="majorHAnsi" w:eastAsia="黑体"/>
         <w:b/>
         <w:bCs/>
       </w:rPr>
@@ -5751,7 +6077,7 @@
         <w:spacing w:after="0" w:before="0" w:line="240" w:lineRule="auto"/>
       </w:pPr>
       <w:rPr>
-        <w:rFonts w:asciiTheme="majorHAnsi" w:cstheme="majorBidi" w:eastAsiaTheme="majorEastAsia" w:hAnsiTheme="majorHAnsi"/>
+        <w:rFonts w:asciiTheme="majorHAnsi" w:cstheme="majorBidi" w:hAnsiTheme="majorHAnsi" w:eastAsia="黑体"/>
         <w:b/>
         <w:bCs/>
       </w:rPr>
@@ -5772,7 +6098,7 @@
         <w:spacing w:after="0" w:before="0" w:line="240" w:lineRule="auto"/>
       </w:pPr>
       <w:rPr>
-        <w:rFonts w:asciiTheme="majorHAnsi" w:cstheme="majorBidi" w:eastAsiaTheme="majorEastAsia" w:hAnsiTheme="majorHAnsi"/>
+        <w:rFonts w:asciiTheme="majorHAnsi" w:cstheme="majorBidi" w:hAnsiTheme="majorHAnsi" w:eastAsia="黑体"/>
         <w:b/>
         <w:bCs/>
       </w:rPr>
@@ -5790,14 +6116,14 @@
     </w:tblStylePr>
     <w:tblStylePr w:type="firstCol">
       <w:rPr>
-        <w:rFonts w:asciiTheme="majorHAnsi" w:cstheme="majorBidi" w:eastAsiaTheme="majorEastAsia" w:hAnsiTheme="majorHAnsi"/>
+        <w:rFonts w:asciiTheme="majorHAnsi" w:cstheme="majorBidi" w:hAnsiTheme="majorHAnsi" w:eastAsia="黑体"/>
         <w:b/>
         <w:bCs/>
       </w:rPr>
     </w:tblStylePr>
     <w:tblStylePr w:type="lastCol">
       <w:rPr>
-        <w:rFonts w:asciiTheme="majorHAnsi" w:cstheme="majorBidi" w:eastAsiaTheme="majorEastAsia" w:hAnsiTheme="majorHAnsi"/>
+        <w:rFonts w:asciiTheme="majorHAnsi" w:cstheme="majorBidi" w:hAnsiTheme="majorHAnsi" w:eastAsia="黑体"/>
         <w:b/>
         <w:bCs/>
       </w:rPr>
@@ -5881,7 +6207,7 @@
         <w:spacing w:after="0" w:before="0" w:line="240" w:lineRule="auto"/>
       </w:pPr>
       <w:rPr>
-        <w:rFonts w:asciiTheme="majorHAnsi" w:cstheme="majorBidi" w:eastAsiaTheme="majorEastAsia" w:hAnsiTheme="majorHAnsi"/>
+        <w:rFonts w:asciiTheme="majorHAnsi" w:cstheme="majorBidi" w:hAnsiTheme="majorHAnsi" w:eastAsia="黑体"/>
         <w:b/>
         <w:bCs/>
       </w:rPr>
@@ -5902,7 +6228,7 @@
         <w:spacing w:after="0" w:before="0" w:line="240" w:lineRule="auto"/>
       </w:pPr>
       <w:rPr>
-        <w:rFonts w:asciiTheme="majorHAnsi" w:cstheme="majorBidi" w:eastAsiaTheme="majorEastAsia" w:hAnsiTheme="majorHAnsi"/>
+        <w:rFonts w:asciiTheme="majorHAnsi" w:cstheme="majorBidi" w:hAnsiTheme="majorHAnsi" w:eastAsia="黑体"/>
         <w:b/>
         <w:bCs/>
       </w:rPr>
@@ -5920,14 +6246,14 @@
     </w:tblStylePr>
     <w:tblStylePr w:type="firstCol">
       <w:rPr>
-        <w:rFonts w:asciiTheme="majorHAnsi" w:cstheme="majorBidi" w:eastAsiaTheme="majorEastAsia" w:hAnsiTheme="majorHAnsi"/>
+        <w:rFonts w:asciiTheme="majorHAnsi" w:cstheme="majorBidi" w:hAnsiTheme="majorHAnsi" w:eastAsia="黑体"/>
         <w:b/>
         <w:bCs/>
       </w:rPr>
     </w:tblStylePr>
     <w:tblStylePr w:type="lastCol">
       <w:rPr>
-        <w:rFonts w:asciiTheme="majorHAnsi" w:cstheme="majorBidi" w:eastAsiaTheme="majorEastAsia" w:hAnsiTheme="majorHAnsi"/>
+        <w:rFonts w:asciiTheme="majorHAnsi" w:cstheme="majorBidi" w:hAnsiTheme="majorHAnsi" w:eastAsia="黑体"/>
         <w:b/>
         <w:bCs/>
       </w:rPr>
@@ -6011,7 +6337,7 @@
         <w:spacing w:after="0" w:before="0" w:line="240" w:lineRule="auto"/>
       </w:pPr>
       <w:rPr>
-        <w:rFonts w:asciiTheme="majorHAnsi" w:cstheme="majorBidi" w:eastAsiaTheme="majorEastAsia" w:hAnsiTheme="majorHAnsi"/>
+        <w:rFonts w:asciiTheme="majorHAnsi" w:cstheme="majorBidi" w:hAnsiTheme="majorHAnsi" w:eastAsia="黑体"/>
         <w:b/>
         <w:bCs/>
       </w:rPr>
@@ -6032,7 +6358,7 @@
         <w:spacing w:after="0" w:before="0" w:line="240" w:lineRule="auto"/>
       </w:pPr>
       <w:rPr>
-        <w:rFonts w:asciiTheme="majorHAnsi" w:cstheme="majorBidi" w:eastAsiaTheme="majorEastAsia" w:hAnsiTheme="majorHAnsi"/>
+        <w:rFonts w:asciiTheme="majorHAnsi" w:cstheme="majorBidi" w:hAnsiTheme="majorHAnsi" w:eastAsia="黑体"/>
         <w:b/>
         <w:bCs/>
       </w:rPr>
@@ -6050,14 +6376,14 @@
     </w:tblStylePr>
     <w:tblStylePr w:type="firstCol">
       <w:rPr>
-        <w:rFonts w:asciiTheme="majorHAnsi" w:cstheme="majorBidi" w:eastAsiaTheme="majorEastAsia" w:hAnsiTheme="majorHAnsi"/>
+        <w:rFonts w:asciiTheme="majorHAnsi" w:cstheme="majorBidi" w:hAnsiTheme="majorHAnsi" w:eastAsia="黑体"/>
         <w:b/>
         <w:bCs/>
       </w:rPr>
     </w:tblStylePr>
     <w:tblStylePr w:type="lastCol">
       <w:rPr>
-        <w:rFonts w:asciiTheme="majorHAnsi" w:cstheme="majorBidi" w:eastAsiaTheme="majorEastAsia" w:hAnsiTheme="majorHAnsi"/>
+        <w:rFonts w:asciiTheme="majorHAnsi" w:cstheme="majorBidi" w:hAnsiTheme="majorHAnsi" w:eastAsia="黑体"/>
         <w:b/>
         <w:bCs/>
       </w:rPr>
@@ -6141,7 +6467,7 @@
         <w:spacing w:after="0" w:before="0" w:line="240" w:lineRule="auto"/>
       </w:pPr>
       <w:rPr>
-        <w:rFonts w:asciiTheme="majorHAnsi" w:cstheme="majorBidi" w:eastAsiaTheme="majorEastAsia" w:hAnsiTheme="majorHAnsi"/>
+        <w:rFonts w:asciiTheme="majorHAnsi" w:cstheme="majorBidi" w:hAnsiTheme="majorHAnsi" w:eastAsia="黑体"/>
         <w:b/>
         <w:bCs/>
       </w:rPr>
@@ -6162,7 +6488,7 @@
         <w:spacing w:after="0" w:before="0" w:line="240" w:lineRule="auto"/>
       </w:pPr>
       <w:rPr>
-        <w:rFonts w:asciiTheme="majorHAnsi" w:cstheme="majorBidi" w:eastAsiaTheme="majorEastAsia" w:hAnsiTheme="majorHAnsi"/>
+        <w:rFonts w:asciiTheme="majorHAnsi" w:cstheme="majorBidi" w:hAnsiTheme="majorHAnsi" w:eastAsia="黑体"/>
         <w:b/>
         <w:bCs/>
       </w:rPr>
@@ -6180,14 +6506,14 @@
     </w:tblStylePr>
     <w:tblStylePr w:type="firstCol">
       <w:rPr>
-        <w:rFonts w:asciiTheme="majorHAnsi" w:cstheme="majorBidi" w:eastAsiaTheme="majorEastAsia" w:hAnsiTheme="majorHAnsi"/>
+        <w:rFonts w:asciiTheme="majorHAnsi" w:cstheme="majorBidi" w:hAnsiTheme="majorHAnsi" w:eastAsia="黑体"/>
         <w:b/>
         <w:bCs/>
       </w:rPr>
     </w:tblStylePr>
     <w:tblStylePr w:type="lastCol">
       <w:rPr>
-        <w:rFonts w:asciiTheme="majorHAnsi" w:cstheme="majorBidi" w:eastAsiaTheme="majorEastAsia" w:hAnsiTheme="majorHAnsi"/>
+        <w:rFonts w:asciiTheme="majorHAnsi" w:cstheme="majorBidi" w:hAnsiTheme="majorHAnsi" w:eastAsia="黑体"/>
         <w:b/>
         <w:bCs/>
       </w:rPr>
@@ -6271,7 +6597,7 @@
         <w:spacing w:after="0" w:before="0" w:line="240" w:lineRule="auto"/>
       </w:pPr>
       <w:rPr>
-        <w:rFonts w:asciiTheme="majorHAnsi" w:cstheme="majorBidi" w:eastAsiaTheme="majorEastAsia" w:hAnsiTheme="majorHAnsi"/>
+        <w:rFonts w:asciiTheme="majorHAnsi" w:cstheme="majorBidi" w:hAnsiTheme="majorHAnsi" w:eastAsia="黑体"/>
         <w:b/>
         <w:bCs/>
       </w:rPr>
@@ -6292,7 +6618,7 @@
         <w:spacing w:after="0" w:before="0" w:line="240" w:lineRule="auto"/>
       </w:pPr>
       <w:rPr>
-        <w:rFonts w:asciiTheme="majorHAnsi" w:cstheme="majorBidi" w:eastAsiaTheme="majorEastAsia" w:hAnsiTheme="majorHAnsi"/>
+        <w:rFonts w:asciiTheme="majorHAnsi" w:cstheme="majorBidi" w:hAnsiTheme="majorHAnsi" w:eastAsia="黑体"/>
         <w:b/>
         <w:bCs/>
       </w:rPr>
@@ -6310,14 +6636,14 @@
     </w:tblStylePr>
     <w:tblStylePr w:type="firstCol">
       <w:rPr>
-        <w:rFonts w:asciiTheme="majorHAnsi" w:cstheme="majorBidi" w:eastAsiaTheme="majorEastAsia" w:hAnsiTheme="majorHAnsi"/>
+        <w:rFonts w:asciiTheme="majorHAnsi" w:cstheme="majorBidi" w:hAnsiTheme="majorHAnsi" w:eastAsia="黑体"/>
         <w:b/>
         <w:bCs/>
       </w:rPr>
     </w:tblStylePr>
     <w:tblStylePr w:type="lastCol">
       <w:rPr>
-        <w:rFonts w:asciiTheme="majorHAnsi" w:cstheme="majorBidi" w:eastAsiaTheme="majorEastAsia" w:hAnsiTheme="majorHAnsi"/>
+        <w:rFonts w:asciiTheme="majorHAnsi" w:cstheme="majorBidi" w:hAnsiTheme="majorHAnsi" w:eastAsia="黑体"/>
         <w:b/>
         <w:bCs/>
       </w:rPr>
@@ -6400,6 +6726,7 @@
         <w:spacing w:after="0" w:before="0" w:line="240" w:lineRule="auto"/>
       </w:pPr>
       <w:rPr>
+        <w:rFonts w:eastAsia="黑体"/>
         <w:b/>
         <w:bCs/>
         <w:color w:themeColor="background1" w:val="FFFFFF"/>
@@ -6422,6 +6749,7 @@
         <w:spacing w:after="0" w:before="0" w:line="240" w:lineRule="auto"/>
       </w:pPr>
       <w:rPr>
+        <w:rFonts w:eastAsia="黑体"/>
         <w:b/>
         <w:bCs/>
       </w:rPr>
@@ -6439,12 +6767,14 @@
     </w:tblStylePr>
     <w:tblStylePr w:type="firstCol">
       <w:rPr>
+        <w:rFonts w:eastAsia="黑体"/>
         <w:b/>
         <w:bCs/>
       </w:rPr>
     </w:tblStylePr>
     <w:tblStylePr w:type="lastCol">
       <w:rPr>
+        <w:rFonts w:eastAsia="黑体"/>
         <w:b/>
         <w:bCs/>
       </w:rPr>
@@ -6506,6 +6836,7 @@
         <w:spacing w:after="0" w:before="0" w:line="240" w:lineRule="auto"/>
       </w:pPr>
       <w:rPr>
+        <w:rFonts w:eastAsia="黑体"/>
         <w:b/>
         <w:bCs/>
         <w:color w:themeColor="background1" w:val="FFFFFF"/>
@@ -6528,6 +6859,7 @@
         <w:spacing w:after="0" w:before="0" w:line="240" w:lineRule="auto"/>
       </w:pPr>
       <w:rPr>
+        <w:rFonts w:eastAsia="黑体"/>
         <w:b/>
         <w:bCs/>
       </w:rPr>
@@ -6545,12 +6877,14 @@
     </w:tblStylePr>
     <w:tblStylePr w:type="firstCol">
       <w:rPr>
+        <w:rFonts w:eastAsia="黑体"/>
         <w:b/>
         <w:bCs/>
       </w:rPr>
     </w:tblStylePr>
     <w:tblStylePr w:type="lastCol">
       <w:rPr>
+        <w:rFonts w:eastAsia="黑体"/>
         <w:b/>
         <w:bCs/>
       </w:rPr>
@@ -6612,6 +6946,7 @@
         <w:spacing w:after="0" w:before="0" w:line="240" w:lineRule="auto"/>
       </w:pPr>
       <w:rPr>
+        <w:rFonts w:eastAsia="黑体"/>
         <w:b/>
         <w:bCs/>
         <w:color w:themeColor="background1" w:val="FFFFFF"/>
@@ -6634,6 +6969,7 @@
         <w:spacing w:after="0" w:before="0" w:line="240" w:lineRule="auto"/>
       </w:pPr>
       <w:rPr>
+        <w:rFonts w:eastAsia="黑体"/>
         <w:b/>
         <w:bCs/>
       </w:rPr>
@@ -6651,12 +6987,14 @@
     </w:tblStylePr>
     <w:tblStylePr w:type="firstCol">
       <w:rPr>
+        <w:rFonts w:eastAsia="黑体"/>
         <w:b/>
         <w:bCs/>
       </w:rPr>
     </w:tblStylePr>
     <w:tblStylePr w:type="lastCol">
       <w:rPr>
+        <w:rFonts w:eastAsia="黑体"/>
         <w:b/>
         <w:bCs/>
       </w:rPr>
@@ -6718,6 +7056,7 @@
         <w:spacing w:after="0" w:before="0" w:line="240" w:lineRule="auto"/>
       </w:pPr>
       <w:rPr>
+        <w:rFonts w:eastAsia="黑体"/>
         <w:b/>
         <w:bCs/>
         <w:color w:themeColor="background1" w:val="FFFFFF"/>
@@ -6740,6 +7079,7 @@
         <w:spacing w:after="0" w:before="0" w:line="240" w:lineRule="auto"/>
       </w:pPr>
       <w:rPr>
+        <w:rFonts w:eastAsia="黑体"/>
         <w:b/>
         <w:bCs/>
       </w:rPr>
@@ -6757,12 +7097,14 @@
     </w:tblStylePr>
     <w:tblStylePr w:type="firstCol">
       <w:rPr>
+        <w:rFonts w:eastAsia="黑体"/>
         <w:b/>
         <w:bCs/>
       </w:rPr>
     </w:tblStylePr>
     <w:tblStylePr w:type="lastCol">
       <w:rPr>
+        <w:rFonts w:eastAsia="黑体"/>
         <w:b/>
         <w:bCs/>
       </w:rPr>
@@ -6824,6 +7166,7 @@
         <w:spacing w:after="0" w:before="0" w:line="240" w:lineRule="auto"/>
       </w:pPr>
       <w:rPr>
+        <w:rFonts w:eastAsia="黑体"/>
         <w:b/>
         <w:bCs/>
         <w:color w:themeColor="background1" w:val="FFFFFF"/>
@@ -6846,6 +7189,7 @@
         <w:spacing w:after="0" w:before="0" w:line="240" w:lineRule="auto"/>
       </w:pPr>
       <w:rPr>
+        <w:rFonts w:eastAsia="黑体"/>
         <w:b/>
         <w:bCs/>
       </w:rPr>
@@ -6863,12 +7207,14 @@
     </w:tblStylePr>
     <w:tblStylePr w:type="firstCol">
       <w:rPr>
+        <w:rFonts w:eastAsia="黑体"/>
         <w:b/>
         <w:bCs/>
       </w:rPr>
     </w:tblStylePr>
     <w:tblStylePr w:type="lastCol">
       <w:rPr>
+        <w:rFonts w:eastAsia="黑体"/>
         <w:b/>
         <w:bCs/>
       </w:rPr>
@@ -6930,6 +7276,7 @@
         <w:spacing w:after="0" w:before="0" w:line="240" w:lineRule="auto"/>
       </w:pPr>
       <w:rPr>
+        <w:rFonts w:eastAsia="黑体"/>
         <w:b/>
         <w:bCs/>
         <w:color w:themeColor="background1" w:val="FFFFFF"/>
@@ -6952,6 +7299,7 @@
         <w:spacing w:after="0" w:before="0" w:line="240" w:lineRule="auto"/>
       </w:pPr>
       <w:rPr>
+        <w:rFonts w:eastAsia="黑体"/>
         <w:b/>
         <w:bCs/>
       </w:rPr>
@@ -6969,12 +7317,14 @@
     </w:tblStylePr>
     <w:tblStylePr w:type="firstCol">
       <w:rPr>
+        <w:rFonts w:eastAsia="黑体"/>
         <w:b/>
         <w:bCs/>
       </w:rPr>
     </w:tblStylePr>
     <w:tblStylePr w:type="lastCol">
       <w:rPr>
+        <w:rFonts w:eastAsia="黑体"/>
         <w:b/>
         <w:bCs/>
       </w:rPr>
@@ -7036,6 +7386,7 @@
         <w:spacing w:after="0" w:before="0" w:line="240" w:lineRule="auto"/>
       </w:pPr>
       <w:rPr>
+        <w:rFonts w:eastAsia="黑体"/>
         <w:b/>
         <w:bCs/>
         <w:color w:themeColor="background1" w:val="FFFFFF"/>
@@ -7058,6 +7409,7 @@
         <w:spacing w:after="0" w:before="0" w:line="240" w:lineRule="auto"/>
       </w:pPr>
       <w:rPr>
+        <w:rFonts w:eastAsia="黑体"/>
         <w:b/>
         <w:bCs/>
       </w:rPr>
@@ -7075,12 +7427,14 @@
     </w:tblStylePr>
     <w:tblStylePr w:type="firstCol">
       <w:rPr>
+        <w:rFonts w:eastAsia="黑体"/>
         <w:b/>
         <w:bCs/>
       </w:rPr>
     </w:tblStylePr>
     <w:tblStylePr w:type="lastCol">
       <w:rPr>
+        <w:rFonts w:eastAsia="黑体"/>
         <w:b/>
         <w:bCs/>
       </w:rPr>
@@ -7139,6 +7493,7 @@
         <w:spacing w:after="0" w:before="0" w:line="240" w:lineRule="auto"/>
       </w:pPr>
       <w:rPr>
+        <w:rFonts w:eastAsia="黑体"/>
         <w:b/>
         <w:bCs/>
         <w:color w:themeColor="background1" w:val="FFFFFF"/>
@@ -7161,6 +7516,7 @@
         <w:spacing w:after="0" w:before="0" w:line="240" w:lineRule="auto"/>
       </w:pPr>
       <w:rPr>
+        <w:rFonts w:eastAsia="黑体"/>
         <w:color w:val="auto"/>
       </w:rPr>
       <w:tblPr/>
@@ -7178,6 +7534,7 @@
     </w:tblStylePr>
     <w:tblStylePr w:type="firstCol">
       <w:rPr>
+        <w:rFonts w:eastAsia="黑体"/>
         <w:b/>
         <w:bCs/>
         <w:color w:themeColor="background1" w:val="FFFFFF"/>
@@ -7197,6 +7554,7 @@
     </w:tblStylePr>
     <w:tblStylePr w:type="lastCol">
       <w:rPr>
+        <w:rFonts w:eastAsia="黑体"/>
         <w:b/>
         <w:bCs/>
         <w:color w:themeColor="background1" w:val="FFFFFF"/>
@@ -7245,6 +7603,7 @@
     </w:tblStylePr>
     <w:tblStylePr w:type="nwCell">
       <w:rPr>
+        <w:rFonts w:eastAsia="黑体"/>
         <w:color w:themeColor="background1" w:val="FFFFFF"/>
       </w:rPr>
       <w:tblPr/>
@@ -7288,6 +7647,7 @@
         <w:spacing w:after="0" w:before="0" w:line="240" w:lineRule="auto"/>
       </w:pPr>
       <w:rPr>
+        <w:rFonts w:eastAsia="黑体"/>
         <w:b/>
         <w:bCs/>
         <w:color w:themeColor="background1" w:val="FFFFFF"/>
@@ -7310,6 +7670,7 @@
         <w:spacing w:after="0" w:before="0" w:line="240" w:lineRule="auto"/>
       </w:pPr>
       <w:rPr>
+        <w:rFonts w:eastAsia="黑体"/>
         <w:color w:val="auto"/>
       </w:rPr>
       <w:tblPr/>
@@ -7327,6 +7688,7 @@
     </w:tblStylePr>
     <w:tblStylePr w:type="firstCol">
       <w:rPr>
+        <w:rFonts w:eastAsia="黑体"/>
         <w:b/>
         <w:bCs/>
         <w:color w:themeColor="background1" w:val="FFFFFF"/>
@@ -7346,6 +7708,7 @@
     </w:tblStylePr>
     <w:tblStylePr w:type="lastCol">
       <w:rPr>
+        <w:rFonts w:eastAsia="黑体"/>
         <w:b/>
         <w:bCs/>
         <w:color w:themeColor="background1" w:val="FFFFFF"/>
@@ -7394,6 +7757,7 @@
     </w:tblStylePr>
     <w:tblStylePr w:type="nwCell">
       <w:rPr>
+        <w:rFonts w:eastAsia="黑体"/>
         <w:color w:themeColor="background1" w:val="FFFFFF"/>
       </w:rPr>
       <w:tblPr/>
@@ -7437,6 +7801,7 @@
         <w:spacing w:after="0" w:before="0" w:line="240" w:lineRule="auto"/>
       </w:pPr>
       <w:rPr>
+        <w:rFonts w:eastAsia="黑体"/>
         <w:b/>
         <w:bCs/>
         <w:color w:themeColor="background1" w:val="FFFFFF"/>
@@ -7459,6 +7824,7 @@
         <w:spacing w:after="0" w:before="0" w:line="240" w:lineRule="auto"/>
       </w:pPr>
       <w:rPr>
+        <w:rFonts w:eastAsia="黑体"/>
         <w:color w:val="auto"/>
       </w:rPr>
       <w:tblPr/>
@@ -7476,6 +7842,7 @@
     </w:tblStylePr>
     <w:tblStylePr w:type="firstCol">
       <w:rPr>
+        <w:rFonts w:eastAsia="黑体"/>
         <w:b/>
         <w:bCs/>
         <w:color w:themeColor="background1" w:val="FFFFFF"/>
@@ -7495,6 +7862,7 @@
     </w:tblStylePr>
     <w:tblStylePr w:type="lastCol">
       <w:rPr>
+        <w:rFonts w:eastAsia="黑体"/>
         <w:b/>
         <w:bCs/>
         <w:color w:themeColor="background1" w:val="FFFFFF"/>
@@ -7543,6 +7911,7 @@
     </w:tblStylePr>
     <w:tblStylePr w:type="nwCell">
       <w:rPr>
+        <w:rFonts w:eastAsia="黑体"/>
         <w:color w:themeColor="background1" w:val="FFFFFF"/>
       </w:rPr>
       <w:tblPr/>
@@ -7586,6 +7955,7 @@
         <w:spacing w:after="0" w:before="0" w:line="240" w:lineRule="auto"/>
       </w:pPr>
       <w:rPr>
+        <w:rFonts w:eastAsia="黑体"/>
         <w:b/>
         <w:bCs/>
         <w:color w:themeColor="background1" w:val="FFFFFF"/>
@@ -7608,6 +7978,7 @@
         <w:spacing w:after="0" w:before="0" w:line="240" w:lineRule="auto"/>
       </w:pPr>
       <w:rPr>
+        <w:rFonts w:eastAsia="黑体"/>
         <w:color w:val="auto"/>
       </w:rPr>
       <w:tblPr/>
@@ -7625,6 +7996,7 @@
     </w:tblStylePr>
     <w:tblStylePr w:type="firstCol">
       <w:rPr>
+        <w:rFonts w:eastAsia="黑体"/>
         <w:b/>
         <w:bCs/>
         <w:color w:themeColor="background1" w:val="FFFFFF"/>
@@ -7644,6 +8016,7 @@
     </w:tblStylePr>
     <w:tblStylePr w:type="lastCol">
       <w:rPr>
+        <w:rFonts w:eastAsia="黑体"/>
         <w:b/>
         <w:bCs/>
         <w:color w:themeColor="background1" w:val="FFFFFF"/>
@@ -7692,6 +8065,7 @@
     </w:tblStylePr>
     <w:tblStylePr w:type="nwCell">
       <w:rPr>
+        <w:rFonts w:eastAsia="黑体"/>
         <w:color w:themeColor="background1" w:val="FFFFFF"/>
       </w:rPr>
       <w:tblPr/>
@@ -7735,6 +8109,7 @@
         <w:spacing w:after="0" w:before="0" w:line="240" w:lineRule="auto"/>
       </w:pPr>
       <w:rPr>
+        <w:rFonts w:eastAsia="黑体"/>
         <w:b/>
         <w:bCs/>
         <w:color w:themeColor="background1" w:val="FFFFFF"/>
@@ -7757,6 +8132,7 @@
         <w:spacing w:after="0" w:before="0" w:line="240" w:lineRule="auto"/>
       </w:pPr>
       <w:rPr>
+        <w:rFonts w:eastAsia="黑体"/>
         <w:color w:val="auto"/>
       </w:rPr>
       <w:tblPr/>
@@ -7774,6 +8150,7 @@
     </w:tblStylePr>
     <w:tblStylePr w:type="firstCol">
       <w:rPr>
+        <w:rFonts w:eastAsia="黑体"/>
         <w:b/>
         <w:bCs/>
         <w:color w:themeColor="background1" w:val="FFFFFF"/>
@@ -7793,6 +8170,7 @@
     </w:tblStylePr>
     <w:tblStylePr w:type="lastCol">
       <w:rPr>
+        <w:rFonts w:eastAsia="黑体"/>
         <w:b/>
         <w:bCs/>
         <w:color w:themeColor="background1" w:val="FFFFFF"/>
@@ -7841,6 +8219,7 @@
     </w:tblStylePr>
     <w:tblStylePr w:type="nwCell">
       <w:rPr>
+        <w:rFonts w:eastAsia="黑体"/>
         <w:color w:themeColor="background1" w:val="FFFFFF"/>
       </w:rPr>
       <w:tblPr/>
@@ -7884,6 +8263,7 @@
         <w:spacing w:after="0" w:before="0" w:line="240" w:lineRule="auto"/>
       </w:pPr>
       <w:rPr>
+        <w:rFonts w:eastAsia="黑体"/>
         <w:b/>
         <w:bCs/>
         <w:color w:themeColor="background1" w:val="FFFFFF"/>
@@ -7906,6 +8286,7 @@
         <w:spacing w:after="0" w:before="0" w:line="240" w:lineRule="auto"/>
       </w:pPr>
       <w:rPr>
+        <w:rFonts w:eastAsia="黑体"/>
         <w:color w:val="auto"/>
       </w:rPr>
       <w:tblPr/>
@@ -7923,6 +8304,7 @@
     </w:tblStylePr>
     <w:tblStylePr w:type="firstCol">
       <w:rPr>
+        <w:rFonts w:eastAsia="黑体"/>
         <w:b/>
         <w:bCs/>
         <w:color w:themeColor="background1" w:val="FFFFFF"/>
@@ -7942,6 +8324,7 @@
     </w:tblStylePr>
     <w:tblStylePr w:type="lastCol">
       <w:rPr>
+        <w:rFonts w:eastAsia="黑体"/>
         <w:b/>
         <w:bCs/>
         <w:color w:themeColor="background1" w:val="FFFFFF"/>
@@ -7990,6 +8373,7 @@
     </w:tblStylePr>
     <w:tblStylePr w:type="nwCell">
       <w:rPr>
+        <w:rFonts w:eastAsia="黑体"/>
         <w:color w:themeColor="background1" w:val="FFFFFF"/>
       </w:rPr>
       <w:tblPr/>
@@ -8033,6 +8417,7 @@
         <w:spacing w:after="0" w:before="0" w:line="240" w:lineRule="auto"/>
       </w:pPr>
       <w:rPr>
+        <w:rFonts w:eastAsia="黑体"/>
         <w:b/>
         <w:bCs/>
         <w:color w:themeColor="background1" w:val="FFFFFF"/>
@@ -8055,6 +8440,7 @@
         <w:spacing w:after="0" w:before="0" w:line="240" w:lineRule="auto"/>
       </w:pPr>
       <w:rPr>
+        <w:rFonts w:eastAsia="黑体"/>
         <w:color w:val="auto"/>
       </w:rPr>
       <w:tblPr/>
@@ -8072,6 +8458,7 @@
     </w:tblStylePr>
     <w:tblStylePr w:type="firstCol">
       <w:rPr>
+        <w:rFonts w:eastAsia="黑体"/>
         <w:b/>
         <w:bCs/>
         <w:color w:themeColor="background1" w:val="FFFFFF"/>
@@ -8091,6 +8478,7 @@
     </w:tblStylePr>
     <w:tblStylePr w:type="lastCol">
       <w:rPr>
+        <w:rFonts w:eastAsia="黑体"/>
         <w:b/>
         <w:bCs/>
         <w:color w:themeColor="background1" w:val="FFFFFF"/>
@@ -8139,6 +8527,7 @@
     </w:tblStylePr>
     <w:tblStylePr w:type="nwCell">
       <w:rPr>
+        <w:rFonts w:eastAsia="黑体"/>
         <w:color w:themeColor="background1" w:val="FFFFFF"/>
       </w:rPr>
       <w:tblPr/>
@@ -8163,6 +8552,7 @@
       <w:spacing w:after="0" w:line="240" w:lineRule="auto"/>
     </w:pPr>
     <w:rPr>
+      <w:rFonts w:eastAsia="黑体"/>
       <w:color w:themeColor="text1" w:val="000000"/>
     </w:rPr>
     <w:tblPr>
@@ -8182,7 +8572,7 @@
     </w:tblPr>
     <w:tblStylePr w:type="firstRow">
       <w:rPr>
-        <w:rFonts w:asciiTheme="majorHAnsi" w:cstheme="majorBidi" w:eastAsiaTheme="majorEastAsia" w:hAnsiTheme="majorHAnsi"/>
+        <w:rFonts w:asciiTheme="majorHAnsi" w:cstheme="majorBidi" w:hAnsiTheme="majorHAnsi" w:eastAsia="黑体"/>
       </w:rPr>
       <w:tblPr/>
       <w:tcPr>
@@ -8194,6 +8584,7 @@
     </w:tblStylePr>
     <w:tblStylePr w:type="lastRow">
       <w:rPr>
+        <w:rFonts w:eastAsia="黑体"/>
         <w:b/>
         <w:bCs/>
         <w:color w:themeColor="text2" w:val="1F497D"/>
@@ -8208,12 +8599,14 @@
     </w:tblStylePr>
     <w:tblStylePr w:type="firstCol">
       <w:rPr>
+        <w:rFonts w:eastAsia="黑体"/>
         <w:b/>
         <w:bCs/>
       </w:rPr>
     </w:tblStylePr>
     <w:tblStylePr w:type="lastCol">
       <w:rPr>
+        <w:rFonts w:eastAsia="黑体"/>
         <w:b/>
         <w:bCs/>
       </w:rPr>
@@ -8247,6 +8640,7 @@
       <w:spacing w:after="0" w:line="240" w:lineRule="auto"/>
     </w:pPr>
     <w:rPr>
+      <w:rFonts w:eastAsia="黑体"/>
       <w:color w:themeColor="text1" w:val="000000"/>
     </w:rPr>
     <w:tblPr>
@@ -8266,7 +8660,7 @@
     </w:tblPr>
     <w:tblStylePr w:type="firstRow">
       <w:rPr>
-        <w:rFonts w:asciiTheme="majorHAnsi" w:cstheme="majorBidi" w:eastAsiaTheme="majorEastAsia" w:hAnsiTheme="majorHAnsi"/>
+        <w:rFonts w:asciiTheme="majorHAnsi" w:cstheme="majorBidi" w:hAnsiTheme="majorHAnsi" w:eastAsia="黑体"/>
       </w:rPr>
       <w:tblPr/>
       <w:tcPr>
@@ -8278,6 +8672,7 @@
     </w:tblStylePr>
     <w:tblStylePr w:type="lastRow">
       <w:rPr>
+        <w:rFonts w:eastAsia="黑体"/>
         <w:b/>
         <w:bCs/>
         <w:color w:themeColor="text2" w:val="1F497D"/>
@@ -8292,12 +8687,14 @@
     </w:tblStylePr>
     <w:tblStylePr w:type="firstCol">
       <w:rPr>
+        <w:rFonts w:eastAsia="黑体"/>
         <w:b/>
         <w:bCs/>
       </w:rPr>
     </w:tblStylePr>
     <w:tblStylePr w:type="lastCol">
       <w:rPr>
+        <w:rFonts w:eastAsia="黑体"/>
         <w:b/>
         <w:bCs/>
       </w:rPr>
@@ -8331,6 +8728,7 @@
       <w:spacing w:after="0" w:line="240" w:lineRule="auto"/>
     </w:pPr>
     <w:rPr>
+      <w:rFonts w:eastAsia="黑体"/>
       <w:color w:themeColor="text1" w:val="000000"/>
     </w:rPr>
     <w:tblPr>
@@ -8350,7 +8748,7 @@
     </w:tblPr>
     <w:tblStylePr w:type="firstRow">
       <w:rPr>
-        <w:rFonts w:asciiTheme="majorHAnsi" w:cstheme="majorBidi" w:eastAsiaTheme="majorEastAsia" w:hAnsiTheme="majorHAnsi"/>
+        <w:rFonts w:asciiTheme="majorHAnsi" w:cstheme="majorBidi" w:hAnsiTheme="majorHAnsi" w:eastAsia="黑体"/>
       </w:rPr>
       <w:tblPr/>
       <w:tcPr>
@@ -8362,6 +8760,7 @@
     </w:tblStylePr>
     <w:tblStylePr w:type="lastRow">
       <w:rPr>
+        <w:rFonts w:eastAsia="黑体"/>
         <w:b/>
         <w:bCs/>
         <w:color w:themeColor="text2" w:val="1F497D"/>
@@ -8376,12 +8775,14 @@
     </w:tblStylePr>
     <w:tblStylePr w:type="firstCol">
       <w:rPr>
+        <w:rFonts w:eastAsia="黑体"/>
         <w:b/>
         <w:bCs/>
       </w:rPr>
     </w:tblStylePr>
     <w:tblStylePr w:type="lastCol">
       <w:rPr>
+        <w:rFonts w:eastAsia="黑体"/>
         <w:b/>
         <w:bCs/>
       </w:rPr>
@@ -8415,6 +8816,7 @@
       <w:spacing w:after="0" w:line="240" w:lineRule="auto"/>
     </w:pPr>
     <w:rPr>
+      <w:rFonts w:eastAsia="黑体"/>
       <w:color w:themeColor="text1" w:val="000000"/>
     </w:rPr>
     <w:tblPr>
@@ -8434,7 +8836,7 @@
     </w:tblPr>
     <w:tblStylePr w:type="firstRow">
       <w:rPr>
-        <w:rFonts w:asciiTheme="majorHAnsi" w:cstheme="majorBidi" w:eastAsiaTheme="majorEastAsia" w:hAnsiTheme="majorHAnsi"/>
+        <w:rFonts w:asciiTheme="majorHAnsi" w:cstheme="majorBidi" w:hAnsiTheme="majorHAnsi" w:eastAsia="黑体"/>
       </w:rPr>
       <w:tblPr/>
       <w:tcPr>
@@ -8446,6 +8848,7 @@
     </w:tblStylePr>
     <w:tblStylePr w:type="lastRow">
       <w:rPr>
+        <w:rFonts w:eastAsia="黑体"/>
         <w:b/>
         <w:bCs/>
         <w:color w:themeColor="text2" w:val="1F497D"/>
@@ -8460,12 +8863,14 @@
     </w:tblStylePr>
     <w:tblStylePr w:type="firstCol">
       <w:rPr>
+        <w:rFonts w:eastAsia="黑体"/>
         <w:b/>
         <w:bCs/>
       </w:rPr>
     </w:tblStylePr>
     <w:tblStylePr w:type="lastCol">
       <w:rPr>
+        <w:rFonts w:eastAsia="黑体"/>
         <w:b/>
         <w:bCs/>
       </w:rPr>
@@ -8499,6 +8904,7 @@
       <w:spacing w:after="0" w:line="240" w:lineRule="auto"/>
     </w:pPr>
     <w:rPr>
+      <w:rFonts w:eastAsia="黑体"/>
       <w:color w:themeColor="text1" w:val="000000"/>
     </w:rPr>
     <w:tblPr>
@@ -8518,7 +8924,7 @@
     </w:tblPr>
     <w:tblStylePr w:type="firstRow">
       <w:rPr>
-        <w:rFonts w:asciiTheme="majorHAnsi" w:cstheme="majorBidi" w:eastAsiaTheme="majorEastAsia" w:hAnsiTheme="majorHAnsi"/>
+        <w:rFonts w:asciiTheme="majorHAnsi" w:cstheme="majorBidi" w:hAnsiTheme="majorHAnsi" w:eastAsia="黑体"/>
       </w:rPr>
       <w:tblPr/>
       <w:tcPr>
@@ -8530,6 +8936,7 @@
     </w:tblStylePr>
     <w:tblStylePr w:type="lastRow">
       <w:rPr>
+        <w:rFonts w:eastAsia="黑体"/>
         <w:b/>
         <w:bCs/>
         <w:color w:themeColor="text2" w:val="1F497D"/>
@@ -8544,12 +8951,14 @@
     </w:tblStylePr>
     <w:tblStylePr w:type="firstCol">
       <w:rPr>
+        <w:rFonts w:eastAsia="黑体"/>
         <w:b/>
         <w:bCs/>
       </w:rPr>
     </w:tblStylePr>
     <w:tblStylePr w:type="lastCol">
       <w:rPr>
+        <w:rFonts w:eastAsia="黑体"/>
         <w:b/>
         <w:bCs/>
       </w:rPr>
@@ -8583,6 +8992,7 @@
       <w:spacing w:after="0" w:line="240" w:lineRule="auto"/>
     </w:pPr>
     <w:rPr>
+      <w:rFonts w:eastAsia="黑体"/>
       <w:color w:themeColor="text1" w:val="000000"/>
     </w:rPr>
     <w:tblPr>
@@ -8602,7 +9012,7 @@
     </w:tblPr>
     <w:tblStylePr w:type="firstRow">
       <w:rPr>
-        <w:rFonts w:asciiTheme="majorHAnsi" w:cstheme="majorBidi" w:eastAsiaTheme="majorEastAsia" w:hAnsiTheme="majorHAnsi"/>
+        <w:rFonts w:asciiTheme="majorHAnsi" w:cstheme="majorBidi" w:hAnsiTheme="majorHAnsi" w:eastAsia="黑体"/>
       </w:rPr>
       <w:tblPr/>
       <w:tcPr>
@@ -8614,6 +9024,7 @@
     </w:tblStylePr>
     <w:tblStylePr w:type="lastRow">
       <w:rPr>
+        <w:rFonts w:eastAsia="黑体"/>
         <w:b/>
         <w:bCs/>
         <w:color w:themeColor="text2" w:val="1F497D"/>
@@ -8628,12 +9039,14 @@
     </w:tblStylePr>
     <w:tblStylePr w:type="firstCol">
       <w:rPr>
+        <w:rFonts w:eastAsia="黑体"/>
         <w:b/>
         <w:bCs/>
       </w:rPr>
     </w:tblStylePr>
     <w:tblStylePr w:type="lastCol">
       <w:rPr>
+        <w:rFonts w:eastAsia="黑体"/>
         <w:b/>
         <w:bCs/>
       </w:rPr>
@@ -8667,6 +9080,7 @@
       <w:spacing w:after="0" w:line="240" w:lineRule="auto"/>
     </w:pPr>
     <w:rPr>
+      <w:rFonts w:eastAsia="黑体"/>
       <w:color w:themeColor="text1" w:val="000000"/>
     </w:rPr>
     <w:tblPr>
@@ -8686,7 +9100,7 @@
     </w:tblPr>
     <w:tblStylePr w:type="firstRow">
       <w:rPr>
-        <w:rFonts w:asciiTheme="majorHAnsi" w:cstheme="majorBidi" w:eastAsiaTheme="majorEastAsia" w:hAnsiTheme="majorHAnsi"/>
+        <w:rFonts w:asciiTheme="majorHAnsi" w:cstheme="majorBidi" w:hAnsiTheme="majorHAnsi" w:eastAsia="黑体"/>
       </w:rPr>
       <w:tblPr/>
       <w:tcPr>
@@ -8698,6 +9112,7 @@
     </w:tblStylePr>
     <w:tblStylePr w:type="lastRow">
       <w:rPr>
+        <w:rFonts w:eastAsia="黑体"/>
         <w:b/>
         <w:bCs/>
         <w:color w:themeColor="text2" w:val="1F497D"/>
@@ -8712,12 +9127,14 @@
     </w:tblStylePr>
     <w:tblStylePr w:type="firstCol">
       <w:rPr>
+        <w:rFonts w:eastAsia="黑体"/>
         <w:b/>
         <w:bCs/>
       </w:rPr>
     </w:tblStylePr>
     <w:tblStylePr w:type="lastCol">
       <w:rPr>
+        <w:rFonts w:eastAsia="黑体"/>
         <w:b/>
         <w:bCs/>
       </w:rPr>
@@ -8751,7 +9168,7 @@
       <w:spacing w:after="0" w:line="240" w:lineRule="auto"/>
     </w:pPr>
     <w:rPr>
-      <w:rFonts w:asciiTheme="majorHAnsi" w:cstheme="majorBidi" w:eastAsiaTheme="majorEastAsia" w:hAnsiTheme="majorHAnsi"/>
+      <w:rFonts w:asciiTheme="majorHAnsi" w:cstheme="majorBidi" w:hAnsiTheme="majorHAnsi" w:eastAsia="黑体"/>
       <w:color w:themeColor="text1" w:val="000000"/>
     </w:rPr>
     <w:tblPr>
@@ -8773,6 +9190,7 @@
     </w:tblPr>
     <w:tblStylePr w:type="firstRow">
       <w:rPr>
+        <w:rFonts w:eastAsia="黑体"/>
         <w:sz w:val="24"/>
         <w:szCs w:val="24"/>
       </w:rPr>
@@ -8879,7 +9297,7 @@
       <w:spacing w:after="0" w:line="240" w:lineRule="auto"/>
     </w:pPr>
     <w:rPr>
-      <w:rFonts w:asciiTheme="majorHAnsi" w:cstheme="majorBidi" w:eastAsiaTheme="majorEastAsia" w:hAnsiTheme="majorHAnsi"/>
+      <w:rFonts w:asciiTheme="majorHAnsi" w:cstheme="majorBidi" w:hAnsiTheme="majorHAnsi" w:eastAsia="黑体"/>
       <w:color w:themeColor="text1" w:val="000000"/>
     </w:rPr>
     <w:tblPr>
@@ -8901,6 +9319,7 @@
     </w:tblPr>
     <w:tblStylePr w:type="firstRow">
       <w:rPr>
+        <w:rFonts w:eastAsia="黑体"/>
         <w:sz w:val="24"/>
         <w:szCs w:val="24"/>
       </w:rPr>
@@ -9007,7 +9426,7 @@
       <w:spacing w:after="0" w:line="240" w:lineRule="auto"/>
     </w:pPr>
     <w:rPr>
-      <w:rFonts w:asciiTheme="majorHAnsi" w:cstheme="majorBidi" w:eastAsiaTheme="majorEastAsia" w:hAnsiTheme="majorHAnsi"/>
+      <w:rFonts w:asciiTheme="majorHAnsi" w:cstheme="majorBidi" w:hAnsiTheme="majorHAnsi" w:eastAsia="黑体"/>
       <w:color w:themeColor="text1" w:val="000000"/>
     </w:rPr>
     <w:tblPr>
@@ -9029,6 +9448,7 @@
     </w:tblPr>
     <w:tblStylePr w:type="firstRow">
       <w:rPr>
+        <w:rFonts w:eastAsia="黑体"/>
         <w:sz w:val="24"/>
         <w:szCs w:val="24"/>
       </w:rPr>
@@ -9135,7 +9555,7 @@
       <w:spacing w:after="0" w:line="240" w:lineRule="auto"/>
     </w:pPr>
     <w:rPr>
-      <w:rFonts w:asciiTheme="majorHAnsi" w:cstheme="majorBidi" w:eastAsiaTheme="majorEastAsia" w:hAnsiTheme="majorHAnsi"/>
+      <w:rFonts w:asciiTheme="majorHAnsi" w:cstheme="majorBidi" w:hAnsiTheme="majorHAnsi" w:eastAsia="黑体"/>
       <w:color w:themeColor="text1" w:val="000000"/>
     </w:rPr>
     <w:tblPr>
@@ -9157,6 +9577,7 @@
     </w:tblPr>
     <w:tblStylePr w:type="firstRow">
       <w:rPr>
+        <w:rFonts w:eastAsia="黑体"/>
         <w:sz w:val="24"/>
         <w:szCs w:val="24"/>
       </w:rPr>
@@ -9263,7 +9684,7 @@
       <w:spacing w:after="0" w:line="240" w:lineRule="auto"/>
     </w:pPr>
     <w:rPr>
-      <w:rFonts w:asciiTheme="majorHAnsi" w:cstheme="majorBidi" w:eastAsiaTheme="majorEastAsia" w:hAnsiTheme="majorHAnsi"/>
+      <w:rFonts w:asciiTheme="majorHAnsi" w:cstheme="majorBidi" w:hAnsiTheme="majorHAnsi" w:eastAsia="黑体"/>
       <w:color w:themeColor="text1" w:val="000000"/>
     </w:rPr>
     <w:tblPr>
@@ -9285,6 +9706,7 @@
     </w:tblPr>
     <w:tblStylePr w:type="firstRow">
       <w:rPr>
+        <w:rFonts w:eastAsia="黑体"/>
         <w:sz w:val="24"/>
         <w:szCs w:val="24"/>
       </w:rPr>
@@ -9391,7 +9813,7 @@
       <w:spacing w:after="0" w:line="240" w:lineRule="auto"/>
     </w:pPr>
     <w:rPr>
-      <w:rFonts w:asciiTheme="majorHAnsi" w:cstheme="majorBidi" w:eastAsiaTheme="majorEastAsia" w:hAnsiTheme="majorHAnsi"/>
+      <w:rFonts w:asciiTheme="majorHAnsi" w:cstheme="majorBidi" w:hAnsiTheme="majorHAnsi" w:eastAsia="黑体"/>
       <w:color w:themeColor="text1" w:val="000000"/>
     </w:rPr>
     <w:tblPr>
@@ -9413,6 +9835,7 @@
     </w:tblPr>
     <w:tblStylePr w:type="firstRow">
       <w:rPr>
+        <w:rFonts w:eastAsia="黑体"/>
         <w:sz w:val="24"/>
         <w:szCs w:val="24"/>
       </w:rPr>
@@ -9519,7 +9942,7 @@
       <w:spacing w:after="0" w:line="240" w:lineRule="auto"/>
     </w:pPr>
     <w:rPr>
-      <w:rFonts w:asciiTheme="majorHAnsi" w:cstheme="majorBidi" w:eastAsiaTheme="majorEastAsia" w:hAnsiTheme="majorHAnsi"/>
+      <w:rFonts w:asciiTheme="majorHAnsi" w:cstheme="majorBidi" w:hAnsiTheme="majorHAnsi" w:eastAsia="黑体"/>
       <w:color w:themeColor="text1" w:val="000000"/>
     </w:rPr>
     <w:tblPr>
@@ -9541,6 +9964,7 @@
     </w:tblPr>
     <w:tblStylePr w:type="firstRow">
       <w:rPr>
+        <w:rFonts w:eastAsia="黑体"/>
         <w:sz w:val="24"/>
         <w:szCs w:val="24"/>
       </w:rPr>
@@ -9670,12 +10094,14 @@
     </w:tcPr>
     <w:tblStylePr w:type="firstRow">
       <w:rPr>
+        <w:rFonts w:eastAsia="黑体"/>
         <w:b/>
         <w:bCs/>
       </w:rPr>
     </w:tblStylePr>
     <w:tblStylePr w:type="lastRow">
       <w:rPr>
+        <w:rFonts w:eastAsia="黑体"/>
         <w:b/>
         <w:bCs/>
       </w:rPr>
@@ -9688,12 +10114,14 @@
     </w:tblStylePr>
     <w:tblStylePr w:type="firstCol">
       <w:rPr>
+        <w:rFonts w:eastAsia="黑体"/>
         <w:b/>
         <w:bCs/>
       </w:rPr>
     </w:tblStylePr>
     <w:tblStylePr w:type="lastCol">
       <w:rPr>
+        <w:rFonts w:eastAsia="黑体"/>
         <w:b/>
         <w:bCs/>
       </w:rPr>
@@ -9743,12 +10171,14 @@
     </w:tcPr>
     <w:tblStylePr w:type="firstRow">
       <w:rPr>
+        <w:rFonts w:eastAsia="黑体"/>
         <w:b/>
         <w:bCs/>
       </w:rPr>
     </w:tblStylePr>
     <w:tblStylePr w:type="lastRow">
       <w:rPr>
+        <w:rFonts w:eastAsia="黑体"/>
         <w:b/>
         <w:bCs/>
       </w:rPr>
@@ -9761,12 +10191,14 @@
     </w:tblStylePr>
     <w:tblStylePr w:type="firstCol">
       <w:rPr>
+        <w:rFonts w:eastAsia="黑体"/>
         <w:b/>
         <w:bCs/>
       </w:rPr>
     </w:tblStylePr>
     <w:tblStylePr w:type="lastCol">
       <w:rPr>
+        <w:rFonts w:eastAsia="黑体"/>
         <w:b/>
         <w:bCs/>
       </w:rPr>
@@ -9816,12 +10248,14 @@
     </w:tcPr>
     <w:tblStylePr w:type="firstRow">
       <w:rPr>
+        <w:rFonts w:eastAsia="黑体"/>
         <w:b/>
         <w:bCs/>
       </w:rPr>
     </w:tblStylePr>
     <w:tblStylePr w:type="lastRow">
       <w:rPr>
+        <w:rFonts w:eastAsia="黑体"/>
         <w:b/>
         <w:bCs/>
       </w:rPr>
@@ -9834,12 +10268,14 @@
     </w:tblStylePr>
     <w:tblStylePr w:type="firstCol">
       <w:rPr>
+        <w:rFonts w:eastAsia="黑体"/>
         <w:b/>
         <w:bCs/>
       </w:rPr>
     </w:tblStylePr>
     <w:tblStylePr w:type="lastCol">
       <w:rPr>
+        <w:rFonts w:eastAsia="黑体"/>
         <w:b/>
         <w:bCs/>
       </w:rPr>
@@ -9889,12 +10325,14 @@
     </w:tcPr>
     <w:tblStylePr w:type="firstRow">
       <w:rPr>
+        <w:rFonts w:eastAsia="黑体"/>
         <w:b/>
         <w:bCs/>
       </w:rPr>
     </w:tblStylePr>
     <w:tblStylePr w:type="lastRow">
       <w:rPr>
+        <w:rFonts w:eastAsia="黑体"/>
         <w:b/>
         <w:bCs/>
       </w:rPr>
@@ -9907,12 +10345,14 @@
     </w:tblStylePr>
     <w:tblStylePr w:type="firstCol">
       <w:rPr>
+        <w:rFonts w:eastAsia="黑体"/>
         <w:b/>
         <w:bCs/>
       </w:rPr>
     </w:tblStylePr>
     <w:tblStylePr w:type="lastCol">
       <w:rPr>
+        <w:rFonts w:eastAsia="黑体"/>
         <w:b/>
         <w:bCs/>
       </w:rPr>
@@ -9962,12 +10402,14 @@
     </w:tcPr>
     <w:tblStylePr w:type="firstRow">
       <w:rPr>
+        <w:rFonts w:eastAsia="黑体"/>
         <w:b/>
         <w:bCs/>
       </w:rPr>
     </w:tblStylePr>
     <w:tblStylePr w:type="lastRow">
       <w:rPr>
+        <w:rFonts w:eastAsia="黑体"/>
         <w:b/>
         <w:bCs/>
       </w:rPr>
@@ -9980,12 +10422,14 @@
     </w:tblStylePr>
     <w:tblStylePr w:type="firstCol">
       <w:rPr>
+        <w:rFonts w:eastAsia="黑体"/>
         <w:b/>
         <w:bCs/>
       </w:rPr>
     </w:tblStylePr>
     <w:tblStylePr w:type="lastCol">
       <w:rPr>
+        <w:rFonts w:eastAsia="黑体"/>
         <w:b/>
         <w:bCs/>
       </w:rPr>
@@ -10035,12 +10479,14 @@
     </w:tcPr>
     <w:tblStylePr w:type="firstRow">
       <w:rPr>
+        <w:rFonts w:eastAsia="黑体"/>
         <w:b/>
         <w:bCs/>
       </w:rPr>
     </w:tblStylePr>
     <w:tblStylePr w:type="lastRow">
       <w:rPr>
+        <w:rFonts w:eastAsia="黑体"/>
         <w:b/>
         <w:bCs/>
       </w:rPr>
@@ -10053,12 +10499,14 @@
     </w:tblStylePr>
     <w:tblStylePr w:type="firstCol">
       <w:rPr>
+        <w:rFonts w:eastAsia="黑体"/>
         <w:b/>
         <w:bCs/>
       </w:rPr>
     </w:tblStylePr>
     <w:tblStylePr w:type="lastCol">
       <w:rPr>
+        <w:rFonts w:eastAsia="黑体"/>
         <w:b/>
         <w:bCs/>
       </w:rPr>
@@ -10108,12 +10556,14 @@
     </w:tcPr>
     <w:tblStylePr w:type="firstRow">
       <w:rPr>
+        <w:rFonts w:eastAsia="黑体"/>
         <w:b/>
         <w:bCs/>
       </w:rPr>
     </w:tblStylePr>
     <w:tblStylePr w:type="lastRow">
       <w:rPr>
+        <w:rFonts w:eastAsia="黑体"/>
         <w:b/>
         <w:bCs/>
       </w:rPr>
@@ -10126,12 +10576,14 @@
     </w:tblStylePr>
     <w:tblStylePr w:type="firstCol">
       <w:rPr>
+        <w:rFonts w:eastAsia="黑体"/>
         <w:b/>
         <w:bCs/>
       </w:rPr>
     </w:tblStylePr>
     <w:tblStylePr w:type="lastCol">
       <w:rPr>
+        <w:rFonts w:eastAsia="黑体"/>
         <w:b/>
         <w:bCs/>
       </w:rPr>
@@ -10158,7 +10610,7 @@
       <w:spacing w:after="0" w:line="240" w:lineRule="auto"/>
     </w:pPr>
     <w:rPr>
-      <w:rFonts w:asciiTheme="majorHAnsi" w:cstheme="majorBidi" w:eastAsiaTheme="majorEastAsia" w:hAnsiTheme="majorHAnsi"/>
+      <w:rFonts w:asciiTheme="majorHAnsi" w:cstheme="majorBidi" w:hAnsiTheme="majorHAnsi" w:eastAsia="黑体"/>
       <w:color w:themeColor="text1" w:val="000000"/>
     </w:rPr>
     <w:tblPr>
@@ -10185,6 +10637,7 @@
     </w:tcPr>
     <w:tblStylePr w:type="firstRow">
       <w:rPr>
+        <w:rFonts w:eastAsia="黑体"/>
         <w:b/>
         <w:bCs/>
         <w:color w:themeColor="text1" w:val="000000"/>
@@ -10196,6 +10649,7 @@
     </w:tblStylePr>
     <w:tblStylePr w:type="lastRow">
       <w:rPr>
+        <w:rFonts w:eastAsia="黑体"/>
         <w:b/>
         <w:bCs/>
         <w:color w:themeColor="text1" w:val="000000"/>
@@ -10215,6 +10669,7 @@
     </w:tblStylePr>
     <w:tblStylePr w:type="firstCol">
       <w:rPr>
+        <w:rFonts w:eastAsia="黑体"/>
         <w:b/>
         <w:bCs/>
         <w:color w:themeColor="text1" w:val="000000"/>
@@ -10234,6 +10689,7 @@
     </w:tblStylePr>
     <w:tblStylePr w:type="lastCol">
       <w:rPr>
+        <w:rFonts w:eastAsia="黑体"/>
         <w:b w:val="0"/>
         <w:bCs w:val="0"/>
         <w:color w:themeColor="text1" w:val="000000"/>
@@ -10283,7 +10739,7 @@
       <w:spacing w:after="0" w:line="240" w:lineRule="auto"/>
     </w:pPr>
     <w:rPr>
-      <w:rFonts w:asciiTheme="majorHAnsi" w:cstheme="majorBidi" w:eastAsiaTheme="majorEastAsia" w:hAnsiTheme="majorHAnsi"/>
+      <w:rFonts w:asciiTheme="majorHAnsi" w:cstheme="majorBidi" w:hAnsiTheme="majorHAnsi" w:eastAsia="黑体"/>
       <w:color w:themeColor="text1" w:val="000000"/>
     </w:rPr>
     <w:tblPr>
@@ -10310,6 +10766,7 @@
     </w:tcPr>
     <w:tblStylePr w:type="firstRow">
       <w:rPr>
+        <w:rFonts w:eastAsia="黑体"/>
         <w:b/>
         <w:bCs/>
         <w:color w:themeColor="text1" w:val="000000"/>
@@ -10321,6 +10778,7 @@
     </w:tblStylePr>
     <w:tblStylePr w:type="lastRow">
       <w:rPr>
+        <w:rFonts w:eastAsia="黑体"/>
         <w:b/>
         <w:bCs/>
         <w:color w:themeColor="text1" w:val="000000"/>
@@ -10340,6 +10798,7 @@
     </w:tblStylePr>
     <w:tblStylePr w:type="firstCol">
       <w:rPr>
+        <w:rFonts w:eastAsia="黑体"/>
         <w:b/>
         <w:bCs/>
         <w:color w:themeColor="text1" w:val="000000"/>
@@ -10359,6 +10818,7 @@
     </w:tblStylePr>
     <w:tblStylePr w:type="lastCol">
       <w:rPr>
+        <w:rFonts w:eastAsia="黑体"/>
         <w:b w:val="0"/>
         <w:bCs w:val="0"/>
         <w:color w:themeColor="text1" w:val="000000"/>
@@ -10408,7 +10868,7 @@
       <w:spacing w:after="0" w:line="240" w:lineRule="auto"/>
     </w:pPr>
     <w:rPr>
-      <w:rFonts w:asciiTheme="majorHAnsi" w:cstheme="majorBidi" w:eastAsiaTheme="majorEastAsia" w:hAnsiTheme="majorHAnsi"/>
+      <w:rFonts w:asciiTheme="majorHAnsi" w:cstheme="majorBidi" w:hAnsiTheme="majorHAnsi" w:eastAsia="黑体"/>
       <w:color w:themeColor="text1" w:val="000000"/>
     </w:rPr>
     <w:tblPr>
@@ -10435,6 +10895,7 @@
     </w:tcPr>
     <w:tblStylePr w:type="firstRow">
       <w:rPr>
+        <w:rFonts w:eastAsia="黑体"/>
         <w:b/>
         <w:bCs/>
         <w:color w:themeColor="text1" w:val="000000"/>
@@ -10446,6 +10907,7 @@
     </w:tblStylePr>
     <w:tblStylePr w:type="lastRow">
       <w:rPr>
+        <w:rFonts w:eastAsia="黑体"/>
         <w:b/>
         <w:bCs/>
         <w:color w:themeColor="text1" w:val="000000"/>
@@ -10465,6 +10927,7 @@
     </w:tblStylePr>
     <w:tblStylePr w:type="firstCol">
       <w:rPr>
+        <w:rFonts w:eastAsia="黑体"/>
         <w:b/>
         <w:bCs/>
         <w:color w:themeColor="text1" w:val="000000"/>
@@ -10484,6 +10947,7 @@
     </w:tblStylePr>
     <w:tblStylePr w:type="lastCol">
       <w:rPr>
+        <w:rFonts w:eastAsia="黑体"/>
         <w:b w:val="0"/>
         <w:bCs w:val="0"/>
         <w:color w:themeColor="text1" w:val="000000"/>
@@ -10533,7 +10997,7 @@
       <w:spacing w:after="0" w:line="240" w:lineRule="auto"/>
     </w:pPr>
     <w:rPr>
-      <w:rFonts w:asciiTheme="majorHAnsi" w:cstheme="majorBidi" w:eastAsiaTheme="majorEastAsia" w:hAnsiTheme="majorHAnsi"/>
+      <w:rFonts w:asciiTheme="majorHAnsi" w:cstheme="majorBidi" w:hAnsiTheme="majorHAnsi" w:eastAsia="黑体"/>
       <w:color w:themeColor="text1" w:val="000000"/>
     </w:rPr>
     <w:tblPr>
@@ -10560,6 +11024,7 @@
     </w:tcPr>
     <w:tblStylePr w:type="firstRow">
       <w:rPr>
+        <w:rFonts w:eastAsia="黑体"/>
         <w:b/>
         <w:bCs/>
         <w:color w:themeColor="text1" w:val="000000"/>
@@ -10571,6 +11036,7 @@
     </w:tblStylePr>
     <w:tblStylePr w:type="lastRow">
       <w:rPr>
+        <w:rFonts w:eastAsia="黑体"/>
         <w:b/>
         <w:bCs/>
         <w:color w:themeColor="text1" w:val="000000"/>
@@ -10590,6 +11056,7 @@
     </w:tblStylePr>
     <w:tblStylePr w:type="firstCol">
       <w:rPr>
+        <w:rFonts w:eastAsia="黑体"/>
         <w:b/>
         <w:bCs/>
         <w:color w:themeColor="text1" w:val="000000"/>
@@ -10609,6 +11076,7 @@
     </w:tblStylePr>
     <w:tblStylePr w:type="lastCol">
       <w:rPr>
+        <w:rFonts w:eastAsia="黑体"/>
         <w:b w:val="0"/>
         <w:bCs w:val="0"/>
         <w:color w:themeColor="text1" w:val="000000"/>
@@ -10658,7 +11126,7 @@
       <w:spacing w:after="0" w:line="240" w:lineRule="auto"/>
     </w:pPr>
     <w:rPr>
-      <w:rFonts w:asciiTheme="majorHAnsi" w:cstheme="majorBidi" w:eastAsiaTheme="majorEastAsia" w:hAnsiTheme="majorHAnsi"/>
+      <w:rFonts w:asciiTheme="majorHAnsi" w:cstheme="majorBidi" w:hAnsiTheme="majorHAnsi" w:eastAsia="黑体"/>
       <w:color w:themeColor="text1" w:val="000000"/>
     </w:rPr>
     <w:tblPr>
@@ -10685,6 +11153,7 @@
     </w:tcPr>
     <w:tblStylePr w:type="firstRow">
       <w:rPr>
+        <w:rFonts w:eastAsia="黑体"/>
         <w:b/>
         <w:bCs/>
         <w:color w:themeColor="text1" w:val="000000"/>
@@ -10696,6 +11165,7 @@
     </w:tblStylePr>
     <w:tblStylePr w:type="lastRow">
       <w:rPr>
+        <w:rFonts w:eastAsia="黑体"/>
         <w:b/>
         <w:bCs/>
         <w:color w:themeColor="text1" w:val="000000"/>
@@ -10715,6 +11185,7 @@
     </w:tblStylePr>
     <w:tblStylePr w:type="firstCol">
       <w:rPr>
+        <w:rFonts w:eastAsia="黑体"/>
         <w:b/>
         <w:bCs/>
         <w:color w:themeColor="text1" w:val="000000"/>
@@ -10734,6 +11205,7 @@
     </w:tblStylePr>
     <w:tblStylePr w:type="lastCol">
       <w:rPr>
+        <w:rFonts w:eastAsia="黑体"/>
         <w:b w:val="0"/>
         <w:bCs w:val="0"/>
         <w:color w:themeColor="text1" w:val="000000"/>
@@ -10783,7 +11255,7 @@
       <w:spacing w:after="0" w:line="240" w:lineRule="auto"/>
     </w:pPr>
     <w:rPr>
-      <w:rFonts w:asciiTheme="majorHAnsi" w:cstheme="majorBidi" w:eastAsiaTheme="majorEastAsia" w:hAnsiTheme="majorHAnsi"/>
+      <w:rFonts w:asciiTheme="majorHAnsi" w:cstheme="majorBidi" w:hAnsiTheme="majorHAnsi" w:eastAsia="黑体"/>
       <w:color w:themeColor="text1" w:val="000000"/>
     </w:rPr>
     <w:tblPr>
@@ -10810,6 +11282,7 @@
     </w:tcPr>
     <w:tblStylePr w:type="firstRow">
       <w:rPr>
+        <w:rFonts w:eastAsia="黑体"/>
         <w:b/>
         <w:bCs/>
         <w:color w:themeColor="text1" w:val="000000"/>
@@ -10821,6 +11294,7 @@
     </w:tblStylePr>
     <w:tblStylePr w:type="lastRow">
       <w:rPr>
+        <w:rFonts w:eastAsia="黑体"/>
         <w:b/>
         <w:bCs/>
         <w:color w:themeColor="text1" w:val="000000"/>
@@ -10840,6 +11314,7 @@
     </w:tblStylePr>
     <w:tblStylePr w:type="firstCol">
       <w:rPr>
+        <w:rFonts w:eastAsia="黑体"/>
         <w:b/>
         <w:bCs/>
         <w:color w:themeColor="text1" w:val="000000"/>
@@ -10859,6 +11334,7 @@
     </w:tblStylePr>
     <w:tblStylePr w:type="lastCol">
       <w:rPr>
+        <w:rFonts w:eastAsia="黑体"/>
         <w:b w:val="0"/>
         <w:bCs w:val="0"/>
         <w:color w:themeColor="text1" w:val="000000"/>
@@ -10908,7 +11384,7 @@
       <w:spacing w:after="0" w:line="240" w:lineRule="auto"/>
     </w:pPr>
     <w:rPr>
-      <w:rFonts w:asciiTheme="majorHAnsi" w:cstheme="majorBidi" w:eastAsiaTheme="majorEastAsia" w:hAnsiTheme="majorHAnsi"/>
+      <w:rFonts w:asciiTheme="majorHAnsi" w:cstheme="majorBidi" w:hAnsiTheme="majorHAnsi" w:eastAsia="黑体"/>
       <w:color w:themeColor="text1" w:val="000000"/>
     </w:rPr>
     <w:tblPr>
@@ -10935,6 +11411,7 @@
     </w:tcPr>
     <w:tblStylePr w:type="firstRow">
       <w:rPr>
+        <w:rFonts w:eastAsia="黑体"/>
         <w:b/>
         <w:bCs/>
         <w:color w:themeColor="text1" w:val="000000"/>
@@ -10946,6 +11423,7 @@
     </w:tblStylePr>
     <w:tblStylePr w:type="lastRow">
       <w:rPr>
+        <w:rFonts w:eastAsia="黑体"/>
         <w:b/>
         <w:bCs/>
         <w:color w:themeColor="text1" w:val="000000"/>
@@ -10965,6 +11443,7 @@
     </w:tblStylePr>
     <w:tblStylePr w:type="firstCol">
       <w:rPr>
+        <w:rFonts w:eastAsia="黑体"/>
         <w:b/>
         <w:bCs/>
         <w:color w:themeColor="text1" w:val="000000"/>
@@ -10984,6 +11463,7 @@
     </w:tblStylePr>
     <w:tblStylePr w:type="lastCol">
       <w:rPr>
+        <w:rFonts w:eastAsia="黑体"/>
         <w:b w:val="0"/>
         <w:bCs w:val="0"/>
         <w:color w:themeColor="text1" w:val="000000"/>
@@ -11056,6 +11536,7 @@
     </w:tcPr>
     <w:tblStylePr w:type="firstRow">
       <w:rPr>
+        <w:rFonts w:eastAsia="黑体"/>
         <w:b/>
         <w:bCs/>
         <w:i w:val="0"/>
@@ -11077,6 +11558,7 @@
     </w:tblStylePr>
     <w:tblStylePr w:type="lastRow">
       <w:rPr>
+        <w:rFonts w:eastAsia="黑体"/>
         <w:b/>
         <w:bCs/>
         <w:i w:val="0"/>
@@ -11098,6 +11580,7 @@
     </w:tblStylePr>
     <w:tblStylePr w:type="firstCol">
       <w:rPr>
+        <w:rFonts w:eastAsia="黑体"/>
         <w:b/>
         <w:bCs/>
         <w:i w:val="0"/>
@@ -11117,6 +11600,7 @@
     </w:tblStylePr>
     <w:tblStylePr w:type="lastCol">
       <w:rPr>
+        <w:rFonts w:eastAsia="黑体"/>
         <w:b/>
         <w:bCs/>
         <w:i w:val="0"/>
@@ -11197,6 +11681,7 @@
     </w:tcPr>
     <w:tblStylePr w:type="firstRow">
       <w:rPr>
+        <w:rFonts w:eastAsia="黑体"/>
         <w:b/>
         <w:bCs/>
         <w:i w:val="0"/>
@@ -11218,6 +11703,7 @@
     </w:tblStylePr>
     <w:tblStylePr w:type="lastRow">
       <w:rPr>
+        <w:rFonts w:eastAsia="黑体"/>
         <w:b/>
         <w:bCs/>
         <w:i w:val="0"/>
@@ -11239,6 +11725,7 @@
     </w:tblStylePr>
     <w:tblStylePr w:type="firstCol">
       <w:rPr>
+        <w:rFonts w:eastAsia="黑体"/>
         <w:b/>
         <w:bCs/>
         <w:i w:val="0"/>
@@ -11258,6 +11745,7 @@
     </w:tblStylePr>
     <w:tblStylePr w:type="lastCol">
       <w:rPr>
+        <w:rFonts w:eastAsia="黑体"/>
         <w:b/>
         <w:bCs/>
         <w:i w:val="0"/>
@@ -11338,6 +11826,7 @@
     </w:tcPr>
     <w:tblStylePr w:type="firstRow">
       <w:rPr>
+        <w:rFonts w:eastAsia="黑体"/>
         <w:b/>
         <w:bCs/>
         <w:i w:val="0"/>
@@ -11359,6 +11848,7 @@
     </w:tblStylePr>
     <w:tblStylePr w:type="lastRow">
       <w:rPr>
+        <w:rFonts w:eastAsia="黑体"/>
         <w:b/>
         <w:bCs/>
         <w:i w:val="0"/>
@@ -11380,6 +11870,7 @@
     </w:tblStylePr>
     <w:tblStylePr w:type="firstCol">
       <w:rPr>
+        <w:rFonts w:eastAsia="黑体"/>
         <w:b/>
         <w:bCs/>
         <w:i w:val="0"/>
@@ -11399,6 +11890,7 @@
     </w:tblStylePr>
     <w:tblStylePr w:type="lastCol">
       <w:rPr>
+        <w:rFonts w:eastAsia="黑体"/>
         <w:b/>
         <w:bCs/>
         <w:i w:val="0"/>
@@ -11479,6 +11971,7 @@
     </w:tcPr>
     <w:tblStylePr w:type="firstRow">
       <w:rPr>
+        <w:rFonts w:eastAsia="黑体"/>
         <w:b/>
         <w:bCs/>
         <w:i w:val="0"/>
@@ -11500,6 +11993,7 @@
     </w:tblStylePr>
     <w:tblStylePr w:type="lastRow">
       <w:rPr>
+        <w:rFonts w:eastAsia="黑体"/>
         <w:b/>
         <w:bCs/>
         <w:i w:val="0"/>
@@ -11521,6 +12015,7 @@
     </w:tblStylePr>
     <w:tblStylePr w:type="firstCol">
       <w:rPr>
+        <w:rFonts w:eastAsia="黑体"/>
         <w:b/>
         <w:bCs/>
         <w:i w:val="0"/>
@@ -11540,6 +12035,7 @@
     </w:tblStylePr>
     <w:tblStylePr w:type="lastCol">
       <w:rPr>
+        <w:rFonts w:eastAsia="黑体"/>
         <w:b/>
         <w:bCs/>
         <w:i w:val="0"/>
@@ -11620,6 +12116,7 @@
     </w:tcPr>
     <w:tblStylePr w:type="firstRow">
       <w:rPr>
+        <w:rFonts w:eastAsia="黑体"/>
         <w:b/>
         <w:bCs/>
         <w:i w:val="0"/>
@@ -11641,6 +12138,7 @@
     </w:tblStylePr>
     <w:tblStylePr w:type="lastRow">
       <w:rPr>
+        <w:rFonts w:eastAsia="黑体"/>
         <w:b/>
         <w:bCs/>
         <w:i w:val="0"/>
@@ -11662,6 +12160,7 @@
     </w:tblStylePr>
     <w:tblStylePr w:type="firstCol">
       <w:rPr>
+        <w:rFonts w:eastAsia="黑体"/>
         <w:b/>
         <w:bCs/>
         <w:i w:val="0"/>
@@ -11681,6 +12180,7 @@
     </w:tblStylePr>
     <w:tblStylePr w:type="lastCol">
       <w:rPr>
+        <w:rFonts w:eastAsia="黑体"/>
         <w:b/>
         <w:bCs/>
         <w:i w:val="0"/>
@@ -11761,6 +12261,7 @@
     </w:tcPr>
     <w:tblStylePr w:type="firstRow">
       <w:rPr>
+        <w:rFonts w:eastAsia="黑体"/>
         <w:b/>
         <w:bCs/>
         <w:i w:val="0"/>
@@ -11782,6 +12283,7 @@
     </w:tblStylePr>
     <w:tblStylePr w:type="lastRow">
       <w:rPr>
+        <w:rFonts w:eastAsia="黑体"/>
         <w:b/>
         <w:bCs/>
         <w:i w:val="0"/>
@@ -11803,6 +12305,7 @@
     </w:tblStylePr>
     <w:tblStylePr w:type="firstCol">
       <w:rPr>
+        <w:rFonts w:eastAsia="黑体"/>
         <w:b/>
         <w:bCs/>
         <w:i w:val="0"/>
@@ -11822,6 +12325,7 @@
     </w:tblStylePr>
     <w:tblStylePr w:type="lastCol">
       <w:rPr>
+        <w:rFonts w:eastAsia="黑体"/>
         <w:b/>
         <w:bCs/>
         <w:i w:val="0"/>
@@ -11902,6 +12406,7 @@
     </w:tcPr>
     <w:tblStylePr w:type="firstRow">
       <w:rPr>
+        <w:rFonts w:eastAsia="黑体"/>
         <w:b/>
         <w:bCs/>
         <w:i w:val="0"/>
@@ -11923,6 +12428,7 @@
     </w:tblStylePr>
     <w:tblStylePr w:type="lastRow">
       <w:rPr>
+        <w:rFonts w:eastAsia="黑体"/>
         <w:b/>
         <w:bCs/>
         <w:i w:val="0"/>
@@ -11944,6 +12450,7 @@
     </w:tblStylePr>
     <w:tblStylePr w:type="firstCol">
       <w:rPr>
+        <w:rFonts w:eastAsia="黑体"/>
         <w:b/>
         <w:bCs/>
         <w:i w:val="0"/>
@@ -11963,6 +12470,7 @@
     </w:tblStylePr>
     <w:tblStylePr w:type="lastCol">
       <w:rPr>
+        <w:rFonts w:eastAsia="黑体"/>
         <w:b/>
         <w:bCs/>
         <w:i w:val="0"/>
@@ -12020,6 +12528,7 @@
       <w:spacing w:after="0" w:line="240" w:lineRule="auto"/>
     </w:pPr>
     <w:rPr>
+      <w:rFonts w:eastAsia="黑体"/>
       <w:color w:themeColor="background1" w:val="FFFFFF"/>
     </w:rPr>
     <w:tblPr>
@@ -12038,6 +12547,7 @@
     </w:tcPr>
     <w:tblStylePr w:type="firstRow">
       <w:rPr>
+        <w:rFonts w:eastAsia="黑体"/>
         <w:b/>
         <w:bCs/>
       </w:rPr>
@@ -12134,6 +12644,7 @@
       <w:spacing w:after="0" w:line="240" w:lineRule="auto"/>
     </w:pPr>
     <w:rPr>
+      <w:rFonts w:eastAsia="黑体"/>
       <w:color w:themeColor="background1" w:val="FFFFFF"/>
     </w:rPr>
     <w:tblPr>
@@ -12152,6 +12663,7 @@
     </w:tcPr>
     <w:tblStylePr w:type="firstRow">
       <w:rPr>
+        <w:rFonts w:eastAsia="黑体"/>
         <w:b/>
         <w:bCs/>
       </w:rPr>
@@ -12248,6 +12760,7 @@
       <w:spacing w:after="0" w:line="240" w:lineRule="auto"/>
     </w:pPr>
     <w:rPr>
+      <w:rFonts w:eastAsia="黑体"/>
       <w:color w:themeColor="background1" w:val="FFFFFF"/>
     </w:rPr>
     <w:tblPr>
@@ -12266,6 +12779,7 @@
     </w:tcPr>
     <w:tblStylePr w:type="firstRow">
       <w:rPr>
+        <w:rFonts w:eastAsia="黑体"/>
         <w:b/>
         <w:bCs/>
       </w:rPr>
@@ -12362,6 +12876,7 @@
       <w:spacing w:after="0" w:line="240" w:lineRule="auto"/>
     </w:pPr>
     <w:rPr>
+      <w:rFonts w:eastAsia="黑体"/>
       <w:color w:themeColor="background1" w:val="FFFFFF"/>
     </w:rPr>
     <w:tblPr>
@@ -12380,6 +12895,7 @@
     </w:tcPr>
     <w:tblStylePr w:type="firstRow">
       <w:rPr>
+        <w:rFonts w:eastAsia="黑体"/>
         <w:b/>
         <w:bCs/>
       </w:rPr>
@@ -12476,6 +12992,7 @@
       <w:spacing w:after="0" w:line="240" w:lineRule="auto"/>
     </w:pPr>
     <w:rPr>
+      <w:rFonts w:eastAsia="黑体"/>
       <w:color w:themeColor="background1" w:val="FFFFFF"/>
     </w:rPr>
     <w:tblPr>
@@ -12494,6 +13011,7 @@
     </w:tcPr>
     <w:tblStylePr w:type="firstRow">
       <w:rPr>
+        <w:rFonts w:eastAsia="黑体"/>
         <w:b/>
         <w:bCs/>
       </w:rPr>
@@ -12590,6 +13108,7 @@
       <w:spacing w:after="0" w:line="240" w:lineRule="auto"/>
     </w:pPr>
     <w:rPr>
+      <w:rFonts w:eastAsia="黑体"/>
       <w:color w:themeColor="background1" w:val="FFFFFF"/>
     </w:rPr>
     <w:tblPr>
@@ -12608,6 +13127,7 @@
     </w:tcPr>
     <w:tblStylePr w:type="firstRow">
       <w:rPr>
+        <w:rFonts w:eastAsia="黑体"/>
         <w:b/>
         <w:bCs/>
       </w:rPr>
@@ -12704,6 +13224,7 @@
       <w:spacing w:after="0" w:line="240" w:lineRule="auto"/>
     </w:pPr>
     <w:rPr>
+      <w:rFonts w:eastAsia="黑体"/>
       <w:color w:themeColor="background1" w:val="FFFFFF"/>
     </w:rPr>
     <w:tblPr>
@@ -12722,6 +13243,7 @@
     </w:tcPr>
     <w:tblStylePr w:type="firstRow">
       <w:rPr>
+        <w:rFonts w:eastAsia="黑体"/>
         <w:b/>
         <w:bCs/>
       </w:rPr>
@@ -12818,6 +13340,7 @@
       <w:spacing w:after="0" w:line="240" w:lineRule="auto"/>
     </w:pPr>
     <w:rPr>
+      <w:rFonts w:eastAsia="黑体"/>
       <w:color w:themeColor="text1" w:val="000000"/>
     </w:rPr>
     <w:tblPr>
@@ -12844,6 +13367,7 @@
     </w:tcPr>
     <w:tblStylePr w:type="firstRow">
       <w:rPr>
+        <w:rFonts w:eastAsia="黑体"/>
         <w:b/>
         <w:bCs/>
       </w:rPr>
@@ -12862,6 +13386,7 @@
     </w:tblStylePr>
     <w:tblStylePr w:type="lastRow">
       <w:rPr>
+        <w:rFonts w:eastAsia="黑体"/>
         <w:b/>
         <w:bCs/>
         <w:color w:themeColor="background1" w:val="FFFFFF"/>
@@ -12876,6 +13401,7 @@
     </w:tblStylePr>
     <w:tblStylePr w:type="firstCol">
       <w:rPr>
+        <w:rFonts w:eastAsia="黑体"/>
         <w:color w:themeColor="background1" w:val="FFFFFF"/>
       </w:rPr>
       <w:tblPr/>
@@ -12893,6 +13419,7 @@
     </w:tblStylePr>
     <w:tblStylePr w:type="lastCol">
       <w:rPr>
+        <w:rFonts w:eastAsia="黑体"/>
         <w:color w:themeColor="background1" w:val="FFFFFF"/>
       </w:rPr>
       <w:tblPr/>
@@ -12922,11 +13449,13 @@
     </w:tblStylePr>
     <w:tblStylePr w:type="neCell">
       <w:rPr>
+        <w:rFonts w:eastAsia="黑体"/>
         <w:color w:themeColor="text1" w:val="000000"/>
       </w:rPr>
     </w:tblStylePr>
     <w:tblStylePr w:type="nwCell">
       <w:rPr>
+        <w:rFonts w:eastAsia="黑体"/>
         <w:color w:themeColor="text1" w:val="000000"/>
       </w:rPr>
     </w:tblStylePr>
@@ -12940,6 +13469,7 @@
       <w:spacing w:after="0" w:line="240" w:lineRule="auto"/>
     </w:pPr>
     <w:rPr>
+      <w:rFonts w:eastAsia="黑体"/>
       <w:color w:themeColor="text1" w:val="000000"/>
     </w:rPr>
     <w:tblPr>
@@ -12966,6 +13496,7 @@
     </w:tcPr>
     <w:tblStylePr w:type="firstRow">
       <w:rPr>
+        <w:rFonts w:eastAsia="黑体"/>
         <w:b/>
         <w:bCs/>
       </w:rPr>
@@ -12984,6 +13515,7 @@
     </w:tblStylePr>
     <w:tblStylePr w:type="lastRow">
       <w:rPr>
+        <w:rFonts w:eastAsia="黑体"/>
         <w:b/>
         <w:bCs/>
         <w:color w:themeColor="background1" w:val="FFFFFF"/>
@@ -12998,6 +13530,7 @@
     </w:tblStylePr>
     <w:tblStylePr w:type="firstCol">
       <w:rPr>
+        <w:rFonts w:eastAsia="黑体"/>
         <w:color w:themeColor="background1" w:val="FFFFFF"/>
       </w:rPr>
       <w:tblPr/>
@@ -13015,6 +13548,7 @@
     </w:tblStylePr>
     <w:tblStylePr w:type="lastCol">
       <w:rPr>
+        <w:rFonts w:eastAsia="黑体"/>
         <w:color w:themeColor="background1" w:val="FFFFFF"/>
       </w:rPr>
       <w:tblPr/>
@@ -13044,11 +13578,13 @@
     </w:tblStylePr>
     <w:tblStylePr w:type="neCell">
       <w:rPr>
+        <w:rFonts w:eastAsia="黑体"/>
         <w:color w:themeColor="text1" w:val="000000"/>
       </w:rPr>
     </w:tblStylePr>
     <w:tblStylePr w:type="nwCell">
       <w:rPr>
+        <w:rFonts w:eastAsia="黑体"/>
         <w:color w:themeColor="text1" w:val="000000"/>
       </w:rPr>
     </w:tblStylePr>
@@ -13062,6 +13598,7 @@
       <w:spacing w:after="0" w:line="240" w:lineRule="auto"/>
     </w:pPr>
     <w:rPr>
+      <w:rFonts w:eastAsia="黑体"/>
       <w:color w:themeColor="text1" w:val="000000"/>
     </w:rPr>
     <w:tblPr>
@@ -13088,6 +13625,7 @@
     </w:tcPr>
     <w:tblStylePr w:type="firstRow">
       <w:rPr>
+        <w:rFonts w:eastAsia="黑体"/>
         <w:b/>
         <w:bCs/>
       </w:rPr>
@@ -13106,6 +13644,7 @@
     </w:tblStylePr>
     <w:tblStylePr w:type="lastRow">
       <w:rPr>
+        <w:rFonts w:eastAsia="黑体"/>
         <w:b/>
         <w:bCs/>
         <w:color w:themeColor="background1" w:val="FFFFFF"/>
@@ -13120,6 +13659,7 @@
     </w:tblStylePr>
     <w:tblStylePr w:type="firstCol">
       <w:rPr>
+        <w:rFonts w:eastAsia="黑体"/>
         <w:color w:themeColor="background1" w:val="FFFFFF"/>
       </w:rPr>
       <w:tblPr/>
@@ -13137,6 +13677,7 @@
     </w:tblStylePr>
     <w:tblStylePr w:type="lastCol">
       <w:rPr>
+        <w:rFonts w:eastAsia="黑体"/>
         <w:color w:themeColor="background1" w:val="FFFFFF"/>
       </w:rPr>
       <w:tblPr/>
@@ -13166,11 +13707,13 @@
     </w:tblStylePr>
     <w:tblStylePr w:type="neCell">
       <w:rPr>
+        <w:rFonts w:eastAsia="黑体"/>
         <w:color w:themeColor="text1" w:val="000000"/>
       </w:rPr>
     </w:tblStylePr>
     <w:tblStylePr w:type="nwCell">
       <w:rPr>
+        <w:rFonts w:eastAsia="黑体"/>
         <w:color w:themeColor="text1" w:val="000000"/>
       </w:rPr>
     </w:tblStylePr>
@@ -13184,6 +13727,7 @@
       <w:spacing w:after="0" w:line="240" w:lineRule="auto"/>
     </w:pPr>
     <w:rPr>
+      <w:rFonts w:eastAsia="黑体"/>
       <w:color w:themeColor="text1" w:val="000000"/>
     </w:rPr>
     <w:tblPr>
@@ -13210,6 +13754,7 @@
     </w:tcPr>
     <w:tblStylePr w:type="firstRow">
       <w:rPr>
+        <w:rFonts w:eastAsia="黑体"/>
         <w:b/>
         <w:bCs/>
       </w:rPr>
@@ -13228,6 +13773,7 @@
     </w:tblStylePr>
     <w:tblStylePr w:type="lastRow">
       <w:rPr>
+        <w:rFonts w:eastAsia="黑体"/>
         <w:b/>
         <w:bCs/>
         <w:color w:themeColor="background1" w:val="FFFFFF"/>
@@ -13242,6 +13788,7 @@
     </w:tblStylePr>
     <w:tblStylePr w:type="firstCol">
       <w:rPr>
+        <w:rFonts w:eastAsia="黑体"/>
         <w:color w:themeColor="background1" w:val="FFFFFF"/>
       </w:rPr>
       <w:tblPr/>
@@ -13259,6 +13806,7 @@
     </w:tblStylePr>
     <w:tblStylePr w:type="lastCol">
       <w:rPr>
+        <w:rFonts w:eastAsia="黑体"/>
         <w:color w:themeColor="background1" w:val="FFFFFF"/>
       </w:rPr>
       <w:tblPr/>
@@ -13296,6 +13844,7 @@
       <w:spacing w:after="0" w:line="240" w:lineRule="auto"/>
     </w:pPr>
     <w:rPr>
+      <w:rFonts w:eastAsia="黑体"/>
       <w:color w:themeColor="text1" w:val="000000"/>
     </w:rPr>
     <w:tblPr>
@@ -13322,6 +13871,7 @@
     </w:tcPr>
     <w:tblStylePr w:type="firstRow">
       <w:rPr>
+        <w:rFonts w:eastAsia="黑体"/>
         <w:b/>
         <w:bCs/>
       </w:rPr>
@@ -13340,6 +13890,7 @@
     </w:tblStylePr>
     <w:tblStylePr w:type="lastRow">
       <w:rPr>
+        <w:rFonts w:eastAsia="黑体"/>
         <w:b/>
         <w:bCs/>
         <w:color w:themeColor="background1" w:val="FFFFFF"/>
@@ -13354,6 +13905,7 @@
     </w:tblStylePr>
     <w:tblStylePr w:type="firstCol">
       <w:rPr>
+        <w:rFonts w:eastAsia="黑体"/>
         <w:color w:themeColor="background1" w:val="FFFFFF"/>
       </w:rPr>
       <w:tblPr/>
@@ -13371,6 +13923,7 @@
     </w:tblStylePr>
     <w:tblStylePr w:type="lastCol">
       <w:rPr>
+        <w:rFonts w:eastAsia="黑体"/>
         <w:color w:themeColor="background1" w:val="FFFFFF"/>
       </w:rPr>
       <w:tblPr/>
@@ -13400,11 +13953,13 @@
     </w:tblStylePr>
     <w:tblStylePr w:type="neCell">
       <w:rPr>
+        <w:rFonts w:eastAsia="黑体"/>
         <w:color w:themeColor="text1" w:val="000000"/>
       </w:rPr>
     </w:tblStylePr>
     <w:tblStylePr w:type="nwCell">
       <w:rPr>
+        <w:rFonts w:eastAsia="黑体"/>
         <w:color w:themeColor="text1" w:val="000000"/>
       </w:rPr>
     </w:tblStylePr>
@@ -13418,6 +13973,7 @@
       <w:spacing w:after="0" w:line="240" w:lineRule="auto"/>
     </w:pPr>
     <w:rPr>
+      <w:rFonts w:eastAsia="黑体"/>
       <w:color w:themeColor="text1" w:val="000000"/>
     </w:rPr>
     <w:tblPr>
@@ -13444,6 +14000,7 @@
     </w:tcPr>
     <w:tblStylePr w:type="firstRow">
       <w:rPr>
+        <w:rFonts w:eastAsia="黑体"/>
         <w:b/>
         <w:bCs/>
       </w:rPr>
@@ -13462,6 +14019,7 @@
     </w:tblStylePr>
     <w:tblStylePr w:type="lastRow">
       <w:rPr>
+        <w:rFonts w:eastAsia="黑体"/>
         <w:b/>
         <w:bCs/>
         <w:color w:themeColor="background1" w:val="FFFFFF"/>
@@ -13476,6 +14034,7 @@
     </w:tblStylePr>
     <w:tblStylePr w:type="firstCol">
       <w:rPr>
+        <w:rFonts w:eastAsia="黑体"/>
         <w:color w:themeColor="background1" w:val="FFFFFF"/>
       </w:rPr>
       <w:tblPr/>
@@ -13493,6 +14052,7 @@
     </w:tblStylePr>
     <w:tblStylePr w:type="lastCol">
       <w:rPr>
+        <w:rFonts w:eastAsia="黑体"/>
         <w:color w:themeColor="background1" w:val="FFFFFF"/>
       </w:rPr>
       <w:tblPr/>
@@ -13522,11 +14082,13 @@
     </w:tblStylePr>
     <w:tblStylePr w:type="neCell">
       <w:rPr>
+        <w:rFonts w:eastAsia="黑体"/>
         <w:color w:themeColor="text1" w:val="000000"/>
       </w:rPr>
     </w:tblStylePr>
     <w:tblStylePr w:type="nwCell">
       <w:rPr>
+        <w:rFonts w:eastAsia="黑体"/>
         <w:color w:themeColor="text1" w:val="000000"/>
       </w:rPr>
     </w:tblStylePr>
@@ -13540,6 +14102,7 @@
       <w:spacing w:after="0" w:line="240" w:lineRule="auto"/>
     </w:pPr>
     <w:rPr>
+      <w:rFonts w:eastAsia="黑体"/>
       <w:color w:themeColor="text1" w:val="000000"/>
     </w:rPr>
     <w:tblPr>
@@ -13566,6 +14129,7 @@
     </w:tcPr>
     <w:tblStylePr w:type="firstRow">
       <w:rPr>
+        <w:rFonts w:eastAsia="黑体"/>
         <w:b/>
         <w:bCs/>
       </w:rPr>
@@ -13584,6 +14148,7 @@
     </w:tblStylePr>
     <w:tblStylePr w:type="lastRow">
       <w:rPr>
+        <w:rFonts w:eastAsia="黑体"/>
         <w:b/>
         <w:bCs/>
         <w:color w:themeColor="background1" w:val="FFFFFF"/>
@@ -13598,6 +14163,7 @@
     </w:tblStylePr>
     <w:tblStylePr w:type="firstCol">
       <w:rPr>
+        <w:rFonts w:eastAsia="黑体"/>
         <w:color w:themeColor="background1" w:val="FFFFFF"/>
       </w:rPr>
       <w:tblPr/>
@@ -13615,6 +14181,7 @@
     </w:tblStylePr>
     <w:tblStylePr w:type="lastCol">
       <w:rPr>
+        <w:rFonts w:eastAsia="黑体"/>
         <w:color w:themeColor="background1" w:val="FFFFFF"/>
       </w:rPr>
       <w:tblPr/>
@@ -13644,11 +14211,13 @@
     </w:tblStylePr>
     <w:tblStylePr w:type="neCell">
       <w:rPr>
+        <w:rFonts w:eastAsia="黑体"/>
         <w:color w:themeColor="text1" w:val="000000"/>
       </w:rPr>
     </w:tblStylePr>
     <w:tblStylePr w:type="nwCell">
       <w:rPr>
+        <w:rFonts w:eastAsia="黑体"/>
         <w:color w:themeColor="text1" w:val="000000"/>
       </w:rPr>
     </w:tblStylePr>
@@ -13662,6 +14231,7 @@
       <w:spacing w:after="0" w:line="240" w:lineRule="auto"/>
     </w:pPr>
     <w:rPr>
+      <w:rFonts w:eastAsia="黑体"/>
       <w:color w:themeColor="text1" w:val="000000"/>
     </w:rPr>
     <w:tblPr>
@@ -13680,6 +14250,7 @@
     </w:tcPr>
     <w:tblStylePr w:type="firstRow">
       <w:rPr>
+        <w:rFonts w:eastAsia="黑体"/>
         <w:b/>
         <w:bCs/>
         <w:color w:themeColor="background1" w:val="FFFFFF"/>
@@ -13694,6 +14265,7 @@
     </w:tblStylePr>
     <w:tblStylePr w:type="lastRow">
       <w:rPr>
+        <w:rFonts w:eastAsia="黑体"/>
         <w:b/>
         <w:bCs/>
         <w:color w:themeColor="accent2" w:themeShade="CC" w:val="9E3A38"/>
@@ -13708,12 +14280,14 @@
     </w:tblStylePr>
     <w:tblStylePr w:type="firstCol">
       <w:rPr>
+        <w:rFonts w:eastAsia="黑体"/>
         <w:b/>
         <w:bCs/>
       </w:rPr>
     </w:tblStylePr>
     <w:tblStylePr w:type="lastCol">
       <w:rPr>
+        <w:rFonts w:eastAsia="黑体"/>
         <w:b/>
         <w:bCs/>
       </w:rPr>
@@ -13748,6 +14322,7 @@
       <w:spacing w:after="0" w:line="240" w:lineRule="auto"/>
     </w:pPr>
     <w:rPr>
+      <w:rFonts w:eastAsia="黑体"/>
       <w:color w:themeColor="text1" w:val="000000"/>
     </w:rPr>
     <w:tblPr>
@@ -13766,6 +14341,7 @@
     </w:tcPr>
     <w:tblStylePr w:type="firstRow">
       <w:rPr>
+        <w:rFonts w:eastAsia="黑体"/>
         <w:b/>
         <w:bCs/>
         <w:color w:themeColor="background1" w:val="FFFFFF"/>
@@ -13780,6 +14356,7 @@
     </w:tblStylePr>
     <w:tblStylePr w:type="lastRow">
       <w:rPr>
+        <w:rFonts w:eastAsia="黑体"/>
         <w:b/>
         <w:bCs/>
         <w:color w:themeColor="accent2" w:themeShade="CC" w:val="9E3A38"/>
@@ -13794,12 +14371,14 @@
     </w:tblStylePr>
     <w:tblStylePr w:type="firstCol">
       <w:rPr>
+        <w:rFonts w:eastAsia="黑体"/>
         <w:b/>
         <w:bCs/>
       </w:rPr>
     </w:tblStylePr>
     <w:tblStylePr w:type="lastCol">
       <w:rPr>
+        <w:rFonts w:eastAsia="黑体"/>
         <w:b/>
         <w:bCs/>
       </w:rPr>
@@ -13834,6 +14413,7 @@
       <w:spacing w:after="0" w:line="240" w:lineRule="auto"/>
     </w:pPr>
     <w:rPr>
+      <w:rFonts w:eastAsia="黑体"/>
       <w:color w:themeColor="text1" w:val="000000"/>
     </w:rPr>
     <w:tblPr>
@@ -13852,6 +14432,7 @@
     </w:tcPr>
     <w:tblStylePr w:type="firstRow">
       <w:rPr>
+        <w:rFonts w:eastAsia="黑体"/>
         <w:b/>
         <w:bCs/>
         <w:color w:themeColor="background1" w:val="FFFFFF"/>
@@ -13866,6 +14447,7 @@
     </w:tblStylePr>
     <w:tblStylePr w:type="lastRow">
       <w:rPr>
+        <w:rFonts w:eastAsia="黑体"/>
         <w:b/>
         <w:bCs/>
         <w:color w:themeColor="accent2" w:themeShade="CC" w:val="9E3A38"/>
@@ -13880,12 +14462,14 @@
     </w:tblStylePr>
     <w:tblStylePr w:type="firstCol">
       <w:rPr>
+        <w:rFonts w:eastAsia="黑体"/>
         <w:b/>
         <w:bCs/>
       </w:rPr>
     </w:tblStylePr>
     <w:tblStylePr w:type="lastCol">
       <w:rPr>
+        <w:rFonts w:eastAsia="黑体"/>
         <w:b/>
         <w:bCs/>
       </w:rPr>
@@ -13920,6 +14504,7 @@
       <w:spacing w:after="0" w:line="240" w:lineRule="auto"/>
     </w:pPr>
     <w:rPr>
+      <w:rFonts w:eastAsia="黑体"/>
       <w:color w:themeColor="text1" w:val="000000"/>
     </w:rPr>
     <w:tblPr>
@@ -13938,6 +14523,7 @@
     </w:tcPr>
     <w:tblStylePr w:type="firstRow">
       <w:rPr>
+        <w:rFonts w:eastAsia="黑体"/>
         <w:b/>
         <w:bCs/>
         <w:color w:themeColor="background1" w:val="FFFFFF"/>
@@ -13952,6 +14538,7 @@
     </w:tblStylePr>
     <w:tblStylePr w:type="lastRow">
       <w:rPr>
+        <w:rFonts w:eastAsia="黑体"/>
         <w:b/>
         <w:bCs/>
         <w:color w:themeColor="accent4" w:themeShade="CC" w:val="664E82"/>
@@ -13966,12 +14553,14 @@
     </w:tblStylePr>
     <w:tblStylePr w:type="firstCol">
       <w:rPr>
+        <w:rFonts w:eastAsia="黑体"/>
         <w:b/>
         <w:bCs/>
       </w:rPr>
     </w:tblStylePr>
     <w:tblStylePr w:type="lastCol">
       <w:rPr>
+        <w:rFonts w:eastAsia="黑体"/>
         <w:b/>
         <w:bCs/>
       </w:rPr>
@@ -14006,6 +14595,7 @@
       <w:spacing w:after="0" w:line="240" w:lineRule="auto"/>
     </w:pPr>
     <w:rPr>
+      <w:rFonts w:eastAsia="黑体"/>
       <w:color w:themeColor="text1" w:val="000000"/>
     </w:rPr>
     <w:tblPr>
@@ -14024,6 +14614,7 @@
     </w:tcPr>
     <w:tblStylePr w:type="firstRow">
       <w:rPr>
+        <w:rFonts w:eastAsia="黑体"/>
         <w:b/>
         <w:bCs/>
         <w:color w:themeColor="background1" w:val="FFFFFF"/>
@@ -14038,6 +14629,7 @@
     </w:tblStylePr>
     <w:tblStylePr w:type="lastRow">
       <w:rPr>
+        <w:rFonts w:eastAsia="黑体"/>
         <w:b/>
         <w:bCs/>
         <w:color w:themeColor="accent3" w:themeShade="CC" w:val="7E9C40"/>
@@ -14052,12 +14644,14 @@
     </w:tblStylePr>
     <w:tblStylePr w:type="firstCol">
       <w:rPr>
+        <w:rFonts w:eastAsia="黑体"/>
         <w:b/>
         <w:bCs/>
       </w:rPr>
     </w:tblStylePr>
     <w:tblStylePr w:type="lastCol">
       <w:rPr>
+        <w:rFonts w:eastAsia="黑体"/>
         <w:b/>
         <w:bCs/>
       </w:rPr>
@@ -14092,6 +14686,7 @@
       <w:spacing w:after="0" w:line="240" w:lineRule="auto"/>
     </w:pPr>
     <w:rPr>
+      <w:rFonts w:eastAsia="黑体"/>
       <w:color w:themeColor="text1" w:val="000000"/>
     </w:rPr>
     <w:tblPr>
@@ -14110,6 +14705,7 @@
     </w:tcPr>
     <w:tblStylePr w:type="firstRow">
       <w:rPr>
+        <w:rFonts w:eastAsia="黑体"/>
         <w:b/>
         <w:bCs/>
         <w:color w:themeColor="background1" w:val="FFFFFF"/>
@@ -14124,6 +14720,7 @@
     </w:tblStylePr>
     <w:tblStylePr w:type="lastRow">
       <w:rPr>
+        <w:rFonts w:eastAsia="黑体"/>
         <w:b/>
         <w:bCs/>
         <w:color w:themeColor="accent6" w:themeShade="CC" w:val="F2730A"/>
@@ -14138,12 +14735,14 @@
     </w:tblStylePr>
     <w:tblStylePr w:type="firstCol">
       <w:rPr>
+        <w:rFonts w:eastAsia="黑体"/>
         <w:b/>
         <w:bCs/>
       </w:rPr>
     </w:tblStylePr>
     <w:tblStylePr w:type="lastCol">
       <w:rPr>
+        <w:rFonts w:eastAsia="黑体"/>
         <w:b/>
         <w:bCs/>
       </w:rPr>
@@ -14178,6 +14777,7 @@
       <w:spacing w:after="0" w:line="240" w:lineRule="auto"/>
     </w:pPr>
     <w:rPr>
+      <w:rFonts w:eastAsia="黑体"/>
       <w:color w:themeColor="text1" w:val="000000"/>
     </w:rPr>
     <w:tblPr>
@@ -14196,6 +14796,7 @@
     </w:tcPr>
     <w:tblStylePr w:type="firstRow">
       <w:rPr>
+        <w:rFonts w:eastAsia="黑体"/>
         <w:b/>
         <w:bCs/>
         <w:color w:themeColor="background1" w:val="FFFFFF"/>
@@ -14210,6 +14811,7 @@
     </w:tblStylePr>
     <w:tblStylePr w:type="lastRow">
       <w:rPr>
+        <w:rFonts w:eastAsia="黑体"/>
         <w:b/>
         <w:bCs/>
         <w:color w:themeColor="accent5" w:themeShade="CC" w:val="348DA5"/>
@@ -14224,12 +14826,14 @@
     </w:tblStylePr>
     <w:tblStylePr w:type="firstCol">
       <w:rPr>
+        <w:rFonts w:eastAsia="黑体"/>
         <w:b/>
         <w:bCs/>
       </w:rPr>
     </w:tblStylePr>
     <w:tblStylePr w:type="lastCol">
       <w:rPr>
+        <w:rFonts w:eastAsia="黑体"/>
         <w:b/>
         <w:bCs/>
       </w:rPr>
@@ -14264,6 +14868,7 @@
       <w:spacing w:after="0" w:line="240" w:lineRule="auto"/>
     </w:pPr>
     <w:rPr>
+      <w:rFonts w:eastAsia="黑体"/>
       <w:color w:themeColor="text1" w:val="000000"/>
     </w:rPr>
     <w:tblPr>
@@ -14285,6 +14890,7 @@
     </w:tcPr>
     <w:tblStylePr w:type="firstRow">
       <w:rPr>
+        <w:rFonts w:eastAsia="黑体"/>
         <w:b/>
         <w:bCs/>
       </w:rPr>
@@ -14295,6 +14901,7 @@
     </w:tblStylePr>
     <w:tblStylePr w:type="lastRow">
       <w:rPr>
+        <w:rFonts w:eastAsia="黑体"/>
         <w:b/>
         <w:bCs/>
         <w:color w:themeColor="text1" w:val="000000"/>
@@ -14306,6 +14913,7 @@
     </w:tblStylePr>
     <w:tblStylePr w:type="firstCol">
       <w:rPr>
+        <w:rFonts w:eastAsia="黑体"/>
         <w:color w:themeColor="background1" w:val="FFFFFF"/>
       </w:rPr>
       <w:tblPr/>
@@ -14315,6 +14923,7 @@
     </w:tblStylePr>
     <w:tblStylePr w:type="lastCol">
       <w:rPr>
+        <w:rFonts w:eastAsia="黑体"/>
         <w:color w:themeColor="background1" w:val="FFFFFF"/>
       </w:rPr>
       <w:tblPr/>
@@ -14344,6 +14953,7 @@
       <w:spacing w:after="0" w:line="240" w:lineRule="auto"/>
     </w:pPr>
     <w:rPr>
+      <w:rFonts w:eastAsia="黑体"/>
       <w:color w:themeColor="text1" w:val="000000"/>
     </w:rPr>
     <w:tblPr>
@@ -14365,6 +14975,7 @@
     </w:tcPr>
     <w:tblStylePr w:type="firstRow">
       <w:rPr>
+        <w:rFonts w:eastAsia="黑体"/>
         <w:b/>
         <w:bCs/>
       </w:rPr>
@@ -14375,6 +14986,7 @@
     </w:tblStylePr>
     <w:tblStylePr w:type="lastRow">
       <w:rPr>
+        <w:rFonts w:eastAsia="黑体"/>
         <w:b/>
         <w:bCs/>
         <w:color w:themeColor="text1" w:val="000000"/>
@@ -14386,6 +14998,7 @@
     </w:tblStylePr>
     <w:tblStylePr w:type="firstCol">
       <w:rPr>
+        <w:rFonts w:eastAsia="黑体"/>
         <w:color w:themeColor="background1" w:val="FFFFFF"/>
       </w:rPr>
       <w:tblPr/>
@@ -14395,6 +15008,7 @@
     </w:tblStylePr>
     <w:tblStylePr w:type="lastCol">
       <w:rPr>
+        <w:rFonts w:eastAsia="黑体"/>
         <w:color w:themeColor="background1" w:val="FFFFFF"/>
       </w:rPr>
       <w:tblPr/>
@@ -14424,6 +15038,7 @@
       <w:spacing w:after="0" w:line="240" w:lineRule="auto"/>
     </w:pPr>
     <w:rPr>
+      <w:rFonts w:eastAsia="黑体"/>
       <w:color w:themeColor="text1" w:val="000000"/>
     </w:rPr>
     <w:tblPr>
@@ -14445,6 +15060,7 @@
     </w:tcPr>
     <w:tblStylePr w:type="firstRow">
       <w:rPr>
+        <w:rFonts w:eastAsia="黑体"/>
         <w:b/>
         <w:bCs/>
       </w:rPr>
@@ -14455,6 +15071,7 @@
     </w:tblStylePr>
     <w:tblStylePr w:type="lastRow">
       <w:rPr>
+        <w:rFonts w:eastAsia="黑体"/>
         <w:b/>
         <w:bCs/>
         <w:color w:themeColor="text1" w:val="000000"/>
@@ -14466,6 +15083,7 @@
     </w:tblStylePr>
     <w:tblStylePr w:type="firstCol">
       <w:rPr>
+        <w:rFonts w:eastAsia="黑体"/>
         <w:color w:themeColor="background1" w:val="FFFFFF"/>
       </w:rPr>
       <w:tblPr/>
@@ -14475,6 +15093,7 @@
     </w:tblStylePr>
     <w:tblStylePr w:type="lastCol">
       <w:rPr>
+        <w:rFonts w:eastAsia="黑体"/>
         <w:color w:themeColor="background1" w:val="FFFFFF"/>
       </w:rPr>
       <w:tblPr/>
@@ -14504,6 +15123,7 @@
       <w:spacing w:after="0" w:line="240" w:lineRule="auto"/>
     </w:pPr>
     <w:rPr>
+      <w:rFonts w:eastAsia="黑体"/>
       <w:color w:themeColor="text1" w:val="000000"/>
     </w:rPr>
     <w:tblPr>
@@ -14525,6 +15145,7 @@
     </w:tcPr>
     <w:tblStylePr w:type="firstRow">
       <w:rPr>
+        <w:rFonts w:eastAsia="黑体"/>
         <w:b/>
         <w:bCs/>
       </w:rPr>
@@ -14535,6 +15156,7 @@
     </w:tblStylePr>
     <w:tblStylePr w:type="lastRow">
       <w:rPr>
+        <w:rFonts w:eastAsia="黑体"/>
         <w:b/>
         <w:bCs/>
         <w:color w:themeColor="text1" w:val="000000"/>
@@ -14546,6 +15168,7 @@
     </w:tblStylePr>
     <w:tblStylePr w:type="firstCol">
       <w:rPr>
+        <w:rFonts w:eastAsia="黑体"/>
         <w:color w:themeColor="background1" w:val="FFFFFF"/>
       </w:rPr>
       <w:tblPr/>
@@ -14555,6 +15178,7 @@
     </w:tblStylePr>
     <w:tblStylePr w:type="lastCol">
       <w:rPr>
+        <w:rFonts w:eastAsia="黑体"/>
         <w:color w:themeColor="background1" w:val="FFFFFF"/>
       </w:rPr>
       <w:tblPr/>
@@ -14584,6 +15208,7 @@
       <w:spacing w:after="0" w:line="240" w:lineRule="auto"/>
     </w:pPr>
     <w:rPr>
+      <w:rFonts w:eastAsia="黑体"/>
       <w:color w:themeColor="text1" w:val="000000"/>
     </w:rPr>
     <w:tblPr>
@@ -14605,6 +15230,7 @@
     </w:tcPr>
     <w:tblStylePr w:type="firstRow">
       <w:rPr>
+        <w:rFonts w:eastAsia="黑体"/>
         <w:b/>
         <w:bCs/>
       </w:rPr>
@@ -14615,6 +15241,7 @@
     </w:tblStylePr>
     <w:tblStylePr w:type="lastRow">
       <w:rPr>
+        <w:rFonts w:eastAsia="黑体"/>
         <w:b/>
         <w:bCs/>
         <w:color w:themeColor="text1" w:val="000000"/>
@@ -14626,6 +15253,7 @@
     </w:tblStylePr>
     <w:tblStylePr w:type="firstCol">
       <w:rPr>
+        <w:rFonts w:eastAsia="黑体"/>
         <w:color w:themeColor="background1" w:val="FFFFFF"/>
       </w:rPr>
       <w:tblPr/>
@@ -14635,6 +15263,7 @@
     </w:tblStylePr>
     <w:tblStylePr w:type="lastCol">
       <w:rPr>
+        <w:rFonts w:eastAsia="黑体"/>
         <w:color w:themeColor="background1" w:val="FFFFFF"/>
       </w:rPr>
       <w:tblPr/>
@@ -14664,6 +15293,7 @@
       <w:spacing w:after="0" w:line="240" w:lineRule="auto"/>
     </w:pPr>
     <w:rPr>
+      <w:rFonts w:eastAsia="黑体"/>
       <w:color w:themeColor="text1" w:val="000000"/>
     </w:rPr>
     <w:tblPr>
@@ -14685,6 +15315,7 @@
     </w:tcPr>
     <w:tblStylePr w:type="firstRow">
       <w:rPr>
+        <w:rFonts w:eastAsia="黑体"/>
         <w:b/>
         <w:bCs/>
       </w:rPr>
@@ -14695,6 +15326,7 @@
     </w:tblStylePr>
     <w:tblStylePr w:type="lastRow">
       <w:rPr>
+        <w:rFonts w:eastAsia="黑体"/>
         <w:b/>
         <w:bCs/>
         <w:color w:themeColor="text1" w:val="000000"/>
@@ -14706,6 +15338,7 @@
     </w:tblStylePr>
     <w:tblStylePr w:type="firstCol">
       <w:rPr>
+        <w:rFonts w:eastAsia="黑体"/>
         <w:color w:themeColor="background1" w:val="FFFFFF"/>
       </w:rPr>
       <w:tblPr/>
@@ -14715,6 +15348,7 @@
     </w:tblStylePr>
     <w:tblStylePr w:type="lastCol">
       <w:rPr>
+        <w:rFonts w:eastAsia="黑体"/>
         <w:color w:themeColor="background1" w:val="FFFFFF"/>
       </w:rPr>
       <w:tblPr/>
@@ -14744,6 +15378,7 @@
       <w:spacing w:after="0" w:line="240" w:lineRule="auto"/>
     </w:pPr>
     <w:rPr>
+      <w:rFonts w:eastAsia="黑体"/>
       <w:color w:themeColor="text1" w:val="000000"/>
     </w:rPr>
     <w:tblPr>
@@ -14765,6 +15400,7 @@
     </w:tcPr>
     <w:tblStylePr w:type="firstRow">
       <w:rPr>
+        <w:rFonts w:eastAsia="黑体"/>
         <w:b/>
         <w:bCs/>
       </w:rPr>
@@ -14775,6 +15411,7 @@
     </w:tblStylePr>
     <w:tblStylePr w:type="lastRow">
       <w:rPr>
+        <w:rFonts w:eastAsia="黑体"/>
         <w:b/>
         <w:bCs/>
         <w:color w:themeColor="text1" w:val="000000"/>
@@ -14786,6 +15423,7 @@
     </w:tblStylePr>
     <w:tblStylePr w:type="firstCol">
       <w:rPr>
+        <w:rFonts w:eastAsia="黑体"/>
         <w:color w:themeColor="background1" w:val="FFFFFF"/>
       </w:rPr>
       <w:tblPr/>
@@ -14795,6 +15433,7 @@
     </w:tblStylePr>
     <w:tblStylePr w:type="lastCol">
       <w:rPr>
+        <w:rFonts w:eastAsia="黑体"/>
         <w:color w:themeColor="background1" w:val="FFFFFF"/>
       </w:rPr>
       <w:tblPr/>
@@ -14827,6 +15466,7 @@
     <w:name w:val="KeywordTok"/>
     <w:basedOn w:val="VerbatimChar"/>
     <w:rPr>
+      <w:rFonts w:eastAsia="黑体"/>
       <w:b/>
       <w:color w:val="007020"/>
     </w:rPr>
@@ -14835,6 +15475,7 @@
     <w:name w:val="DataTypeTok"/>
     <w:basedOn w:val="VerbatimChar"/>
     <w:rPr>
+      <w:rFonts w:eastAsia="黑体"/>
       <w:color w:val="902000"/>
     </w:rPr>
   </w:style>
@@ -14842,6 +15483,7 @@
     <w:name w:val="DecValTok"/>
     <w:basedOn w:val="VerbatimChar"/>
     <w:rPr>
+      <w:rFonts w:eastAsia="黑体"/>
       <w:color w:val="40a070"/>
     </w:rPr>
   </w:style>
@@ -14849,6 +15491,7 @@
     <w:name w:val="BaseNTok"/>
     <w:basedOn w:val="VerbatimChar"/>
     <w:rPr>
+      <w:rFonts w:eastAsia="黑体"/>
       <w:color w:val="40a070"/>
     </w:rPr>
   </w:style>
@@ -14856,6 +15499,7 @@
     <w:name w:val="FloatTok"/>
     <w:basedOn w:val="VerbatimChar"/>
     <w:rPr>
+      <w:rFonts w:eastAsia="黑体"/>
       <w:color w:val="40a070"/>
     </w:rPr>
   </w:style>
@@ -14863,6 +15507,7 @@
     <w:name w:val="ConstantTok"/>
     <w:basedOn w:val="VerbatimChar"/>
     <w:rPr>
+      <w:rFonts w:eastAsia="黑体"/>
       <w:color w:val="880000"/>
     </w:rPr>
   </w:style>
@@ -14870,6 +15515,7 @@
     <w:name w:val="CharTok"/>
     <w:basedOn w:val="VerbatimChar"/>
     <w:rPr>
+      <w:rFonts w:eastAsia="黑体"/>
       <w:color w:val="4070a0"/>
     </w:rPr>
   </w:style>
@@ -14877,6 +15523,7 @@
     <w:name w:val="SpecialCharTok"/>
     <w:basedOn w:val="VerbatimChar"/>
     <w:rPr>
+      <w:rFonts w:eastAsia="黑体"/>
       <w:color w:val="4070a0"/>
     </w:rPr>
   </w:style>
@@ -14884,6 +15531,7 @@
     <w:name w:val="StringTok"/>
     <w:basedOn w:val="VerbatimChar"/>
     <w:rPr>
+      <w:rFonts w:eastAsia="黑体"/>
       <w:color w:val="4070a0"/>
     </w:rPr>
   </w:style>
@@ -14891,6 +15539,7 @@
     <w:name w:val="VerbatimStringTok"/>
     <w:basedOn w:val="VerbatimChar"/>
     <w:rPr>
+      <w:rFonts w:eastAsia="黑体"/>
       <w:color w:val="4070a0"/>
     </w:rPr>
   </w:style>
@@ -14898,6 +15547,7 @@
     <w:name w:val="SpecialStringTok"/>
     <w:basedOn w:val="VerbatimChar"/>
     <w:rPr>
+      <w:rFonts w:eastAsia="黑体"/>
       <w:color w:val="bb6688"/>
     </w:rPr>
   </w:style>
@@ -14905,6 +15555,7 @@
     <w:name w:val="ImportTok"/>
     <w:basedOn w:val="VerbatimChar"/>
     <w:rPr>
+      <w:rFonts w:eastAsia="黑体"/>
       <w:b/>
       <w:color w:val="008000"/>
     </w:rPr>
@@ -14913,6 +15564,7 @@
     <w:name w:val="CommentTok"/>
     <w:basedOn w:val="VerbatimChar"/>
     <w:rPr>
+      <w:rFonts w:eastAsia="黑体"/>
       <w:i/>
       <w:color w:val="60a0b0"/>
     </w:rPr>
@@ -14921,6 +15573,7 @@
     <w:name w:val="DocumentationTok"/>
     <w:basedOn w:val="VerbatimChar"/>
     <w:rPr>
+      <w:rFonts w:eastAsia="黑体"/>
       <w:i/>
       <w:color w:val="ba2121"/>
     </w:rPr>
@@ -14929,6 +15582,7 @@
     <w:name w:val="AnnotationTok"/>
     <w:basedOn w:val="VerbatimChar"/>
     <w:rPr>
+      <w:rFonts w:eastAsia="黑体"/>
       <w:b/>
       <w:i/>
       <w:color w:val="60a0b0"/>
@@ -14938,6 +15592,7 @@
     <w:name w:val="CommentVarTok"/>
     <w:basedOn w:val="VerbatimChar"/>
     <w:rPr>
+      <w:rFonts w:eastAsia="黑体"/>
       <w:b/>
       <w:i/>
       <w:color w:val="60a0b0"/>
@@ -14947,6 +15602,7 @@
     <w:name w:val="OtherTok"/>
     <w:basedOn w:val="VerbatimChar"/>
     <w:rPr>
+      <w:rFonts w:eastAsia="黑体"/>
       <w:color w:val="007020"/>
     </w:rPr>
   </w:style>
@@ -14954,6 +15610,7 @@
     <w:name w:val="FunctionTok"/>
     <w:basedOn w:val="VerbatimChar"/>
     <w:rPr>
+      <w:rFonts w:eastAsia="黑体"/>
       <w:color w:val="06287e"/>
     </w:rPr>
   </w:style>
@@ -14961,6 +15618,7 @@
     <w:name w:val="VariableTok"/>
     <w:basedOn w:val="VerbatimChar"/>
     <w:rPr>
+      <w:rFonts w:eastAsia="黑体"/>
       <w:color w:val="19177c"/>
     </w:rPr>
   </w:style>
@@ -14968,6 +15626,7 @@
     <w:name w:val="ControlFlowTok"/>
     <w:basedOn w:val="VerbatimChar"/>
     <w:rPr>
+      <w:rFonts w:eastAsia="黑体"/>
       <w:b/>
       <w:color w:val="007020"/>
     </w:rPr>
@@ -14976,6 +15635,7 @@
     <w:name w:val="OperatorTok"/>
     <w:basedOn w:val="VerbatimChar"/>
     <w:rPr>
+      <w:rFonts w:eastAsia="黑体"/>
       <w:color w:val="666666"/>
     </w:rPr>
   </w:style>
@@ -14983,18 +15643,22 @@
     <w:name w:val="BuiltInTok"/>
     <w:basedOn w:val="VerbatimChar"/>
     <w:rPr>
+      <w:rFonts w:eastAsia="黑体"/>
       <w:color w:val="008000"/>
     </w:rPr>
   </w:style>
   <w:style w:type="character" w:customStyle="1" w:styleId="ExtensionTok">
     <w:name w:val="ExtensionTok"/>
     <w:basedOn w:val="VerbatimChar"/>
-    <w:rPr/>
+    <w:rPr>
+      <w:rFonts w:eastAsia="黑体"/>
+    </w:rPr>
   </w:style>
   <w:style w:type="character" w:customStyle="1" w:styleId="PreprocessorTok">
     <w:name w:val="PreprocessorTok"/>
     <w:basedOn w:val="VerbatimChar"/>
     <w:rPr>
+      <w:rFonts w:eastAsia="黑体"/>
       <w:color w:val="bc7a00"/>
     </w:rPr>
   </w:style>
@@ -15002,18 +15666,22 @@
     <w:name w:val="AttributeTok"/>
     <w:basedOn w:val="VerbatimChar"/>
     <w:rPr>
+      <w:rFonts w:eastAsia="黑体"/>
       <w:color w:val="7d9029"/>
     </w:rPr>
   </w:style>
   <w:style w:type="character" w:customStyle="1" w:styleId="RegionMarkerTok">
     <w:name w:val="RegionMarkerTok"/>
     <w:basedOn w:val="VerbatimChar"/>
-    <w:rPr/>
+    <w:rPr>
+      <w:rFonts w:eastAsia="黑体"/>
+    </w:rPr>
   </w:style>
   <w:style w:type="character" w:customStyle="1" w:styleId="InformationTok">
     <w:name w:val="InformationTok"/>
     <w:basedOn w:val="VerbatimChar"/>
     <w:rPr>
+      <w:rFonts w:eastAsia="黑体"/>
       <w:b/>
       <w:i/>
       <w:color w:val="60a0b0"/>
@@ -15023,6 +15691,7 @@
     <w:name w:val="WarningTok"/>
     <w:basedOn w:val="VerbatimChar"/>
     <w:rPr>
+      <w:rFonts w:eastAsia="黑体"/>
       <w:b/>
       <w:i/>
       <w:color w:val="60a0b0"/>
@@ -15032,6 +15701,7 @@
     <w:name w:val="AlertTok"/>
     <w:basedOn w:val="VerbatimChar"/>
     <w:rPr>
+      <w:rFonts w:eastAsia="黑体"/>
       <w:b/>
       <w:color w:val="ff0000"/>
     </w:rPr>
@@ -15040,6 +15710,7 @@
     <w:name w:val="ErrorTok"/>
     <w:basedOn w:val="VerbatimChar"/>
     <w:rPr>
+      <w:rFonts w:eastAsia="黑体"/>
       <w:b/>
       <w:color w:val="ff0000"/>
     </w:rPr>
@@ -15047,7 +15718,9 @@
   <w:style w:type="character" w:customStyle="1" w:styleId="NormalTok">
     <w:name w:val="NormalTok"/>
     <w:basedOn w:val="VerbatimChar"/>
-    <w:rPr/>
+    <w:rPr>
+      <w:rFonts w:eastAsia="黑体"/>
+    </w:rPr>
   </w:style>
 </w:styles>
 </file>
@@ -15096,12 +15769,12 @@
     <a:fontScheme name="Office">
       <a:majorFont>
         <a:latin typeface="Calibri"/>
-        <a:ea typeface=""/>
+        <a:ea typeface="黑体"/>
         <a:cs typeface=""/>
         <a:font script="Jpan" typeface="ＭＳ ゴシック"/>
         <a:font script="Hang" typeface="맑은 고딕"/>
-        <a:font script="Hans" typeface="宋体"/>
-        <a:font script="Hant" typeface="新細明體"/>
+        <a:font script="Hans" typeface="黑体"/>
+        <a:font script="Hant" typeface="黑体"/>
         <a:font script="Arab" typeface="Times New Roman"/>
         <a:font script="Hebr" typeface="Times New Roman"/>
         <a:font script="Thai" typeface="Angsana New"/>
@@ -15131,12 +15804,12 @@
       </a:majorFont>
       <a:minorFont>
         <a:latin typeface="Cambria"/>
-        <a:ea typeface=""/>
+        <a:ea typeface="黑体"/>
         <a:cs typeface=""/>
         <a:font script="Jpan" typeface="ＭＳ 明朝"/>
         <a:font script="Hang" typeface="맑은 고딕"/>
-        <a:font script="Hans" typeface="宋体"/>
-        <a:font script="Hant" typeface="新細明體"/>
+        <a:font script="Hans" typeface="黑体"/>
+        <a:font script="Hant" typeface="黑体"/>
         <a:font script="Arab" typeface="Arial"/>
         <a:font script="Hebr" typeface="Arial"/>
         <a:font script="Thai" typeface="Cordia New"/>

--- a/12-通用拓扑结构/01-串联/串联谐振结构/串联谐振结构.docx
+++ b/12-通用拓扑结构/01-串联/串联谐振结构/串联谐振结构.docx
@@ -2698,7 +2698,7 @@
           <w:color w:val="555555"/>
           <w:sz w:val="21"/>
         </w:rPr>
-        <w:t>材料收集者：杜文杰，WX手机：19519196569，QQ:3478827729</w:t>
+        <w:t>材料收集者：杜文杰，微信/手机：19519196569，QQ:3478827729</w:t>
       </w:r>
     </w:p>
     <w:sectPr>
